--- a/TheorynCoding/Study Material/Java Overall/Java Overall/Quick Java/oza sir/Study This/study material/Interview Question/My Interview Questions.docx
+++ b/TheorynCoding/Study Material/Java Overall/Java Overall/Quick Java/oza sir/Study This/study material/Interview Question/My Interview Questions.docx
@@ -492,6 +492,7 @@
           <w:rStyle w:val="HTMLCode"/>
           <w:color w:val="FFFFFF" w:themeColor="background1"/>
         </w:rPr>
+        <w:lastRenderedPageBreak/>
         <w:t xml:space="preserve">        </w:t>
       </w:r>
       <w:proofErr w:type="gramStart"/>
@@ -706,271 +707,271 @@
           <w:rStyle w:val="HTMLCode"/>
           <w:color w:val="FFFFFF" w:themeColor="background1"/>
         </w:rPr>
+        <w:t>}</w:t>
+      </w:r>
+    </w:p>
+    <w:p>
+      <w:pPr>
+        <w:pStyle w:val="HTMLPreformatted"/>
+        <w:shd w:val="clear" w:color="auto" w:fill="948A54" w:themeFill="background2" w:themeFillShade="80"/>
+        <w:rPr>
+          <w:rStyle w:val="HTMLCode"/>
+          <w:color w:val="FFFFFF" w:themeColor="background1"/>
+        </w:rPr>
+      </w:pPr>
+    </w:p>
+    <w:p>
+      <w:pPr>
+        <w:pStyle w:val="HTMLPreformatted"/>
+        <w:shd w:val="clear" w:color="auto" w:fill="948A54" w:themeFill="background2" w:themeFillShade="80"/>
+        <w:rPr>
+          <w:rStyle w:val="HTMLCode"/>
+          <w:color w:val="FFFFFF" w:themeColor="background1"/>
+        </w:rPr>
+      </w:pPr>
+      <w:proofErr w:type="gramStart"/>
+      <w:r>
+        <w:rPr>
+          <w:rStyle w:val="HTMLCode"/>
+          <w:color w:val="FFFFFF" w:themeColor="background1"/>
+        </w:rPr>
+        <w:t>public</w:t>
+      </w:r>
+      <w:proofErr w:type="gramEnd"/>
+      <w:r>
+        <w:rPr>
+          <w:rStyle w:val="HTMLCode"/>
+          <w:color w:val="FFFFFF" w:themeColor="background1"/>
+        </w:rPr>
+        <w:t xml:space="preserve"> class Main {</w:t>
+      </w:r>
+    </w:p>
+    <w:p>
+      <w:pPr>
+        <w:pStyle w:val="HTMLPreformatted"/>
+        <w:shd w:val="clear" w:color="auto" w:fill="948A54" w:themeFill="background2" w:themeFillShade="80"/>
+        <w:rPr>
+          <w:rStyle w:val="HTMLCode"/>
+          <w:color w:val="FFFFFF" w:themeColor="background1"/>
+        </w:rPr>
+      </w:pPr>
+      <w:r>
+        <w:rPr>
+          <w:rStyle w:val="HTMLCode"/>
+          <w:color w:val="FFFFFF" w:themeColor="background1"/>
+        </w:rPr>
+        <w:t xml:space="preserve">    </w:t>
+      </w:r>
+      <w:proofErr w:type="gramStart"/>
+      <w:r>
+        <w:rPr>
+          <w:rStyle w:val="HTMLCode"/>
+          <w:color w:val="FFFFFF" w:themeColor="background1"/>
+        </w:rPr>
+        <w:t>public</w:t>
+      </w:r>
+      <w:proofErr w:type="gramEnd"/>
+      <w:r>
+        <w:rPr>
+          <w:rStyle w:val="HTMLCode"/>
+          <w:color w:val="FFFFFF" w:themeColor="background1"/>
+        </w:rPr>
+        <w:t xml:space="preserve"> static void main(String[] args) {</w:t>
+      </w:r>
+    </w:p>
+    <w:p>
+      <w:pPr>
+        <w:pStyle w:val="HTMLPreformatted"/>
+        <w:shd w:val="clear" w:color="auto" w:fill="948A54" w:themeFill="background2" w:themeFillShade="80"/>
+        <w:rPr>
+          <w:rStyle w:val="HTMLCode"/>
+          <w:color w:val="FFFFFF" w:themeColor="background1"/>
+        </w:rPr>
+      </w:pPr>
+    </w:p>
+    <w:p>
+      <w:pPr>
+        <w:pStyle w:val="HTMLPreformatted"/>
+        <w:shd w:val="clear" w:color="auto" w:fill="948A54" w:themeFill="background2" w:themeFillShade="80"/>
+        <w:rPr>
+          <w:rStyle w:val="HTMLCode"/>
+          <w:color w:val="FFFFFF" w:themeColor="background1"/>
+        </w:rPr>
+      </w:pPr>
+      <w:r>
+        <w:rPr>
+          <w:rStyle w:val="HTMLCode"/>
+          <w:color w:val="FFFFFF" w:themeColor="background1"/>
+        </w:rPr>
+        <w:t xml:space="preserve">        Test t1 = new </w:t>
+      </w:r>
+      <w:proofErr w:type="gramStart"/>
+      <w:r>
+        <w:rPr>
+          <w:rStyle w:val="HTMLCode"/>
+          <w:color w:val="FFFFFF" w:themeColor="background1"/>
+        </w:rPr>
+        <w:t>Test(</w:t>
+      </w:r>
+      <w:proofErr w:type="gramEnd"/>
+      <w:r>
+        <w:rPr>
+          <w:rStyle w:val="HTMLCode"/>
+          <w:color w:val="FFFFFF" w:themeColor="background1"/>
+        </w:rPr>
+        <w:t>);</w:t>
+      </w:r>
+    </w:p>
+    <w:p>
+      <w:pPr>
+        <w:pStyle w:val="HTMLPreformatted"/>
+        <w:shd w:val="clear" w:color="auto" w:fill="948A54" w:themeFill="background2" w:themeFillShade="80"/>
+        <w:rPr>
+          <w:rStyle w:val="HTMLCode"/>
+          <w:color w:val="FFFFFF" w:themeColor="background1"/>
+        </w:rPr>
+      </w:pPr>
+      <w:r>
+        <w:rPr>
+          <w:rStyle w:val="HTMLCode"/>
+          <w:color w:val="FFFFFF" w:themeColor="background1"/>
+        </w:rPr>
+        <w:t xml:space="preserve">        Test t2 = new </w:t>
+      </w:r>
+      <w:proofErr w:type="gramStart"/>
+      <w:r>
+        <w:rPr>
+          <w:rStyle w:val="HTMLCode"/>
+          <w:color w:val="FFFFFF" w:themeColor="background1"/>
+        </w:rPr>
+        <w:t>Test(</w:t>
+      </w:r>
+      <w:proofErr w:type="gramEnd"/>
+      <w:r>
+        <w:rPr>
+          <w:rStyle w:val="HTMLCode"/>
+          <w:color w:val="FFFFFF" w:themeColor="background1"/>
+        </w:rPr>
+        <w:t>);</w:t>
+      </w:r>
+    </w:p>
+    <w:p>
+      <w:pPr>
+        <w:pStyle w:val="HTMLPreformatted"/>
+        <w:shd w:val="clear" w:color="auto" w:fill="948A54" w:themeFill="background2" w:themeFillShade="80"/>
+        <w:rPr>
+          <w:rStyle w:val="HTMLCode"/>
+          <w:color w:val="FFFFFF" w:themeColor="background1"/>
+        </w:rPr>
+      </w:pPr>
+    </w:p>
+    <w:p>
+      <w:pPr>
+        <w:pStyle w:val="HTMLPreformatted"/>
+        <w:shd w:val="clear" w:color="auto" w:fill="948A54" w:themeFill="background2" w:themeFillShade="80"/>
+        <w:rPr>
+          <w:rStyle w:val="HTMLCode"/>
+          <w:color w:val="FFFFFF" w:themeColor="background1"/>
+        </w:rPr>
+      </w:pPr>
+      <w:r>
+        <w:rPr>
+          <w:rStyle w:val="HTMLCode"/>
+          <w:color w:val="FFFFFF" w:themeColor="background1"/>
+        </w:rPr>
+        <w:t xml:space="preserve">        t1.x = 200;</w:t>
+      </w:r>
+    </w:p>
+    <w:p>
+      <w:pPr>
+        <w:pStyle w:val="HTMLPreformatted"/>
+        <w:shd w:val="clear" w:color="auto" w:fill="948A54" w:themeFill="background2" w:themeFillShade="80"/>
+        <w:rPr>
+          <w:rStyle w:val="HTMLCode"/>
+          <w:color w:val="FFFFFF" w:themeColor="background1"/>
+        </w:rPr>
+      </w:pPr>
+    </w:p>
+    <w:p>
+      <w:pPr>
+        <w:pStyle w:val="HTMLPreformatted"/>
+        <w:shd w:val="clear" w:color="auto" w:fill="948A54" w:themeFill="background2" w:themeFillShade="80"/>
+        <w:rPr>
+          <w:rStyle w:val="HTMLCode"/>
+          <w:color w:val="FFFFFF" w:themeColor="background1"/>
+        </w:rPr>
+      </w:pPr>
+      <w:r>
+        <w:rPr>
+          <w:rStyle w:val="HTMLCode"/>
+          <w:color w:val="FFFFFF" w:themeColor="background1"/>
+        </w:rPr>
+        <w:t xml:space="preserve">        </w:t>
+      </w:r>
+      <w:proofErr w:type="gramStart"/>
+      <w:r>
+        <w:rPr>
+          <w:rStyle w:val="HTMLCode"/>
+          <w:color w:val="FFFFFF" w:themeColor="background1"/>
+        </w:rPr>
+        <w:t>System.out.println(</w:t>
+      </w:r>
+      <w:proofErr w:type="gramEnd"/>
+      <w:r>
+        <w:rPr>
+          <w:rStyle w:val="HTMLCode"/>
+          <w:color w:val="FFFFFF" w:themeColor="background1"/>
+        </w:rPr>
+        <w:t>t2.x); // 200</w:t>
+      </w:r>
+    </w:p>
+    <w:p>
+      <w:pPr>
+        <w:pStyle w:val="HTMLPreformatted"/>
+        <w:shd w:val="clear" w:color="auto" w:fill="948A54" w:themeFill="background2" w:themeFillShade="80"/>
+        <w:rPr>
+          <w:rStyle w:val="HTMLCode"/>
+          <w:color w:val="FFFFFF" w:themeColor="background1"/>
+        </w:rPr>
+      </w:pPr>
+      <w:r>
+        <w:rPr>
+          <w:rStyle w:val="HTMLCode"/>
+          <w:color w:val="FFFFFF" w:themeColor="background1"/>
+        </w:rPr>
+        <w:t xml:space="preserve">    }</w:t>
+      </w:r>
+    </w:p>
+    <w:p>
+      <w:pPr>
+        <w:pStyle w:val="HTMLPreformatted"/>
+        <w:shd w:val="clear" w:color="auto" w:fill="948A54" w:themeFill="background2" w:themeFillShade="80"/>
+        <w:rPr>
+          <w:rStyle w:val="HTMLCode"/>
+          <w:color w:val="FFFFFF" w:themeColor="background1"/>
+        </w:rPr>
+      </w:pPr>
+      <w:r>
+        <w:rPr>
+          <w:rStyle w:val="HTMLCode"/>
+          <w:color w:val="FFFFFF" w:themeColor="background1"/>
+        </w:rPr>
+        <w:t>}</w:t>
+      </w:r>
+    </w:p>
+    <w:p>
+      <w:pPr>
+        <w:pStyle w:val="NormalWeb"/>
+        <w:shd w:val="clear" w:color="auto" w:fill="948A54" w:themeFill="background2" w:themeFillShade="80"/>
+        <w:rPr>
+          <w:color w:val="FFFFFF" w:themeColor="background1"/>
+        </w:rPr>
+      </w:pPr>
+      <w:r>
+        <w:rPr>
+          <w:color w:val="FFFFFF" w:themeColor="background1"/>
+        </w:rPr>
         <w:lastRenderedPageBreak/>
-        <w:t>}</w:t>
-      </w:r>
-    </w:p>
-    <w:p>
-      <w:pPr>
-        <w:pStyle w:val="HTMLPreformatted"/>
-        <w:shd w:val="clear" w:color="auto" w:fill="948A54" w:themeFill="background2" w:themeFillShade="80"/>
-        <w:rPr>
-          <w:rStyle w:val="HTMLCode"/>
-          <w:color w:val="FFFFFF" w:themeColor="background1"/>
-        </w:rPr>
-      </w:pPr>
-    </w:p>
-    <w:p>
-      <w:pPr>
-        <w:pStyle w:val="HTMLPreformatted"/>
-        <w:shd w:val="clear" w:color="auto" w:fill="948A54" w:themeFill="background2" w:themeFillShade="80"/>
-        <w:rPr>
-          <w:rStyle w:val="HTMLCode"/>
-          <w:color w:val="FFFFFF" w:themeColor="background1"/>
-        </w:rPr>
-      </w:pPr>
-      <w:proofErr w:type="gramStart"/>
-      <w:r>
-        <w:rPr>
-          <w:rStyle w:val="HTMLCode"/>
-          <w:color w:val="FFFFFF" w:themeColor="background1"/>
-        </w:rPr>
-        <w:t>public</w:t>
-      </w:r>
-      <w:proofErr w:type="gramEnd"/>
-      <w:r>
-        <w:rPr>
-          <w:rStyle w:val="HTMLCode"/>
-          <w:color w:val="FFFFFF" w:themeColor="background1"/>
-        </w:rPr>
-        <w:t xml:space="preserve"> class Main {</w:t>
-      </w:r>
-    </w:p>
-    <w:p>
-      <w:pPr>
-        <w:pStyle w:val="HTMLPreformatted"/>
-        <w:shd w:val="clear" w:color="auto" w:fill="948A54" w:themeFill="background2" w:themeFillShade="80"/>
-        <w:rPr>
-          <w:rStyle w:val="HTMLCode"/>
-          <w:color w:val="FFFFFF" w:themeColor="background1"/>
-        </w:rPr>
-      </w:pPr>
-      <w:r>
-        <w:rPr>
-          <w:rStyle w:val="HTMLCode"/>
-          <w:color w:val="FFFFFF" w:themeColor="background1"/>
-        </w:rPr>
-        <w:t xml:space="preserve">    </w:t>
-      </w:r>
-      <w:proofErr w:type="gramStart"/>
-      <w:r>
-        <w:rPr>
-          <w:rStyle w:val="HTMLCode"/>
-          <w:color w:val="FFFFFF" w:themeColor="background1"/>
-        </w:rPr>
-        <w:t>public</w:t>
-      </w:r>
-      <w:proofErr w:type="gramEnd"/>
-      <w:r>
-        <w:rPr>
-          <w:rStyle w:val="HTMLCode"/>
-          <w:color w:val="FFFFFF" w:themeColor="background1"/>
-        </w:rPr>
-        <w:t xml:space="preserve"> static void main(String[] args) {</w:t>
-      </w:r>
-    </w:p>
-    <w:p>
-      <w:pPr>
-        <w:pStyle w:val="HTMLPreformatted"/>
-        <w:shd w:val="clear" w:color="auto" w:fill="948A54" w:themeFill="background2" w:themeFillShade="80"/>
-        <w:rPr>
-          <w:rStyle w:val="HTMLCode"/>
-          <w:color w:val="FFFFFF" w:themeColor="background1"/>
-        </w:rPr>
-      </w:pPr>
-    </w:p>
-    <w:p>
-      <w:pPr>
-        <w:pStyle w:val="HTMLPreformatted"/>
-        <w:shd w:val="clear" w:color="auto" w:fill="948A54" w:themeFill="background2" w:themeFillShade="80"/>
-        <w:rPr>
-          <w:rStyle w:val="HTMLCode"/>
-          <w:color w:val="FFFFFF" w:themeColor="background1"/>
-        </w:rPr>
-      </w:pPr>
-      <w:r>
-        <w:rPr>
-          <w:rStyle w:val="HTMLCode"/>
-          <w:color w:val="FFFFFF" w:themeColor="background1"/>
-        </w:rPr>
-        <w:t xml:space="preserve">        Test t1 = new </w:t>
-      </w:r>
-      <w:proofErr w:type="gramStart"/>
-      <w:r>
-        <w:rPr>
-          <w:rStyle w:val="HTMLCode"/>
-          <w:color w:val="FFFFFF" w:themeColor="background1"/>
-        </w:rPr>
-        <w:t>Test(</w:t>
-      </w:r>
-      <w:proofErr w:type="gramEnd"/>
-      <w:r>
-        <w:rPr>
-          <w:rStyle w:val="HTMLCode"/>
-          <w:color w:val="FFFFFF" w:themeColor="background1"/>
-        </w:rPr>
-        <w:t>);</w:t>
-      </w:r>
-    </w:p>
-    <w:p>
-      <w:pPr>
-        <w:pStyle w:val="HTMLPreformatted"/>
-        <w:shd w:val="clear" w:color="auto" w:fill="948A54" w:themeFill="background2" w:themeFillShade="80"/>
-        <w:rPr>
-          <w:rStyle w:val="HTMLCode"/>
-          <w:color w:val="FFFFFF" w:themeColor="background1"/>
-        </w:rPr>
-      </w:pPr>
-      <w:r>
-        <w:rPr>
-          <w:rStyle w:val="HTMLCode"/>
-          <w:color w:val="FFFFFF" w:themeColor="background1"/>
-        </w:rPr>
-        <w:t xml:space="preserve">        Test t2 = new </w:t>
-      </w:r>
-      <w:proofErr w:type="gramStart"/>
-      <w:r>
-        <w:rPr>
-          <w:rStyle w:val="HTMLCode"/>
-          <w:color w:val="FFFFFF" w:themeColor="background1"/>
-        </w:rPr>
-        <w:t>Test(</w:t>
-      </w:r>
-      <w:proofErr w:type="gramEnd"/>
-      <w:r>
-        <w:rPr>
-          <w:rStyle w:val="HTMLCode"/>
-          <w:color w:val="FFFFFF" w:themeColor="background1"/>
-        </w:rPr>
-        <w:t>);</w:t>
-      </w:r>
-    </w:p>
-    <w:p>
-      <w:pPr>
-        <w:pStyle w:val="HTMLPreformatted"/>
-        <w:shd w:val="clear" w:color="auto" w:fill="948A54" w:themeFill="background2" w:themeFillShade="80"/>
-        <w:rPr>
-          <w:rStyle w:val="HTMLCode"/>
-          <w:color w:val="FFFFFF" w:themeColor="background1"/>
-        </w:rPr>
-      </w:pPr>
-    </w:p>
-    <w:p>
-      <w:pPr>
-        <w:pStyle w:val="HTMLPreformatted"/>
-        <w:shd w:val="clear" w:color="auto" w:fill="948A54" w:themeFill="background2" w:themeFillShade="80"/>
-        <w:rPr>
-          <w:rStyle w:val="HTMLCode"/>
-          <w:color w:val="FFFFFF" w:themeColor="background1"/>
-        </w:rPr>
-      </w:pPr>
-      <w:r>
-        <w:rPr>
-          <w:rStyle w:val="HTMLCode"/>
-          <w:color w:val="FFFFFF" w:themeColor="background1"/>
-        </w:rPr>
-        <w:t xml:space="preserve">        t1.x = 200;</w:t>
-      </w:r>
-    </w:p>
-    <w:p>
-      <w:pPr>
-        <w:pStyle w:val="HTMLPreformatted"/>
-        <w:shd w:val="clear" w:color="auto" w:fill="948A54" w:themeFill="background2" w:themeFillShade="80"/>
-        <w:rPr>
-          <w:rStyle w:val="HTMLCode"/>
-          <w:color w:val="FFFFFF" w:themeColor="background1"/>
-        </w:rPr>
-      </w:pPr>
-    </w:p>
-    <w:p>
-      <w:pPr>
-        <w:pStyle w:val="HTMLPreformatted"/>
-        <w:shd w:val="clear" w:color="auto" w:fill="948A54" w:themeFill="background2" w:themeFillShade="80"/>
-        <w:rPr>
-          <w:rStyle w:val="HTMLCode"/>
-          <w:color w:val="FFFFFF" w:themeColor="background1"/>
-        </w:rPr>
-      </w:pPr>
-      <w:r>
-        <w:rPr>
-          <w:rStyle w:val="HTMLCode"/>
-          <w:color w:val="FFFFFF" w:themeColor="background1"/>
-        </w:rPr>
-        <w:t xml:space="preserve">        </w:t>
-      </w:r>
-      <w:proofErr w:type="gramStart"/>
-      <w:r>
-        <w:rPr>
-          <w:rStyle w:val="HTMLCode"/>
-          <w:color w:val="FFFFFF" w:themeColor="background1"/>
-        </w:rPr>
-        <w:t>System.out.println(</w:t>
-      </w:r>
-      <w:proofErr w:type="gramEnd"/>
-      <w:r>
-        <w:rPr>
-          <w:rStyle w:val="HTMLCode"/>
-          <w:color w:val="FFFFFF" w:themeColor="background1"/>
-        </w:rPr>
-        <w:t>t2.x); // 200</w:t>
-      </w:r>
-    </w:p>
-    <w:p>
-      <w:pPr>
-        <w:pStyle w:val="HTMLPreformatted"/>
-        <w:shd w:val="clear" w:color="auto" w:fill="948A54" w:themeFill="background2" w:themeFillShade="80"/>
-        <w:rPr>
-          <w:rStyle w:val="HTMLCode"/>
-          <w:color w:val="FFFFFF" w:themeColor="background1"/>
-        </w:rPr>
-      </w:pPr>
-      <w:r>
-        <w:rPr>
-          <w:rStyle w:val="HTMLCode"/>
-          <w:color w:val="FFFFFF" w:themeColor="background1"/>
-        </w:rPr>
-        <w:t xml:space="preserve">    }</w:t>
-      </w:r>
-    </w:p>
-    <w:p>
-      <w:pPr>
-        <w:pStyle w:val="HTMLPreformatted"/>
-        <w:shd w:val="clear" w:color="auto" w:fill="948A54" w:themeFill="background2" w:themeFillShade="80"/>
-        <w:rPr>
-          <w:rStyle w:val="HTMLCode"/>
-          <w:color w:val="FFFFFF" w:themeColor="background1"/>
-        </w:rPr>
-      </w:pPr>
-      <w:r>
-        <w:rPr>
-          <w:rStyle w:val="HTMLCode"/>
-          <w:color w:val="FFFFFF" w:themeColor="background1"/>
-        </w:rPr>
-        <w:t>}</w:t>
-      </w:r>
-    </w:p>
-    <w:p>
-      <w:pPr>
-        <w:pStyle w:val="NormalWeb"/>
-        <w:shd w:val="clear" w:color="auto" w:fill="948A54" w:themeFill="background2" w:themeFillShade="80"/>
-        <w:rPr>
-          <w:color w:val="FFFFFF" w:themeColor="background1"/>
-        </w:rPr>
-      </w:pPr>
-      <w:r>
-        <w:rPr>
-          <w:color w:val="FFFFFF" w:themeColor="background1"/>
-        </w:rPr>
         <w:t xml:space="preserve">Since </w:t>
       </w:r>
       <w:r>
@@ -1839,6 +1840,7 @@
           <w:rStyle w:val="HTMLCode"/>
           <w:color w:val="FFFFFF" w:themeColor="background1"/>
         </w:rPr>
+        <w:lastRenderedPageBreak/>
         <w:t xml:space="preserve">        </w:t>
       </w:r>
       <w:proofErr w:type="gramStart"/>
@@ -2137,8 +2139,217 @@
         <w:rPr>
           <w:color w:val="FFFFFF" w:themeColor="background1"/>
         </w:rPr>
+        <w:t>2. Different Types of Parameters</w:t>
+      </w:r>
+    </w:p>
+    <w:p>
+      <w:pPr>
+        <w:pStyle w:val="HTMLPreformatted"/>
+        <w:shd w:val="clear" w:color="auto" w:fill="948A54" w:themeFill="background2" w:themeFillShade="80"/>
+        <w:rPr>
+          <w:rStyle w:val="HTMLCode"/>
+          <w:color w:val="FFFFFF" w:themeColor="background1"/>
+        </w:rPr>
+      </w:pPr>
+      <w:proofErr w:type="gramStart"/>
+      <w:r>
+        <w:rPr>
+          <w:rStyle w:val="HTMLCode"/>
+          <w:color w:val="FFFFFF" w:themeColor="background1"/>
+        </w:rPr>
+        <w:t>void</w:t>
+      </w:r>
+      <w:proofErr w:type="gramEnd"/>
+      <w:r>
+        <w:rPr>
+          <w:rStyle w:val="HTMLCode"/>
+          <w:color w:val="FFFFFF" w:themeColor="background1"/>
+        </w:rPr>
+        <w:t xml:space="preserve"> show(int a) { }</w:t>
+      </w:r>
+    </w:p>
+    <w:p>
+      <w:pPr>
+        <w:pStyle w:val="HTMLPreformatted"/>
+        <w:shd w:val="clear" w:color="auto" w:fill="948A54" w:themeFill="background2" w:themeFillShade="80"/>
+        <w:rPr>
+          <w:rStyle w:val="HTMLCode"/>
+          <w:color w:val="FFFFFF" w:themeColor="background1"/>
+        </w:rPr>
+      </w:pPr>
+    </w:p>
+    <w:p>
+      <w:pPr>
+        <w:pStyle w:val="HTMLPreformatted"/>
+        <w:shd w:val="clear" w:color="auto" w:fill="948A54" w:themeFill="background2" w:themeFillShade="80"/>
+        <w:rPr>
+          <w:rStyle w:val="HTMLCode"/>
+          <w:color w:val="FFFFFF" w:themeColor="background1"/>
+        </w:rPr>
+      </w:pPr>
+      <w:proofErr w:type="gramStart"/>
+      <w:r>
+        <w:rPr>
+          <w:rStyle w:val="HTMLCode"/>
+          <w:color w:val="FFFFFF" w:themeColor="background1"/>
+        </w:rPr>
+        <w:t>void</w:t>
+      </w:r>
+      <w:proofErr w:type="gramEnd"/>
+      <w:r>
+        <w:rPr>
+          <w:rStyle w:val="HTMLCode"/>
+          <w:color w:val="FFFFFF" w:themeColor="background1"/>
+        </w:rPr>
+        <w:t xml:space="preserve"> show(String s) { }</w:t>
+      </w:r>
+    </w:p>
+    <w:p>
+      <w:pPr>
+        <w:pStyle w:val="Heading4"/>
+        <w:shd w:val="clear" w:color="auto" w:fill="948A54" w:themeFill="background2" w:themeFillShade="80"/>
+        <w:rPr>
+          <w:color w:val="FFFFFF" w:themeColor="background1"/>
+        </w:rPr>
+      </w:pPr>
+      <w:r>
+        <w:rPr>
+          <w:color w:val="FFFFFF" w:themeColor="background1"/>
+        </w:rPr>
+        <w:t>3. Different Order of Parameters</w:t>
+      </w:r>
+    </w:p>
+    <w:p>
+      <w:pPr>
+        <w:pStyle w:val="HTMLPreformatted"/>
+        <w:shd w:val="clear" w:color="auto" w:fill="948A54" w:themeFill="background2" w:themeFillShade="80"/>
+        <w:rPr>
+          <w:rStyle w:val="HTMLCode"/>
+          <w:color w:val="FFFFFF" w:themeColor="background1"/>
+        </w:rPr>
+      </w:pPr>
+      <w:proofErr w:type="gramStart"/>
+      <w:r>
+        <w:rPr>
+          <w:rStyle w:val="HTMLCode"/>
+          <w:color w:val="FFFFFF" w:themeColor="background1"/>
+        </w:rPr>
+        <w:t>void</w:t>
+      </w:r>
+      <w:proofErr w:type="gramEnd"/>
+      <w:r>
+        <w:rPr>
+          <w:rStyle w:val="HTMLCode"/>
+          <w:color w:val="FFFFFF" w:themeColor="background1"/>
+        </w:rPr>
+        <w:t xml:space="preserve"> show(int a, String s) { }</w:t>
+      </w:r>
+    </w:p>
+    <w:p>
+      <w:pPr>
+        <w:pStyle w:val="HTMLPreformatted"/>
+        <w:shd w:val="clear" w:color="auto" w:fill="948A54" w:themeFill="background2" w:themeFillShade="80"/>
+        <w:rPr>
+          <w:rStyle w:val="HTMLCode"/>
+          <w:color w:val="FFFFFF" w:themeColor="background1"/>
+        </w:rPr>
+      </w:pPr>
+    </w:p>
+    <w:p>
+      <w:pPr>
+        <w:pStyle w:val="HTMLPreformatted"/>
+        <w:shd w:val="clear" w:color="auto" w:fill="948A54" w:themeFill="background2" w:themeFillShade="80"/>
+        <w:rPr>
+          <w:rStyle w:val="HTMLCode"/>
+          <w:color w:val="FFFFFF" w:themeColor="background1"/>
+        </w:rPr>
+      </w:pPr>
+      <w:proofErr w:type="gramStart"/>
+      <w:r>
+        <w:rPr>
+          <w:rStyle w:val="HTMLCode"/>
+          <w:color w:val="FFFFFF" w:themeColor="background1"/>
+        </w:rPr>
+        <w:t>void</w:t>
+      </w:r>
+      <w:proofErr w:type="gramEnd"/>
+      <w:r>
+        <w:rPr>
+          <w:rStyle w:val="HTMLCode"/>
+          <w:color w:val="FFFFFF" w:themeColor="background1"/>
+        </w:rPr>
+        <w:t xml:space="preserve"> show(String s, int a) { }</w:t>
+      </w:r>
+    </w:p>
+    <w:p>
+      <w:pPr>
+        <w:pStyle w:val="Heading3"/>
+        <w:shd w:val="clear" w:color="auto" w:fill="948A54" w:themeFill="background2" w:themeFillShade="80"/>
+        <w:rPr>
+          <w:color w:val="FFFFFF" w:themeColor="background1"/>
+        </w:rPr>
+      </w:pPr>
+      <w:r>
+        <w:rPr>
+          <w:color w:val="FFFFFF" w:themeColor="background1"/>
+        </w:rPr>
+        <w:t>Not Method Overloading</w:t>
+      </w:r>
+    </w:p>
+    <w:p>
+      <w:pPr>
+        <w:pStyle w:val="NormalWeb"/>
+        <w:shd w:val="clear" w:color="auto" w:fill="948A54" w:themeFill="background2" w:themeFillShade="80"/>
+        <w:rPr>
+          <w:color w:val="FFFFFF" w:themeColor="background1"/>
+        </w:rPr>
+      </w:pPr>
+      <w:r>
+        <w:rPr>
+          <w:color w:val="FFFFFF" w:themeColor="background1"/>
+        </w:rPr>
+        <w:t xml:space="preserve">❌ </w:t>
+      </w:r>
+      <w:proofErr w:type="gramStart"/>
+      <w:r>
+        <w:rPr>
+          <w:color w:val="FFFFFF" w:themeColor="background1"/>
+        </w:rPr>
+        <w:t>Only</w:t>
+      </w:r>
+      <w:proofErr w:type="gramEnd"/>
+      <w:r>
+        <w:rPr>
+          <w:color w:val="FFFFFF" w:themeColor="background1"/>
+        </w:rPr>
+        <w:t xml:space="preserve"> changing the return type</w:t>
+      </w:r>
+    </w:p>
+    <w:p>
+      <w:pPr>
+        <w:pStyle w:val="HTMLPreformatted"/>
+        <w:shd w:val="clear" w:color="auto" w:fill="948A54" w:themeFill="background2" w:themeFillShade="80"/>
+        <w:rPr>
+          <w:rStyle w:val="HTMLCode"/>
+          <w:color w:val="FFFFFF" w:themeColor="background1"/>
+        </w:rPr>
+      </w:pPr>
+      <w:proofErr w:type="gramStart"/>
+      <w:r>
+        <w:rPr>
+          <w:rStyle w:val="HTMLCode"/>
+          <w:color w:val="FFFFFF" w:themeColor="background1"/>
+        </w:rPr>
         <w:lastRenderedPageBreak/>
-        <w:t>2. Different Types of Parameters</w:t>
+        <w:t>int</w:t>
+      </w:r>
+      <w:proofErr w:type="gramEnd"/>
+      <w:r>
+        <w:rPr>
+          <w:rStyle w:val="HTMLCode"/>
+          <w:color w:val="FFFFFF" w:themeColor="background1"/>
+        </w:rPr>
+        <w:t xml:space="preserve"> show(int a) { return a; }</w:t>
       </w:r>
     </w:p>
     <w:p>
@@ -2150,13 +2361,23 @@
           <w:color w:val="FFFFFF" w:themeColor="background1"/>
         </w:rPr>
       </w:pPr>
+    </w:p>
+    <w:p>
+      <w:pPr>
+        <w:pStyle w:val="HTMLPreformatted"/>
+        <w:shd w:val="clear" w:color="auto" w:fill="948A54" w:themeFill="background2" w:themeFillShade="80"/>
+        <w:rPr>
+          <w:rStyle w:val="HTMLCode"/>
+          <w:color w:val="FFFFFF" w:themeColor="background1"/>
+        </w:rPr>
+      </w:pPr>
       <w:proofErr w:type="gramStart"/>
       <w:r>
         <w:rPr>
           <w:rStyle w:val="HTMLCode"/>
           <w:color w:val="FFFFFF" w:themeColor="background1"/>
         </w:rPr>
-        <w:t>void</w:t>
+        <w:t>double</w:t>
       </w:r>
       <w:proofErr w:type="gramEnd"/>
       <w:r>
@@ -2164,135 +2385,7 @@
           <w:rStyle w:val="HTMLCode"/>
           <w:color w:val="FFFFFF" w:themeColor="background1"/>
         </w:rPr>
-        <w:t xml:space="preserve"> show(int a) { }</w:t>
-      </w:r>
-    </w:p>
-    <w:p>
-      <w:pPr>
-        <w:pStyle w:val="HTMLPreformatted"/>
-        <w:shd w:val="clear" w:color="auto" w:fill="948A54" w:themeFill="background2" w:themeFillShade="80"/>
-        <w:rPr>
-          <w:rStyle w:val="HTMLCode"/>
-          <w:color w:val="FFFFFF" w:themeColor="background1"/>
-        </w:rPr>
-      </w:pPr>
-    </w:p>
-    <w:p>
-      <w:pPr>
-        <w:pStyle w:val="HTMLPreformatted"/>
-        <w:shd w:val="clear" w:color="auto" w:fill="948A54" w:themeFill="background2" w:themeFillShade="80"/>
-        <w:rPr>
-          <w:rStyle w:val="HTMLCode"/>
-          <w:color w:val="FFFFFF" w:themeColor="background1"/>
-        </w:rPr>
-      </w:pPr>
-      <w:proofErr w:type="gramStart"/>
-      <w:r>
-        <w:rPr>
-          <w:rStyle w:val="HTMLCode"/>
-          <w:color w:val="FFFFFF" w:themeColor="background1"/>
-        </w:rPr>
-        <w:t>void</w:t>
-      </w:r>
-      <w:proofErr w:type="gramEnd"/>
-      <w:r>
-        <w:rPr>
-          <w:rStyle w:val="HTMLCode"/>
-          <w:color w:val="FFFFFF" w:themeColor="background1"/>
-        </w:rPr>
-        <w:t xml:space="preserve"> show(String s) { }</w:t>
-      </w:r>
-    </w:p>
-    <w:p>
-      <w:pPr>
-        <w:pStyle w:val="Heading4"/>
-        <w:shd w:val="clear" w:color="auto" w:fill="948A54" w:themeFill="background2" w:themeFillShade="80"/>
-        <w:rPr>
-          <w:color w:val="FFFFFF" w:themeColor="background1"/>
-        </w:rPr>
-      </w:pPr>
-      <w:r>
-        <w:rPr>
-          <w:color w:val="FFFFFF" w:themeColor="background1"/>
-        </w:rPr>
-        <w:t>3. Different Order of Parameters</w:t>
-      </w:r>
-    </w:p>
-    <w:p>
-      <w:pPr>
-        <w:pStyle w:val="HTMLPreformatted"/>
-        <w:shd w:val="clear" w:color="auto" w:fill="948A54" w:themeFill="background2" w:themeFillShade="80"/>
-        <w:rPr>
-          <w:rStyle w:val="HTMLCode"/>
-          <w:color w:val="FFFFFF" w:themeColor="background1"/>
-        </w:rPr>
-      </w:pPr>
-      <w:proofErr w:type="gramStart"/>
-      <w:r>
-        <w:rPr>
-          <w:rStyle w:val="HTMLCode"/>
-          <w:color w:val="FFFFFF" w:themeColor="background1"/>
-        </w:rPr>
-        <w:t>void</w:t>
-      </w:r>
-      <w:proofErr w:type="gramEnd"/>
-      <w:r>
-        <w:rPr>
-          <w:rStyle w:val="HTMLCode"/>
-          <w:color w:val="FFFFFF" w:themeColor="background1"/>
-        </w:rPr>
-        <w:t xml:space="preserve"> show(int a, String s) { }</w:t>
-      </w:r>
-    </w:p>
-    <w:p>
-      <w:pPr>
-        <w:pStyle w:val="HTMLPreformatted"/>
-        <w:shd w:val="clear" w:color="auto" w:fill="948A54" w:themeFill="background2" w:themeFillShade="80"/>
-        <w:rPr>
-          <w:rStyle w:val="HTMLCode"/>
-          <w:color w:val="FFFFFF" w:themeColor="background1"/>
-        </w:rPr>
-      </w:pPr>
-    </w:p>
-    <w:p>
-      <w:pPr>
-        <w:pStyle w:val="HTMLPreformatted"/>
-        <w:shd w:val="clear" w:color="auto" w:fill="948A54" w:themeFill="background2" w:themeFillShade="80"/>
-        <w:rPr>
-          <w:rStyle w:val="HTMLCode"/>
-          <w:color w:val="FFFFFF" w:themeColor="background1"/>
-        </w:rPr>
-      </w:pPr>
-      <w:proofErr w:type="gramStart"/>
-      <w:r>
-        <w:rPr>
-          <w:rStyle w:val="HTMLCode"/>
-          <w:color w:val="FFFFFF" w:themeColor="background1"/>
-        </w:rPr>
-        <w:t>void</w:t>
-      </w:r>
-      <w:proofErr w:type="gramEnd"/>
-      <w:r>
-        <w:rPr>
-          <w:rStyle w:val="HTMLCode"/>
-          <w:color w:val="FFFFFF" w:themeColor="background1"/>
-        </w:rPr>
-        <w:t xml:space="preserve"> show(String s, int a) { }</w:t>
-      </w:r>
-    </w:p>
-    <w:p>
-      <w:pPr>
-        <w:pStyle w:val="Heading3"/>
-        <w:shd w:val="clear" w:color="auto" w:fill="948A54" w:themeFill="background2" w:themeFillShade="80"/>
-        <w:rPr>
-          <w:color w:val="FFFFFF" w:themeColor="background1"/>
-        </w:rPr>
-      </w:pPr>
-      <w:r>
-        <w:rPr>
-          <w:color w:val="FFFFFF" w:themeColor="background1"/>
-        </w:rPr>
-        <w:t>Not Method Overloading</w:t>
+        <w:t xml:space="preserve"> show(int a) { return a; } // Compile-time Error</w:t>
       </w:r>
     </w:p>
     <w:p>
@@ -2300,116 +2393,25 @@
         <w:pStyle w:val="NormalWeb"/>
         <w:shd w:val="clear" w:color="auto" w:fill="948A54" w:themeFill="background2" w:themeFillShade="80"/>
         <w:rPr>
-          <w:color w:val="FFFFFF" w:themeColor="background1"/>
-        </w:rPr>
-      </w:pPr>
-      <w:r>
-        <w:rPr>
-          <w:color w:val="FFFFFF" w:themeColor="background1"/>
-        </w:rPr>
-        <w:t xml:space="preserve">❌ </w:t>
-      </w:r>
-      <w:proofErr w:type="gramStart"/>
-      <w:r>
-        <w:rPr>
-          <w:color w:val="FFFFFF" w:themeColor="background1"/>
-        </w:rPr>
-        <w:t>Only</w:t>
-      </w:r>
-      <w:proofErr w:type="gramEnd"/>
-      <w:r>
-        <w:rPr>
-          <w:color w:val="FFFFFF" w:themeColor="background1"/>
-        </w:rPr>
-        <w:t xml:space="preserve"> changing the return type</w:t>
-      </w:r>
-    </w:p>
-    <w:p>
-      <w:pPr>
-        <w:pStyle w:val="HTMLPreformatted"/>
-        <w:shd w:val="clear" w:color="auto" w:fill="948A54" w:themeFill="background2" w:themeFillShade="80"/>
-        <w:rPr>
-          <w:rStyle w:val="HTMLCode"/>
-          <w:color w:val="FFFFFF" w:themeColor="background1"/>
-        </w:rPr>
-      </w:pPr>
-      <w:proofErr w:type="gramStart"/>
-      <w:r>
-        <w:rPr>
-          <w:rStyle w:val="HTMLCode"/>
-          <w:color w:val="FFFFFF" w:themeColor="background1"/>
-        </w:rPr>
-        <w:t>int</w:t>
-      </w:r>
-      <w:proofErr w:type="gramEnd"/>
-      <w:r>
-        <w:rPr>
-          <w:rStyle w:val="HTMLCode"/>
-          <w:color w:val="FFFFFF" w:themeColor="background1"/>
-        </w:rPr>
-        <w:t xml:space="preserve"> show(int a) { return a; }</w:t>
-      </w:r>
-    </w:p>
-    <w:p>
-      <w:pPr>
-        <w:pStyle w:val="HTMLPreformatted"/>
-        <w:shd w:val="clear" w:color="auto" w:fill="948A54" w:themeFill="background2" w:themeFillShade="80"/>
-        <w:rPr>
-          <w:rStyle w:val="HTMLCode"/>
-          <w:color w:val="FFFFFF" w:themeColor="background1"/>
-        </w:rPr>
-      </w:pPr>
-    </w:p>
-    <w:p>
-      <w:pPr>
-        <w:pStyle w:val="HTMLPreformatted"/>
-        <w:shd w:val="clear" w:color="auto" w:fill="948A54" w:themeFill="background2" w:themeFillShade="80"/>
-        <w:rPr>
-          <w:rStyle w:val="HTMLCode"/>
-          <w:color w:val="FFFFFF" w:themeColor="background1"/>
-        </w:rPr>
-      </w:pPr>
-      <w:proofErr w:type="gramStart"/>
-      <w:r>
-        <w:rPr>
-          <w:rStyle w:val="HTMLCode"/>
-          <w:color w:val="FFFFFF" w:themeColor="background1"/>
-        </w:rPr>
-        <w:t>double</w:t>
-      </w:r>
-      <w:proofErr w:type="gramEnd"/>
-      <w:r>
-        <w:rPr>
-          <w:rStyle w:val="HTMLCode"/>
-          <w:color w:val="FFFFFF" w:themeColor="background1"/>
-        </w:rPr>
-        <w:t xml:space="preserve"> show(int a) { return a; } // Compile-time Error</w:t>
-      </w:r>
-    </w:p>
-    <w:p>
-      <w:pPr>
-        <w:pStyle w:val="NormalWeb"/>
-        <w:shd w:val="clear" w:color="auto" w:fill="948A54" w:themeFill="background2" w:themeFillShade="80"/>
-        <w:rPr>
-          <w:color w:val="FFFFFF" w:themeColor="background1"/>
-        </w:rPr>
-      </w:pPr>
-      <w:r>
-        <w:rPr>
-          <w:color w:val="FFFFFF" w:themeColor="background1"/>
+          <w:color w:val="FF0000"/>
+        </w:rPr>
+      </w:pPr>
+      <w:r>
+        <w:rPr>
+          <w:color w:val="FF0000"/>
         </w:rPr>
         <w:t xml:space="preserve">Because return type is </w:t>
       </w:r>
       <w:r>
         <w:rPr>
           <w:rStyle w:val="Strong"/>
-          <w:color w:val="FFFFFF" w:themeColor="background1"/>
+          <w:color w:val="FF0000"/>
         </w:rPr>
         <w:t>not part of the method signature</w:t>
       </w:r>
       <w:r>
         <w:rPr>
-          <w:color w:val="FFFFFF" w:themeColor="background1"/>
+          <w:color w:val="FF0000"/>
         </w:rPr>
         <w:t>.</w:t>
       </w:r>
@@ -3102,6 +3104,7 @@
           <w:szCs w:val="20"/>
           <w:lang w:eastAsia="en-IN"/>
         </w:rPr>
+        <w:lastRenderedPageBreak/>
         <w:t xml:space="preserve">        return a + b;</w:t>
       </w:r>
       <w:r>
@@ -3360,7 +3363,6 @@
           <w:szCs w:val="24"/>
           <w:lang w:eastAsia="en-IN"/>
         </w:rPr>
-        <w:lastRenderedPageBreak/>
         <w:t xml:space="preserve">Same parameters → </w:t>
       </w:r>
       <w:r>
@@ -3600,6 +3602,7 @@
           <w:szCs w:val="20"/>
           <w:lang w:eastAsia="en-IN"/>
         </w:rPr>
+        <w:lastRenderedPageBreak/>
         <w:br/>
       </w:r>
       <w:r>
@@ -4037,6 +4040,7 @@
           <w:szCs w:val="20"/>
           <w:lang w:eastAsia="en-IN"/>
         </w:rPr>
+        <w:lastRenderedPageBreak/>
         <w:t xml:space="preserve">        return a + b;</w:t>
       </w:r>
       <w:r>
@@ -4057,7 +4061,6 @@
           <w:szCs w:val="20"/>
           <w:lang w:eastAsia="en-IN"/>
         </w:rPr>
-        <w:lastRenderedPageBreak/>
         <w:t xml:space="preserve">    }</w:t>
       </w:r>
       <w:r>
@@ -4499,6 +4502,7 @@
         <w:rPr>
           <w:highlight w:val="yellow"/>
         </w:rPr>
+        <w:lastRenderedPageBreak/>
         <w:t>Comparable vs Comparator</w:t>
       </w:r>
     </w:p>
@@ -4616,218 +4620,220 @@
         <w:rPr>
           <w:color w:val="FFFFFF" w:themeColor="background1"/>
         </w:rPr>
+        <w:t>Interface</w:t>
+      </w:r>
+    </w:p>
+    <w:p>
+      <w:pPr>
+        <w:pStyle w:val="HTMLPreformatted"/>
+        <w:shd w:val="clear" w:color="auto" w:fill="948A54" w:themeFill="background2" w:themeFillShade="80"/>
+        <w:rPr>
+          <w:rStyle w:val="HTMLCode"/>
+          <w:color w:val="FFFFFF" w:themeColor="background1"/>
+        </w:rPr>
+      </w:pPr>
+      <w:proofErr w:type="gramStart"/>
+      <w:r>
+        <w:rPr>
+          <w:rStyle w:val="HTMLCode"/>
+          <w:color w:val="FFFFFF" w:themeColor="background1"/>
+        </w:rPr>
+        <w:t>public</w:t>
+      </w:r>
+      <w:proofErr w:type="gramEnd"/>
+      <w:r>
+        <w:rPr>
+          <w:rStyle w:val="HTMLCode"/>
+          <w:color w:val="FFFFFF" w:themeColor="background1"/>
+        </w:rPr>
+        <w:t xml:space="preserve"> interface Comparable&lt;T&gt; {</w:t>
+      </w:r>
+    </w:p>
+    <w:p>
+      <w:pPr>
+        <w:pStyle w:val="HTMLPreformatted"/>
+        <w:shd w:val="clear" w:color="auto" w:fill="948A54" w:themeFill="background2" w:themeFillShade="80"/>
+        <w:rPr>
+          <w:rStyle w:val="HTMLCode"/>
+          <w:color w:val="FFFFFF" w:themeColor="background1"/>
+        </w:rPr>
+      </w:pPr>
+      <w:r>
+        <w:rPr>
+          <w:rStyle w:val="HTMLCode"/>
+          <w:color w:val="FFFFFF" w:themeColor="background1"/>
+        </w:rPr>
+        <w:t xml:space="preserve">    </w:t>
+      </w:r>
+      <w:proofErr w:type="gramStart"/>
+      <w:r>
+        <w:rPr>
+          <w:rStyle w:val="HTMLCode"/>
+          <w:color w:val="FFFFFF" w:themeColor="background1"/>
+        </w:rPr>
+        <w:t>int</w:t>
+      </w:r>
+      <w:proofErr w:type="gramEnd"/>
+      <w:r>
+        <w:rPr>
+          <w:rStyle w:val="HTMLCode"/>
+          <w:color w:val="FFFFFF" w:themeColor="background1"/>
+        </w:rPr>
+        <w:t xml:space="preserve"> </w:t>
+      </w:r>
+      <w:proofErr w:type="spellStart"/>
+      <w:r>
+        <w:rPr>
+          <w:rStyle w:val="HTMLCode"/>
+          <w:color w:val="FFFFFF" w:themeColor="background1"/>
+        </w:rPr>
+        <w:t>compareTo</w:t>
+      </w:r>
+      <w:proofErr w:type="spellEnd"/>
+      <w:r>
+        <w:rPr>
+          <w:rStyle w:val="HTMLCode"/>
+          <w:color w:val="FFFFFF" w:themeColor="background1"/>
+        </w:rPr>
+        <w:t>(</w:t>
+      </w:r>
+      <w:proofErr w:type="spellStart"/>
+      <w:r>
+        <w:rPr>
+          <w:rStyle w:val="HTMLCode"/>
+          <w:color w:val="FFFFFF" w:themeColor="background1"/>
+        </w:rPr>
+        <w:t>T o</w:t>
+      </w:r>
+      <w:proofErr w:type="spellEnd"/>
+      <w:r>
+        <w:rPr>
+          <w:rStyle w:val="HTMLCode"/>
+          <w:color w:val="FFFFFF" w:themeColor="background1"/>
+        </w:rPr>
+        <w:t>);</w:t>
+      </w:r>
+    </w:p>
+    <w:p>
+      <w:pPr>
+        <w:pStyle w:val="HTMLPreformatted"/>
+        <w:shd w:val="clear" w:color="auto" w:fill="948A54" w:themeFill="background2" w:themeFillShade="80"/>
+        <w:rPr>
+          <w:rStyle w:val="HTMLCode"/>
+          <w:color w:val="FFFFFF" w:themeColor="background1"/>
+        </w:rPr>
+      </w:pPr>
+      <w:r>
+        <w:rPr>
+          <w:rStyle w:val="HTMLCode"/>
+          <w:color w:val="FFFFFF" w:themeColor="background1"/>
+        </w:rPr>
+        <w:t>}</w:t>
+      </w:r>
+    </w:p>
+    <w:p>
+      <w:pPr>
+        <w:pStyle w:val="Heading3"/>
+        <w:shd w:val="clear" w:color="auto" w:fill="948A54" w:themeFill="background2" w:themeFillShade="80"/>
+        <w:rPr>
+          <w:color w:val="FFFFFF" w:themeColor="background1"/>
+        </w:rPr>
+      </w:pPr>
+      <w:r>
+        <w:rPr>
+          <w:color w:val="FFFFFF" w:themeColor="background1"/>
+        </w:rPr>
+        <w:t>Example</w:t>
+      </w:r>
+    </w:p>
+    <w:p>
+      <w:pPr>
+        <w:pStyle w:val="HTMLPreformatted"/>
+        <w:shd w:val="clear" w:color="auto" w:fill="948A54" w:themeFill="background2" w:themeFillShade="80"/>
+        <w:rPr>
+          <w:rStyle w:val="HTMLCode"/>
+          <w:color w:val="FFFFFF" w:themeColor="background1"/>
+        </w:rPr>
+      </w:pPr>
+      <w:proofErr w:type="gramStart"/>
+      <w:r>
+        <w:rPr>
+          <w:rStyle w:val="HTMLCode"/>
+          <w:color w:val="FFFFFF" w:themeColor="background1"/>
+        </w:rPr>
+        <w:t>class</w:t>
+      </w:r>
+      <w:proofErr w:type="gramEnd"/>
+      <w:r>
+        <w:rPr>
+          <w:rStyle w:val="HTMLCode"/>
+          <w:color w:val="FFFFFF" w:themeColor="background1"/>
+        </w:rPr>
+        <w:t xml:space="preserve"> Employee implements Comparable&lt;Employee&gt; {</w:t>
+      </w:r>
+    </w:p>
+    <w:p>
+      <w:pPr>
+        <w:pStyle w:val="HTMLPreformatted"/>
+        <w:shd w:val="clear" w:color="auto" w:fill="948A54" w:themeFill="background2" w:themeFillShade="80"/>
+        <w:rPr>
+          <w:rStyle w:val="HTMLCode"/>
+          <w:color w:val="FFFFFF" w:themeColor="background1"/>
+        </w:rPr>
+      </w:pPr>
+    </w:p>
+    <w:p>
+      <w:pPr>
+        <w:pStyle w:val="HTMLPreformatted"/>
+        <w:shd w:val="clear" w:color="auto" w:fill="948A54" w:themeFill="background2" w:themeFillShade="80"/>
+        <w:rPr>
+          <w:rStyle w:val="HTMLCode"/>
+          <w:color w:val="FFFFFF" w:themeColor="background1"/>
+        </w:rPr>
+      </w:pPr>
+      <w:r>
+        <w:rPr>
+          <w:rStyle w:val="HTMLCode"/>
+          <w:color w:val="FFFFFF" w:themeColor="background1"/>
+        </w:rPr>
+        <w:t xml:space="preserve">    </w:t>
+      </w:r>
+      <w:proofErr w:type="gramStart"/>
+      <w:r>
+        <w:rPr>
+          <w:rStyle w:val="HTMLCode"/>
+          <w:color w:val="FFFFFF" w:themeColor="background1"/>
+        </w:rPr>
+        <w:t>int</w:t>
+      </w:r>
+      <w:proofErr w:type="gramEnd"/>
+      <w:r>
+        <w:rPr>
+          <w:rStyle w:val="HTMLCode"/>
+          <w:color w:val="FFFFFF" w:themeColor="background1"/>
+        </w:rPr>
+        <w:t xml:space="preserve"> id;</w:t>
+      </w:r>
+    </w:p>
+    <w:p>
+      <w:pPr>
+        <w:pStyle w:val="HTMLPreformatted"/>
+        <w:shd w:val="clear" w:color="auto" w:fill="948A54" w:themeFill="background2" w:themeFillShade="80"/>
+        <w:rPr>
+          <w:rStyle w:val="HTMLCode"/>
+          <w:color w:val="FFFFFF" w:themeColor="background1"/>
+        </w:rPr>
+      </w:pPr>
+      <w:r>
+        <w:rPr>
+          <w:rStyle w:val="HTMLCode"/>
+          <w:color w:val="FFFFFF" w:themeColor="background1"/>
+        </w:rPr>
         <w:lastRenderedPageBreak/>
-        <w:t>Interface</w:t>
-      </w:r>
-    </w:p>
-    <w:p>
-      <w:pPr>
-        <w:pStyle w:val="HTMLPreformatted"/>
-        <w:shd w:val="clear" w:color="auto" w:fill="948A54" w:themeFill="background2" w:themeFillShade="80"/>
-        <w:rPr>
-          <w:rStyle w:val="HTMLCode"/>
-          <w:color w:val="FFFFFF" w:themeColor="background1"/>
-        </w:rPr>
-      </w:pPr>
-      <w:proofErr w:type="gramStart"/>
-      <w:r>
-        <w:rPr>
-          <w:rStyle w:val="HTMLCode"/>
-          <w:color w:val="FFFFFF" w:themeColor="background1"/>
-        </w:rPr>
-        <w:t>public</w:t>
-      </w:r>
-      <w:proofErr w:type="gramEnd"/>
-      <w:r>
-        <w:rPr>
-          <w:rStyle w:val="HTMLCode"/>
-          <w:color w:val="FFFFFF" w:themeColor="background1"/>
-        </w:rPr>
-        <w:t xml:space="preserve"> interface Comparable&lt;T&gt; {</w:t>
-      </w:r>
-    </w:p>
-    <w:p>
-      <w:pPr>
-        <w:pStyle w:val="HTMLPreformatted"/>
-        <w:shd w:val="clear" w:color="auto" w:fill="948A54" w:themeFill="background2" w:themeFillShade="80"/>
-        <w:rPr>
-          <w:rStyle w:val="HTMLCode"/>
-          <w:color w:val="FFFFFF" w:themeColor="background1"/>
-        </w:rPr>
-      </w:pPr>
-      <w:r>
-        <w:rPr>
-          <w:rStyle w:val="HTMLCode"/>
-          <w:color w:val="FFFFFF" w:themeColor="background1"/>
-        </w:rPr>
-        <w:t xml:space="preserve">    </w:t>
-      </w:r>
-      <w:proofErr w:type="gramStart"/>
-      <w:r>
-        <w:rPr>
-          <w:rStyle w:val="HTMLCode"/>
-          <w:color w:val="FFFFFF" w:themeColor="background1"/>
-        </w:rPr>
-        <w:t>int</w:t>
-      </w:r>
-      <w:proofErr w:type="gramEnd"/>
-      <w:r>
-        <w:rPr>
-          <w:rStyle w:val="HTMLCode"/>
-          <w:color w:val="FFFFFF" w:themeColor="background1"/>
-        </w:rPr>
-        <w:t xml:space="preserve"> </w:t>
-      </w:r>
-      <w:proofErr w:type="spellStart"/>
-      <w:r>
-        <w:rPr>
-          <w:rStyle w:val="HTMLCode"/>
-          <w:color w:val="FFFFFF" w:themeColor="background1"/>
-        </w:rPr>
-        <w:t>compareTo</w:t>
-      </w:r>
-      <w:proofErr w:type="spellEnd"/>
-      <w:r>
-        <w:rPr>
-          <w:rStyle w:val="HTMLCode"/>
-          <w:color w:val="FFFFFF" w:themeColor="background1"/>
-        </w:rPr>
-        <w:t>(</w:t>
-      </w:r>
-      <w:proofErr w:type="spellStart"/>
-      <w:r>
-        <w:rPr>
-          <w:rStyle w:val="HTMLCode"/>
-          <w:color w:val="FFFFFF" w:themeColor="background1"/>
-        </w:rPr>
-        <w:t>T o</w:t>
-      </w:r>
-      <w:proofErr w:type="spellEnd"/>
-      <w:r>
-        <w:rPr>
-          <w:rStyle w:val="HTMLCode"/>
-          <w:color w:val="FFFFFF" w:themeColor="background1"/>
-        </w:rPr>
-        <w:t>);</w:t>
-      </w:r>
-    </w:p>
-    <w:p>
-      <w:pPr>
-        <w:pStyle w:val="HTMLPreformatted"/>
-        <w:shd w:val="clear" w:color="auto" w:fill="948A54" w:themeFill="background2" w:themeFillShade="80"/>
-        <w:rPr>
-          <w:rStyle w:val="HTMLCode"/>
-          <w:color w:val="FFFFFF" w:themeColor="background1"/>
-        </w:rPr>
-      </w:pPr>
-      <w:r>
-        <w:rPr>
-          <w:rStyle w:val="HTMLCode"/>
-          <w:color w:val="FFFFFF" w:themeColor="background1"/>
-        </w:rPr>
-        <w:t>}</w:t>
-      </w:r>
-    </w:p>
-    <w:p>
-      <w:pPr>
-        <w:pStyle w:val="Heading3"/>
-        <w:shd w:val="clear" w:color="auto" w:fill="948A54" w:themeFill="background2" w:themeFillShade="80"/>
-        <w:rPr>
-          <w:color w:val="FFFFFF" w:themeColor="background1"/>
-        </w:rPr>
-      </w:pPr>
-      <w:r>
-        <w:rPr>
-          <w:color w:val="FFFFFF" w:themeColor="background1"/>
-        </w:rPr>
-        <w:t>Example</w:t>
-      </w:r>
-    </w:p>
-    <w:p>
-      <w:pPr>
-        <w:pStyle w:val="HTMLPreformatted"/>
-        <w:shd w:val="clear" w:color="auto" w:fill="948A54" w:themeFill="background2" w:themeFillShade="80"/>
-        <w:rPr>
-          <w:rStyle w:val="HTMLCode"/>
-          <w:color w:val="FFFFFF" w:themeColor="background1"/>
-        </w:rPr>
-      </w:pPr>
-      <w:proofErr w:type="gramStart"/>
-      <w:r>
-        <w:rPr>
-          <w:rStyle w:val="HTMLCode"/>
-          <w:color w:val="FFFFFF" w:themeColor="background1"/>
-        </w:rPr>
-        <w:t>class</w:t>
-      </w:r>
-      <w:proofErr w:type="gramEnd"/>
-      <w:r>
-        <w:rPr>
-          <w:rStyle w:val="HTMLCode"/>
-          <w:color w:val="FFFFFF" w:themeColor="background1"/>
-        </w:rPr>
-        <w:t xml:space="preserve"> Employee implements Comparable&lt;Employee&gt; {</w:t>
-      </w:r>
-    </w:p>
-    <w:p>
-      <w:pPr>
-        <w:pStyle w:val="HTMLPreformatted"/>
-        <w:shd w:val="clear" w:color="auto" w:fill="948A54" w:themeFill="background2" w:themeFillShade="80"/>
-        <w:rPr>
-          <w:rStyle w:val="HTMLCode"/>
-          <w:color w:val="FFFFFF" w:themeColor="background1"/>
-        </w:rPr>
-      </w:pPr>
-    </w:p>
-    <w:p>
-      <w:pPr>
-        <w:pStyle w:val="HTMLPreformatted"/>
-        <w:shd w:val="clear" w:color="auto" w:fill="948A54" w:themeFill="background2" w:themeFillShade="80"/>
-        <w:rPr>
-          <w:rStyle w:val="HTMLCode"/>
-          <w:color w:val="FFFFFF" w:themeColor="background1"/>
-        </w:rPr>
-      </w:pPr>
-      <w:r>
-        <w:rPr>
-          <w:rStyle w:val="HTMLCode"/>
-          <w:color w:val="FFFFFF" w:themeColor="background1"/>
-        </w:rPr>
-        <w:t xml:space="preserve">    </w:t>
-      </w:r>
-      <w:proofErr w:type="gramStart"/>
-      <w:r>
-        <w:rPr>
-          <w:rStyle w:val="HTMLCode"/>
-          <w:color w:val="FFFFFF" w:themeColor="background1"/>
-        </w:rPr>
-        <w:t>int</w:t>
-      </w:r>
-      <w:proofErr w:type="gramEnd"/>
-      <w:r>
-        <w:rPr>
-          <w:rStyle w:val="HTMLCode"/>
-          <w:color w:val="FFFFFF" w:themeColor="background1"/>
-        </w:rPr>
-        <w:t xml:space="preserve"> id;</w:t>
-      </w:r>
-    </w:p>
-    <w:p>
-      <w:pPr>
-        <w:pStyle w:val="HTMLPreformatted"/>
-        <w:shd w:val="clear" w:color="auto" w:fill="948A54" w:themeFill="background2" w:themeFillShade="80"/>
-        <w:rPr>
-          <w:rStyle w:val="HTMLCode"/>
-          <w:color w:val="FFFFFF" w:themeColor="background1"/>
-        </w:rPr>
-      </w:pPr>
-      <w:r>
-        <w:rPr>
-          <w:rStyle w:val="HTMLCode"/>
-          <w:color w:val="FFFFFF" w:themeColor="background1"/>
-        </w:rPr>
         <w:t xml:space="preserve">    String name;</w:t>
       </w:r>
+      <w:bookmarkStart w:id="0" w:name="_GoBack"/>
+      <w:bookmarkEnd w:id="0"/>
     </w:p>
     <w:p>
       <w:pPr>
@@ -5466,6 +5472,7 @@
           <w:rStyle w:val="HTMLCode"/>
           <w:color w:val="FFFFFF" w:themeColor="background1"/>
         </w:rPr>
+        <w:lastRenderedPageBreak/>
         <w:t>1 B</w:t>
       </w:r>
     </w:p>
@@ -5531,7 +5538,6 @@
         <w:rPr>
           <w:color w:val="FFFFFF" w:themeColor="background1"/>
         </w:rPr>
-        <w:lastRenderedPageBreak/>
         <w:t>Comparator</w:t>
       </w:r>
     </w:p>
@@ -5842,6 +5848,7 @@
           <w:rStyle w:val="HTMLCode"/>
           <w:color w:val="FFFFFF" w:themeColor="background1"/>
         </w:rPr>
+        <w:lastRenderedPageBreak/>
         <w:t>1 B</w:t>
       </w:r>
     </w:p>
@@ -6167,7 +6174,6 @@
         <w:rPr>
           <w:color w:val="FFFFFF" w:themeColor="background1"/>
         </w:rPr>
-        <w:lastRenderedPageBreak/>
         <w:t>Multiple Fields</w:t>
       </w:r>
     </w:p>
@@ -6343,6 +6349,7 @@
         <w:rPr>
           <w:color w:val="FFFFFF" w:themeColor="background1"/>
         </w:rPr>
+        <w:lastRenderedPageBreak/>
         <w:pict>
           <v:rect id="_x0000_i1031" style="width:0;height:1.5pt" o:hralign="center" o:hrstd="t" o:hr="t" fillcolor="#a0a0a0" stroked="f"/>
         </w:pict>
@@ -6582,6 +6589,7 @@
         <w:rPr>
           <w:color w:val="FFFFFF" w:themeColor="background1"/>
         </w:rPr>
+        <w:lastRenderedPageBreak/>
         <w:t>Difference</w:t>
       </w:r>
     </w:p>
@@ -6947,7 +6955,6 @@
               <w:rPr>
                 <w:color w:val="FFFFFF" w:themeColor="background1"/>
               </w:rPr>
-              <w:lastRenderedPageBreak/>
               <w:t>Number of Sort Orders</w:t>
             </w:r>
           </w:p>
@@ -7224,6 +7231,7 @@
           <w:rStyle w:val="HTMLCode"/>
           <w:color w:val="FFFFFF" w:themeColor="background1"/>
         </w:rPr>
+        <w:lastRenderedPageBreak/>
         <w:t>class</w:t>
       </w:r>
       <w:proofErr w:type="gramEnd"/>
@@ -7477,40 +7485,40 @@
         <w:rPr>
           <w:color w:val="FFFFFF" w:themeColor="background1"/>
         </w:rPr>
+        <w:t>First object is smaller.</w:t>
+      </w:r>
+    </w:p>
+    <w:p>
+      <w:pPr>
+        <w:pStyle w:val="NormalWeb"/>
+        <w:shd w:val="clear" w:color="auto" w:fill="948A54" w:themeFill="background2" w:themeFillShade="80"/>
+        <w:rPr>
+          <w:color w:val="FFFFFF" w:themeColor="background1"/>
+        </w:rPr>
+      </w:pPr>
+      <w:r>
+        <w:rPr>
+          <w:color w:val="FFFFFF" w:themeColor="background1"/>
+        </w:rPr>
+        <w:t>Example:</w:t>
+      </w:r>
+    </w:p>
+    <w:p>
+      <w:pPr>
+        <w:pStyle w:val="HTMLPreformatted"/>
+        <w:shd w:val="clear" w:color="auto" w:fill="948A54" w:themeFill="background2" w:themeFillShade="80"/>
+        <w:rPr>
+          <w:rStyle w:val="HTMLCode"/>
+          <w:color w:val="FFFFFF" w:themeColor="background1"/>
+        </w:rPr>
+      </w:pPr>
+      <w:proofErr w:type="gramStart"/>
+      <w:r>
+        <w:rPr>
+          <w:rStyle w:val="HTMLCode"/>
+          <w:color w:val="FFFFFF" w:themeColor="background1"/>
+        </w:rPr>
         <w:lastRenderedPageBreak/>
-        <w:t>First object is smaller.</w:t>
-      </w:r>
-    </w:p>
-    <w:p>
-      <w:pPr>
-        <w:pStyle w:val="NormalWeb"/>
-        <w:shd w:val="clear" w:color="auto" w:fill="948A54" w:themeFill="background2" w:themeFillShade="80"/>
-        <w:rPr>
-          <w:color w:val="FFFFFF" w:themeColor="background1"/>
-        </w:rPr>
-      </w:pPr>
-      <w:r>
-        <w:rPr>
-          <w:color w:val="FFFFFF" w:themeColor="background1"/>
-        </w:rPr>
-        <w:t>Example:</w:t>
-      </w:r>
-    </w:p>
-    <w:p>
-      <w:pPr>
-        <w:pStyle w:val="HTMLPreformatted"/>
-        <w:shd w:val="clear" w:color="auto" w:fill="948A54" w:themeFill="background2" w:themeFillShade="80"/>
-        <w:rPr>
-          <w:rStyle w:val="HTMLCode"/>
-          <w:color w:val="FFFFFF" w:themeColor="background1"/>
-        </w:rPr>
-      </w:pPr>
-      <w:proofErr w:type="gramStart"/>
-      <w:r>
-        <w:rPr>
-          <w:rStyle w:val="HTMLCode"/>
-          <w:color w:val="FFFFFF" w:themeColor="background1"/>
-        </w:rPr>
         <w:t>return</w:t>
       </w:r>
       <w:proofErr w:type="gramEnd"/>
@@ -7729,6 +7737,7 @@
         <w:rPr>
           <w:color w:val="FFFFFF" w:themeColor="background1"/>
         </w:rPr>
+        <w:lastRenderedPageBreak/>
         <w:t xml:space="preserve">You have an </w:t>
       </w:r>
       <w:r>
@@ -7815,7 +7824,6 @@
         <w:rPr>
           <w:color w:val="FFFFFF" w:themeColor="background1"/>
         </w:rPr>
-        <w:lastRenderedPageBreak/>
         <w:t xml:space="preserve">department </w:t>
       </w:r>
     </w:p>
@@ -8349,6 +8357,7 @@
               <w:rPr>
                 <w:color w:val="FFFFFF" w:themeColor="background1"/>
               </w:rPr>
+              <w:lastRenderedPageBreak/>
               <w:t>4</w:t>
             </w:r>
           </w:p>
@@ -8987,236 +8996,236 @@
         <w:rPr>
           <w:color w:val="FFFFFF" w:themeColor="background1"/>
         </w:rPr>
+        <w:br/>
+      </w:r>
+      <w:r>
+        <w:rPr>
+          <w:rStyle w:val="HTMLCode"/>
+          <w:color w:val="FFFFFF" w:themeColor="background1"/>
+        </w:rPr>
+        <w:t xml:space="preserve">    </w:t>
+      </w:r>
+      <w:r>
+        <w:rPr>
+          <w:rStyle w:val="g"/>
+          <w:color w:val="FFFFFF" w:themeColor="background1"/>
+        </w:rPr>
+        <w:t>public</w:t>
+      </w:r>
+      <w:r>
+        <w:rPr>
+          <w:rStyle w:val="HTMLCode"/>
+          <w:color w:val="FFFFFF" w:themeColor="background1"/>
+        </w:rPr>
+        <w:t xml:space="preserve"> </w:t>
+      </w:r>
+      <w:r>
+        <w:rPr>
+          <w:rStyle w:val="m"/>
+          <w:color w:val="FFFFFF" w:themeColor="background1"/>
+        </w:rPr>
+        <w:t>Employee</w:t>
+      </w:r>
+      <w:r>
+        <w:rPr>
+          <w:rStyle w:val="HTMLCode"/>
+          <w:color w:val="FFFFFF" w:themeColor="background1"/>
+        </w:rPr>
+        <w:t>(</w:t>
+      </w:r>
+      <w:r>
+        <w:rPr>
+          <w:rStyle w:val="m"/>
+          <w:color w:val="FFFFFF" w:themeColor="background1"/>
+        </w:rPr>
+        <w:t>int</w:t>
+      </w:r>
+      <w:r>
+        <w:rPr>
+          <w:rStyle w:val="HTMLCode"/>
+          <w:color w:val="FFFFFF" w:themeColor="background1"/>
+        </w:rPr>
+        <w:t xml:space="preserve"> </w:t>
+      </w:r>
+      <w:r>
+        <w:rPr>
+          <w:rStyle w:val="m"/>
+          <w:color w:val="FFFFFF" w:themeColor="background1"/>
+        </w:rPr>
+        <w:t>id</w:t>
+      </w:r>
+      <w:r>
+        <w:rPr>
+          <w:rStyle w:val="HTMLCode"/>
+          <w:color w:val="FFFFFF" w:themeColor="background1"/>
+        </w:rPr>
+        <w:t xml:space="preserve">, </w:t>
+      </w:r>
+      <w:r>
+        <w:rPr>
+          <w:rStyle w:val="m"/>
+          <w:color w:val="FFFFFF" w:themeColor="background1"/>
+        </w:rPr>
+        <w:t>String</w:t>
+      </w:r>
+      <w:r>
+        <w:rPr>
+          <w:rStyle w:val="HTMLCode"/>
+          <w:color w:val="FFFFFF" w:themeColor="background1"/>
+        </w:rPr>
+        <w:t xml:space="preserve"> </w:t>
+      </w:r>
+      <w:r>
+        <w:rPr>
+          <w:rStyle w:val="m"/>
+          <w:color w:val="FFFFFF" w:themeColor="background1"/>
+        </w:rPr>
+        <w:t>name</w:t>
+      </w:r>
+      <w:r>
+        <w:rPr>
+          <w:rStyle w:val="HTMLCode"/>
+          <w:color w:val="FFFFFF" w:themeColor="background1"/>
+        </w:rPr>
+        <w:t xml:space="preserve">, </w:t>
+      </w:r>
+      <w:r>
+        <w:rPr>
+          <w:rStyle w:val="m"/>
+          <w:color w:val="FFFFFF" w:themeColor="background1"/>
+        </w:rPr>
+        <w:t>String</w:t>
+      </w:r>
+      <w:r>
+        <w:rPr>
+          <w:rStyle w:val="HTMLCode"/>
+          <w:color w:val="FFFFFF" w:themeColor="background1"/>
+        </w:rPr>
+        <w:t xml:space="preserve"> </w:t>
+      </w:r>
+      <w:r>
+        <w:rPr>
+          <w:rStyle w:val="m"/>
+          <w:color w:val="FFFFFF" w:themeColor="background1"/>
+        </w:rPr>
+        <w:t>department</w:t>
+      </w:r>
+      <w:r>
+        <w:rPr>
+          <w:rStyle w:val="HTMLCode"/>
+          <w:color w:val="FFFFFF" w:themeColor="background1"/>
+        </w:rPr>
+        <w:t xml:space="preserve">, </w:t>
+      </w:r>
+      <w:r>
+        <w:rPr>
+          <w:rStyle w:val="m"/>
+          <w:color w:val="FFFFFF" w:themeColor="background1"/>
+        </w:rPr>
+        <w:t>double</w:t>
+      </w:r>
+      <w:r>
+        <w:rPr>
+          <w:rStyle w:val="HTMLCode"/>
+          <w:color w:val="FFFFFF" w:themeColor="background1"/>
+        </w:rPr>
+        <w:t xml:space="preserve"> </w:t>
+      </w:r>
+      <w:r>
+        <w:rPr>
+          <w:rStyle w:val="m"/>
+          <w:color w:val="FFFFFF" w:themeColor="background1"/>
+        </w:rPr>
+        <w:t>salary</w:t>
+      </w:r>
+      <w:r>
+        <w:rPr>
+          <w:rStyle w:val="HTMLCode"/>
+          <w:color w:val="FFFFFF" w:themeColor="background1"/>
+        </w:rPr>
+        <w:t>) {</w:t>
+      </w:r>
+      <w:r>
+        <w:rPr>
+          <w:color w:val="FFFFFF" w:themeColor="background1"/>
+        </w:rPr>
+        <w:br/>
+      </w:r>
+      <w:r>
+        <w:rPr>
+          <w:rStyle w:val="HTMLCode"/>
+          <w:color w:val="FFFFFF" w:themeColor="background1"/>
+        </w:rPr>
+        <w:t xml:space="preserve">        </w:t>
+      </w:r>
+      <w:r>
+        <w:rPr>
+          <w:rStyle w:val="j"/>
+          <w:color w:val="FFFFFF" w:themeColor="background1"/>
+        </w:rPr>
+        <w:t>this</w:t>
+      </w:r>
+      <w:r>
+        <w:rPr>
+          <w:rStyle w:val="g"/>
+          <w:color w:val="FFFFFF" w:themeColor="background1"/>
+        </w:rPr>
+        <w:t>.</w:t>
+      </w:r>
+      <w:r>
+        <w:rPr>
+          <w:rStyle w:val="m"/>
+          <w:color w:val="FFFFFF" w:themeColor="background1"/>
+        </w:rPr>
+        <w:t>id</w:t>
+      </w:r>
+      <w:r>
+        <w:rPr>
+          <w:rStyle w:val="HTMLCode"/>
+          <w:color w:val="FFFFFF" w:themeColor="background1"/>
+        </w:rPr>
+        <w:t xml:space="preserve"> </w:t>
+      </w:r>
+      <w:r>
+        <w:rPr>
+          <w:rStyle w:val="g"/>
+          <w:color w:val="FFFFFF" w:themeColor="background1"/>
+        </w:rPr>
+        <w:t>=</w:t>
+      </w:r>
+      <w:r>
+        <w:rPr>
+          <w:rStyle w:val="HTMLCode"/>
+          <w:color w:val="FFFFFF" w:themeColor="background1"/>
+        </w:rPr>
+        <w:t xml:space="preserve"> </w:t>
+      </w:r>
+      <w:r>
+        <w:rPr>
+          <w:rStyle w:val="m"/>
+          <w:color w:val="FFFFFF" w:themeColor="background1"/>
+        </w:rPr>
+        <w:t>id</w:t>
+      </w:r>
+      <w:r>
+        <w:rPr>
+          <w:rStyle w:val="HTMLCode"/>
+          <w:color w:val="FFFFFF" w:themeColor="background1"/>
+        </w:rPr>
+        <w:t>;</w:t>
+      </w:r>
+      <w:r>
+        <w:rPr>
+          <w:color w:val="FFFFFF" w:themeColor="background1"/>
+        </w:rPr>
+        <w:br/>
+      </w:r>
+      <w:r>
+        <w:rPr>
+          <w:rStyle w:val="HTMLCode"/>
+          <w:color w:val="FFFFFF" w:themeColor="background1"/>
+        </w:rPr>
         <w:lastRenderedPageBreak/>
-        <w:br/>
-      </w:r>
-      <w:r>
-        <w:rPr>
-          <w:rStyle w:val="HTMLCode"/>
-          <w:color w:val="FFFFFF" w:themeColor="background1"/>
-        </w:rPr>
-        <w:t xml:space="preserve">    </w:t>
-      </w:r>
-      <w:r>
-        <w:rPr>
-          <w:rStyle w:val="g"/>
-          <w:color w:val="FFFFFF" w:themeColor="background1"/>
-        </w:rPr>
-        <w:t>public</w:t>
-      </w:r>
-      <w:r>
-        <w:rPr>
-          <w:rStyle w:val="HTMLCode"/>
-          <w:color w:val="FFFFFF" w:themeColor="background1"/>
-        </w:rPr>
-        <w:t xml:space="preserve"> </w:t>
-      </w:r>
-      <w:r>
-        <w:rPr>
-          <w:rStyle w:val="m"/>
-          <w:color w:val="FFFFFF" w:themeColor="background1"/>
-        </w:rPr>
-        <w:t>Employee</w:t>
-      </w:r>
-      <w:r>
-        <w:rPr>
-          <w:rStyle w:val="HTMLCode"/>
-          <w:color w:val="FFFFFF" w:themeColor="background1"/>
-        </w:rPr>
-        <w:t>(</w:t>
-      </w:r>
-      <w:r>
-        <w:rPr>
-          <w:rStyle w:val="m"/>
-          <w:color w:val="FFFFFF" w:themeColor="background1"/>
-        </w:rPr>
-        <w:t>int</w:t>
-      </w:r>
-      <w:r>
-        <w:rPr>
-          <w:rStyle w:val="HTMLCode"/>
-          <w:color w:val="FFFFFF" w:themeColor="background1"/>
-        </w:rPr>
-        <w:t xml:space="preserve"> </w:t>
-      </w:r>
-      <w:r>
-        <w:rPr>
-          <w:rStyle w:val="m"/>
-          <w:color w:val="FFFFFF" w:themeColor="background1"/>
-        </w:rPr>
-        <w:t>id</w:t>
-      </w:r>
-      <w:r>
-        <w:rPr>
-          <w:rStyle w:val="HTMLCode"/>
-          <w:color w:val="FFFFFF" w:themeColor="background1"/>
-        </w:rPr>
-        <w:t xml:space="preserve">, </w:t>
-      </w:r>
-      <w:r>
-        <w:rPr>
-          <w:rStyle w:val="m"/>
-          <w:color w:val="FFFFFF" w:themeColor="background1"/>
-        </w:rPr>
-        <w:t>String</w:t>
-      </w:r>
-      <w:r>
-        <w:rPr>
-          <w:rStyle w:val="HTMLCode"/>
-          <w:color w:val="FFFFFF" w:themeColor="background1"/>
-        </w:rPr>
-        <w:t xml:space="preserve"> </w:t>
-      </w:r>
-      <w:r>
-        <w:rPr>
-          <w:rStyle w:val="m"/>
-          <w:color w:val="FFFFFF" w:themeColor="background1"/>
-        </w:rPr>
-        <w:t>name</w:t>
-      </w:r>
-      <w:r>
-        <w:rPr>
-          <w:rStyle w:val="HTMLCode"/>
-          <w:color w:val="FFFFFF" w:themeColor="background1"/>
-        </w:rPr>
-        <w:t xml:space="preserve">, </w:t>
-      </w:r>
-      <w:r>
-        <w:rPr>
-          <w:rStyle w:val="m"/>
-          <w:color w:val="FFFFFF" w:themeColor="background1"/>
-        </w:rPr>
-        <w:t>String</w:t>
-      </w:r>
-      <w:r>
-        <w:rPr>
-          <w:rStyle w:val="HTMLCode"/>
-          <w:color w:val="FFFFFF" w:themeColor="background1"/>
-        </w:rPr>
-        <w:t xml:space="preserve"> </w:t>
-      </w:r>
-      <w:r>
-        <w:rPr>
-          <w:rStyle w:val="m"/>
-          <w:color w:val="FFFFFF" w:themeColor="background1"/>
-        </w:rPr>
-        <w:t>department</w:t>
-      </w:r>
-      <w:r>
-        <w:rPr>
-          <w:rStyle w:val="HTMLCode"/>
-          <w:color w:val="FFFFFF" w:themeColor="background1"/>
-        </w:rPr>
-        <w:t xml:space="preserve">, </w:t>
-      </w:r>
-      <w:r>
-        <w:rPr>
-          <w:rStyle w:val="m"/>
-          <w:color w:val="FFFFFF" w:themeColor="background1"/>
-        </w:rPr>
-        <w:t>double</w:t>
-      </w:r>
-      <w:r>
-        <w:rPr>
-          <w:rStyle w:val="HTMLCode"/>
-          <w:color w:val="FFFFFF" w:themeColor="background1"/>
-        </w:rPr>
-        <w:t xml:space="preserve"> </w:t>
-      </w:r>
-      <w:r>
-        <w:rPr>
-          <w:rStyle w:val="m"/>
-          <w:color w:val="FFFFFF" w:themeColor="background1"/>
-        </w:rPr>
-        <w:t>salary</w:t>
-      </w:r>
-      <w:r>
-        <w:rPr>
-          <w:rStyle w:val="HTMLCode"/>
-          <w:color w:val="FFFFFF" w:themeColor="background1"/>
-        </w:rPr>
-        <w:t>) {</w:t>
-      </w:r>
-      <w:r>
-        <w:rPr>
-          <w:color w:val="FFFFFF" w:themeColor="background1"/>
-        </w:rPr>
-        <w:br/>
-      </w:r>
-      <w:r>
-        <w:rPr>
-          <w:rStyle w:val="HTMLCode"/>
-          <w:color w:val="FFFFFF" w:themeColor="background1"/>
-        </w:rPr>
-        <w:t xml:space="preserve">        </w:t>
-      </w:r>
-      <w:r>
-        <w:rPr>
-          <w:rStyle w:val="j"/>
-          <w:color w:val="FFFFFF" w:themeColor="background1"/>
-        </w:rPr>
-        <w:t>this</w:t>
-      </w:r>
-      <w:r>
-        <w:rPr>
-          <w:rStyle w:val="g"/>
-          <w:color w:val="FFFFFF" w:themeColor="background1"/>
-        </w:rPr>
-        <w:t>.</w:t>
-      </w:r>
-      <w:r>
-        <w:rPr>
-          <w:rStyle w:val="m"/>
-          <w:color w:val="FFFFFF" w:themeColor="background1"/>
-        </w:rPr>
-        <w:t>id</w:t>
-      </w:r>
-      <w:r>
-        <w:rPr>
-          <w:rStyle w:val="HTMLCode"/>
-          <w:color w:val="FFFFFF" w:themeColor="background1"/>
-        </w:rPr>
-        <w:t xml:space="preserve"> </w:t>
-      </w:r>
-      <w:r>
-        <w:rPr>
-          <w:rStyle w:val="g"/>
-          <w:color w:val="FFFFFF" w:themeColor="background1"/>
-        </w:rPr>
-        <w:t>=</w:t>
-      </w:r>
-      <w:r>
-        <w:rPr>
-          <w:rStyle w:val="HTMLCode"/>
-          <w:color w:val="FFFFFF" w:themeColor="background1"/>
-        </w:rPr>
-        <w:t xml:space="preserve"> </w:t>
-      </w:r>
-      <w:r>
-        <w:rPr>
-          <w:rStyle w:val="m"/>
-          <w:color w:val="FFFFFF" w:themeColor="background1"/>
-        </w:rPr>
-        <w:t>id</w:t>
-      </w:r>
-      <w:r>
-        <w:rPr>
-          <w:rStyle w:val="HTMLCode"/>
-          <w:color w:val="FFFFFF" w:themeColor="background1"/>
-        </w:rPr>
-        <w:t>;</w:t>
-      </w:r>
-      <w:r>
-        <w:rPr>
-          <w:color w:val="FFFFFF" w:themeColor="background1"/>
-        </w:rPr>
-        <w:br/>
-      </w:r>
-      <w:r>
-        <w:rPr>
-          <w:rStyle w:val="HTMLCode"/>
-          <w:color w:val="FFFFFF" w:themeColor="background1"/>
-        </w:rPr>
         <w:t xml:space="preserve">        </w:t>
       </w:r>
       <w:r>
@@ -10229,6 +10238,7 @@
           <w:rStyle w:val="HTMLCode"/>
           <w:color w:val="FFFFFF" w:themeColor="background1"/>
         </w:rPr>
+        <w:lastRenderedPageBreak/>
         <w:t xml:space="preserve">            )</w:t>
       </w:r>
       <w:r>
@@ -10339,190 +10349,190 @@
         <w:rPr>
           <w:color w:val="FFFFFF" w:themeColor="background1"/>
         </w:rPr>
+        <w:t>How It Works Internally</w:t>
+      </w:r>
+    </w:p>
+    <w:p>
+      <w:pPr>
+        <w:pStyle w:val="Heading3"/>
+        <w:shd w:val="clear" w:color="auto" w:fill="948A54" w:themeFill="background2" w:themeFillShade="80"/>
+        <w:rPr>
+          <w:color w:val="FFFFFF" w:themeColor="background1"/>
+        </w:rPr>
+      </w:pPr>
+      <w:r>
+        <w:rPr>
+          <w:color w:val="FFFFFF" w:themeColor="background1"/>
+        </w:rPr>
+        <w:t>Step 1: Group employees by department</w:t>
+      </w:r>
+    </w:p>
+    <w:p>
+      <w:pPr>
+        <w:pStyle w:val="NormalWeb"/>
+        <w:shd w:val="clear" w:color="auto" w:fill="948A54" w:themeFill="background2" w:themeFillShade="80"/>
+        <w:rPr>
+          <w:color w:val="FFFFFF" w:themeColor="background1"/>
+        </w:rPr>
+      </w:pPr>
+      <w:proofErr w:type="gramStart"/>
+      <w:r>
+        <w:rPr>
+          <w:rStyle w:val="HTMLCode"/>
+          <w:color w:val="FFFFFF" w:themeColor="background1"/>
+        </w:rPr>
+        <w:t>groupingBy(</w:t>
+      </w:r>
+      <w:proofErr w:type="gramEnd"/>
+      <w:r>
+        <w:rPr>
+          <w:rStyle w:val="HTMLCode"/>
+          <w:color w:val="FFFFFF" w:themeColor="background1"/>
+        </w:rPr>
+        <w:t>)</w:t>
+      </w:r>
+      <w:r>
+        <w:rPr>
+          <w:color w:val="FFFFFF" w:themeColor="background1"/>
+        </w:rPr>
+        <w:t xml:space="preserve"> creates groups:</w:t>
+      </w:r>
+    </w:p>
+    <w:p>
+      <w:pPr>
+        <w:pStyle w:val="HTMLPreformatted"/>
+        <w:shd w:val="clear" w:color="auto" w:fill="948A54" w:themeFill="background2" w:themeFillShade="80"/>
+        <w:rPr>
+          <w:color w:val="FFFFFF" w:themeColor="background1"/>
+        </w:rPr>
+      </w:pPr>
+      <w:r>
+        <w:rPr>
+          <w:rStyle w:val="HTMLCode"/>
+          <w:color w:val="FFFFFF" w:themeColor="background1"/>
+        </w:rPr>
+        <w:t>IT</w:t>
+      </w:r>
+      <w:r>
+        <w:rPr>
+          <w:color w:val="FFFFFF" w:themeColor="background1"/>
+        </w:rPr>
+        <w:br/>
+      </w:r>
+      <w:r>
+        <w:rPr>
+          <w:rStyle w:val="HTMLCode"/>
+          <w:color w:val="FFFFFF" w:themeColor="background1"/>
+        </w:rPr>
+        <w:t xml:space="preserve"> |</w:t>
+      </w:r>
+      <w:r>
+        <w:rPr>
+          <w:color w:val="FFFFFF" w:themeColor="background1"/>
+        </w:rPr>
+        <w:br/>
+      </w:r>
+      <w:r>
+        <w:rPr>
+          <w:rStyle w:val="HTMLCode"/>
+          <w:color w:val="FFFFFF" w:themeColor="background1"/>
+        </w:rPr>
+        <w:t xml:space="preserve"> |-- John 80000</w:t>
+      </w:r>
+      <w:r>
+        <w:rPr>
+          <w:color w:val="FFFFFF" w:themeColor="background1"/>
+        </w:rPr>
+        <w:br/>
+      </w:r>
+      <w:r>
+        <w:rPr>
+          <w:rStyle w:val="HTMLCode"/>
+          <w:color w:val="FFFFFF" w:themeColor="background1"/>
+        </w:rPr>
+        <w:t xml:space="preserve"> |-- Mike 95000</w:t>
+      </w:r>
+      <w:r>
+        <w:rPr>
+          <w:color w:val="FFFFFF" w:themeColor="background1"/>
+        </w:rPr>
+        <w:br/>
+      </w:r>
+      <w:r>
+        <w:rPr>
+          <w:color w:val="FFFFFF" w:themeColor="background1"/>
+        </w:rPr>
+        <w:br/>
+      </w:r>
+      <w:r>
+        <w:rPr>
+          <w:color w:val="FFFFFF" w:themeColor="background1"/>
+        </w:rPr>
+        <w:br/>
+      </w:r>
+      <w:r>
+        <w:rPr>
+          <w:rStyle w:val="HTMLCode"/>
+          <w:color w:val="FFFFFF" w:themeColor="background1"/>
+        </w:rPr>
+        <w:t>HR</w:t>
+      </w:r>
+      <w:r>
+        <w:rPr>
+          <w:color w:val="FFFFFF" w:themeColor="background1"/>
+        </w:rPr>
+        <w:br/>
+      </w:r>
+      <w:r>
+        <w:rPr>
+          <w:rStyle w:val="HTMLCode"/>
+          <w:color w:val="FFFFFF" w:themeColor="background1"/>
+        </w:rPr>
+        <w:t xml:space="preserve"> |</w:t>
+      </w:r>
+      <w:r>
+        <w:rPr>
+          <w:color w:val="FFFFFF" w:themeColor="background1"/>
+        </w:rPr>
+        <w:br/>
+      </w:r>
+      <w:r>
+        <w:rPr>
+          <w:rStyle w:val="HTMLCode"/>
+          <w:color w:val="FFFFFF" w:themeColor="background1"/>
+        </w:rPr>
+        <w:t xml:space="preserve"> |-- Sam 70000</w:t>
+      </w:r>
+      <w:r>
+        <w:rPr>
+          <w:color w:val="FFFFFF" w:themeColor="background1"/>
+        </w:rPr>
+        <w:br/>
+      </w:r>
+      <w:r>
+        <w:rPr>
+          <w:rStyle w:val="HTMLCode"/>
+          <w:color w:val="FFFFFF" w:themeColor="background1"/>
+        </w:rPr>
+        <w:t xml:space="preserve"> |-- David 85000</w:t>
+      </w:r>
+      <w:r>
+        <w:rPr>
+          <w:color w:val="FFFFFF" w:themeColor="background1"/>
+        </w:rPr>
+        <w:br/>
+      </w:r>
+      <w:r>
+        <w:rPr>
+          <w:color w:val="FFFFFF" w:themeColor="background1"/>
+        </w:rPr>
+        <w:br/>
+      </w:r>
+      <w:r>
+        <w:rPr>
+          <w:color w:val="FFFFFF" w:themeColor="background1"/>
+        </w:rPr>
         <w:lastRenderedPageBreak/>
-        <w:t>How It Works Internally</w:t>
-      </w:r>
-    </w:p>
-    <w:p>
-      <w:pPr>
-        <w:pStyle w:val="Heading3"/>
-        <w:shd w:val="clear" w:color="auto" w:fill="948A54" w:themeFill="background2" w:themeFillShade="80"/>
-        <w:rPr>
-          <w:color w:val="FFFFFF" w:themeColor="background1"/>
-        </w:rPr>
-      </w:pPr>
-      <w:r>
-        <w:rPr>
-          <w:color w:val="FFFFFF" w:themeColor="background1"/>
-        </w:rPr>
-        <w:t>Step 1: Group employees by department</w:t>
-      </w:r>
-    </w:p>
-    <w:p>
-      <w:pPr>
-        <w:pStyle w:val="NormalWeb"/>
-        <w:shd w:val="clear" w:color="auto" w:fill="948A54" w:themeFill="background2" w:themeFillShade="80"/>
-        <w:rPr>
-          <w:color w:val="FFFFFF" w:themeColor="background1"/>
-        </w:rPr>
-      </w:pPr>
-      <w:proofErr w:type="gramStart"/>
-      <w:r>
-        <w:rPr>
-          <w:rStyle w:val="HTMLCode"/>
-          <w:color w:val="FFFFFF" w:themeColor="background1"/>
-        </w:rPr>
-        <w:t>groupingBy(</w:t>
-      </w:r>
-      <w:proofErr w:type="gramEnd"/>
-      <w:r>
-        <w:rPr>
-          <w:rStyle w:val="HTMLCode"/>
-          <w:color w:val="FFFFFF" w:themeColor="background1"/>
-        </w:rPr>
-        <w:t>)</w:t>
-      </w:r>
-      <w:r>
-        <w:rPr>
-          <w:color w:val="FFFFFF" w:themeColor="background1"/>
-        </w:rPr>
-        <w:t xml:space="preserve"> creates groups:</w:t>
-      </w:r>
-    </w:p>
-    <w:p>
-      <w:pPr>
-        <w:pStyle w:val="HTMLPreformatted"/>
-        <w:shd w:val="clear" w:color="auto" w:fill="948A54" w:themeFill="background2" w:themeFillShade="80"/>
-        <w:rPr>
-          <w:color w:val="FFFFFF" w:themeColor="background1"/>
-        </w:rPr>
-      </w:pPr>
-      <w:r>
-        <w:rPr>
-          <w:rStyle w:val="HTMLCode"/>
-          <w:color w:val="FFFFFF" w:themeColor="background1"/>
-        </w:rPr>
-        <w:t>IT</w:t>
-      </w:r>
-      <w:r>
-        <w:rPr>
-          <w:color w:val="FFFFFF" w:themeColor="background1"/>
-        </w:rPr>
-        <w:br/>
-      </w:r>
-      <w:r>
-        <w:rPr>
-          <w:rStyle w:val="HTMLCode"/>
-          <w:color w:val="FFFFFF" w:themeColor="background1"/>
-        </w:rPr>
-        <w:t xml:space="preserve"> |</w:t>
-      </w:r>
-      <w:r>
-        <w:rPr>
-          <w:color w:val="FFFFFF" w:themeColor="background1"/>
-        </w:rPr>
-        <w:br/>
-      </w:r>
-      <w:r>
-        <w:rPr>
-          <w:rStyle w:val="HTMLCode"/>
-          <w:color w:val="FFFFFF" w:themeColor="background1"/>
-        </w:rPr>
-        <w:t xml:space="preserve"> |-- John 80000</w:t>
-      </w:r>
-      <w:r>
-        <w:rPr>
-          <w:color w:val="FFFFFF" w:themeColor="background1"/>
-        </w:rPr>
-        <w:br/>
-      </w:r>
-      <w:r>
-        <w:rPr>
-          <w:rStyle w:val="HTMLCode"/>
-          <w:color w:val="FFFFFF" w:themeColor="background1"/>
-        </w:rPr>
-        <w:t xml:space="preserve"> |-- Mike 95000</w:t>
-      </w:r>
-      <w:r>
-        <w:rPr>
-          <w:color w:val="FFFFFF" w:themeColor="background1"/>
-        </w:rPr>
-        <w:br/>
-      </w:r>
-      <w:r>
-        <w:rPr>
-          <w:color w:val="FFFFFF" w:themeColor="background1"/>
-        </w:rPr>
-        <w:br/>
-      </w:r>
-      <w:r>
-        <w:rPr>
-          <w:color w:val="FFFFFF" w:themeColor="background1"/>
-        </w:rPr>
-        <w:br/>
-      </w:r>
-      <w:r>
-        <w:rPr>
-          <w:rStyle w:val="HTMLCode"/>
-          <w:color w:val="FFFFFF" w:themeColor="background1"/>
-        </w:rPr>
-        <w:t>HR</w:t>
-      </w:r>
-      <w:r>
-        <w:rPr>
-          <w:color w:val="FFFFFF" w:themeColor="background1"/>
-        </w:rPr>
-        <w:br/>
-      </w:r>
-      <w:r>
-        <w:rPr>
-          <w:rStyle w:val="HTMLCode"/>
-          <w:color w:val="FFFFFF" w:themeColor="background1"/>
-        </w:rPr>
-        <w:t xml:space="preserve"> |</w:t>
-      </w:r>
-      <w:r>
-        <w:rPr>
-          <w:color w:val="FFFFFF" w:themeColor="background1"/>
-        </w:rPr>
-        <w:br/>
-      </w:r>
-      <w:r>
-        <w:rPr>
-          <w:rStyle w:val="HTMLCode"/>
-          <w:color w:val="FFFFFF" w:themeColor="background1"/>
-        </w:rPr>
-        <w:t xml:space="preserve"> |-- Sam 70000</w:t>
-      </w:r>
-      <w:r>
-        <w:rPr>
-          <w:color w:val="FFFFFF" w:themeColor="background1"/>
-        </w:rPr>
-        <w:br/>
-      </w:r>
-      <w:r>
-        <w:rPr>
-          <w:rStyle w:val="HTMLCode"/>
-          <w:color w:val="FFFFFF" w:themeColor="background1"/>
-        </w:rPr>
-        <w:t xml:space="preserve"> |-- David 85000</w:t>
-      </w:r>
-      <w:r>
-        <w:rPr>
-          <w:color w:val="FFFFFF" w:themeColor="background1"/>
-        </w:rPr>
-        <w:br/>
-      </w:r>
-      <w:r>
-        <w:rPr>
-          <w:color w:val="FFFFFF" w:themeColor="background1"/>
-        </w:rPr>
-        <w:br/>
-      </w:r>
-      <w:r>
-        <w:rPr>
-          <w:color w:val="FFFFFF" w:themeColor="background1"/>
-        </w:rPr>
         <w:br/>
       </w:r>
       <w:r>
@@ -10926,8 +10936,178 @@
           <w:rStyle w:val="g"/>
           <w:color w:val="FFFFFF" w:themeColor="background1"/>
         </w:rPr>
+        <w:t>for</w:t>
+      </w:r>
+      <w:r>
+        <w:rPr>
+          <w:rStyle w:val="HTMLCode"/>
+          <w:color w:val="FFFFFF" w:themeColor="background1"/>
+        </w:rPr>
+        <w:t>(</w:t>
+      </w:r>
+      <w:r>
+        <w:rPr>
+          <w:rStyle w:val="m"/>
+          <w:color w:val="FFFFFF" w:themeColor="background1"/>
+        </w:rPr>
+        <w:t>Employee</w:t>
+      </w:r>
+      <w:r>
+        <w:rPr>
+          <w:rStyle w:val="HTMLCode"/>
+          <w:color w:val="FFFFFF" w:themeColor="background1"/>
+        </w:rPr>
+        <w:t xml:space="preserve"> </w:t>
+      </w:r>
+      <w:proofErr w:type="spellStart"/>
+      <w:r>
+        <w:rPr>
+          <w:rStyle w:val="m"/>
+          <w:color w:val="FFFFFF" w:themeColor="background1"/>
+        </w:rPr>
+        <w:t>emp</w:t>
+      </w:r>
+      <w:proofErr w:type="spellEnd"/>
+      <w:r>
+        <w:rPr>
+          <w:rStyle w:val="HTMLCode"/>
+          <w:color w:val="FFFFFF" w:themeColor="background1"/>
+        </w:rPr>
+        <w:t xml:space="preserve"> : </w:t>
+      </w:r>
+      <w:r>
+        <w:rPr>
+          <w:rStyle w:val="m"/>
+          <w:color w:val="FFFFFF" w:themeColor="background1"/>
+        </w:rPr>
+        <w:t>employees</w:t>
+      </w:r>
+      <w:r>
+        <w:rPr>
+          <w:rStyle w:val="HTMLCode"/>
+          <w:color w:val="FFFFFF" w:themeColor="background1"/>
+        </w:rPr>
+        <w:t>) {</w:t>
+      </w:r>
+      <w:r>
+        <w:rPr>
+          <w:color w:val="FFFFFF" w:themeColor="background1"/>
+        </w:rPr>
+        <w:br/>
+      </w:r>
+      <w:r>
+        <w:rPr>
+          <w:color w:val="FFFFFF" w:themeColor="background1"/>
+        </w:rPr>
         <w:lastRenderedPageBreak/>
-        <w:t>for</w:t>
+        <w:br/>
+      </w:r>
+      <w:r>
+        <w:rPr>
+          <w:rStyle w:val="HTMLCode"/>
+          <w:color w:val="FFFFFF" w:themeColor="background1"/>
+        </w:rPr>
+        <w:t xml:space="preserve">    </w:t>
+      </w:r>
+      <w:r>
+        <w:rPr>
+          <w:rStyle w:val="m"/>
+          <w:color w:val="FFFFFF" w:themeColor="background1"/>
+        </w:rPr>
+        <w:t>String</w:t>
+      </w:r>
+      <w:r>
+        <w:rPr>
+          <w:rStyle w:val="HTMLCode"/>
+          <w:color w:val="FFFFFF" w:themeColor="background1"/>
+        </w:rPr>
+        <w:t xml:space="preserve"> </w:t>
+      </w:r>
+      <w:proofErr w:type="spellStart"/>
+      <w:r>
+        <w:rPr>
+          <w:rStyle w:val="m"/>
+          <w:color w:val="FFFFFF" w:themeColor="background1"/>
+        </w:rPr>
+        <w:t>dept</w:t>
+      </w:r>
+      <w:proofErr w:type="spellEnd"/>
+      <w:r>
+        <w:rPr>
+          <w:rStyle w:val="HTMLCode"/>
+          <w:color w:val="FFFFFF" w:themeColor="background1"/>
+        </w:rPr>
+        <w:t xml:space="preserve"> </w:t>
+      </w:r>
+      <w:r>
+        <w:rPr>
+          <w:rStyle w:val="g"/>
+          <w:color w:val="FFFFFF" w:themeColor="background1"/>
+        </w:rPr>
+        <w:t>=</w:t>
+      </w:r>
+      <w:r>
+        <w:rPr>
+          <w:rStyle w:val="HTMLCode"/>
+          <w:color w:val="FFFFFF" w:themeColor="background1"/>
+        </w:rPr>
+        <w:t xml:space="preserve"> </w:t>
+      </w:r>
+      <w:proofErr w:type="spellStart"/>
+      <w:r>
+        <w:rPr>
+          <w:rStyle w:val="m"/>
+          <w:color w:val="FFFFFF" w:themeColor="background1"/>
+        </w:rPr>
+        <w:t>emp</w:t>
+      </w:r>
+      <w:r>
+        <w:rPr>
+          <w:rStyle w:val="g"/>
+          <w:color w:val="FFFFFF" w:themeColor="background1"/>
+        </w:rPr>
+        <w:t>.</w:t>
+      </w:r>
+      <w:r>
+        <w:rPr>
+          <w:rStyle w:val="m"/>
+          <w:color w:val="FFFFFF" w:themeColor="background1"/>
+        </w:rPr>
+        <w:t>getDepartment</w:t>
+      </w:r>
+      <w:proofErr w:type="spellEnd"/>
+      <w:r>
+        <w:rPr>
+          <w:rStyle w:val="HTMLCode"/>
+          <w:color w:val="FFFFFF" w:themeColor="background1"/>
+        </w:rPr>
+        <w:t>();</w:t>
+      </w:r>
+      <w:r>
+        <w:rPr>
+          <w:color w:val="FFFFFF" w:themeColor="background1"/>
+        </w:rPr>
+        <w:br/>
+      </w:r>
+      <w:r>
+        <w:rPr>
+          <w:color w:val="FFFFFF" w:themeColor="background1"/>
+        </w:rPr>
+        <w:br/>
+      </w:r>
+      <w:r>
+        <w:rPr>
+          <w:rStyle w:val="HTMLCode"/>
+          <w:color w:val="FFFFFF" w:themeColor="background1"/>
+        </w:rPr>
+        <w:t xml:space="preserve">    </w:t>
+      </w:r>
+      <w:r>
+        <w:rPr>
+          <w:rStyle w:val="g"/>
+          <w:color w:val="FFFFFF" w:themeColor="background1"/>
+        </w:rPr>
+        <w:t>if</w:t>
       </w:r>
       <w:r>
         <w:rPr>
@@ -10938,10 +11118,113 @@
       </w:r>
       <w:r>
         <w:rPr>
+          <w:rStyle w:val="g"/>
+          <w:color w:val="FFFFFF" w:themeColor="background1"/>
+        </w:rPr>
+        <w:t>!</w:t>
+      </w:r>
+      <w:proofErr w:type="spellStart"/>
+      <w:r>
+        <w:rPr>
           <w:rStyle w:val="m"/>
           <w:color w:val="FFFFFF" w:themeColor="background1"/>
         </w:rPr>
-        <w:t>Employee</w:t>
+        <w:t>highestSalary</w:t>
+      </w:r>
+      <w:r>
+        <w:rPr>
+          <w:rStyle w:val="g"/>
+          <w:color w:val="FFFFFF" w:themeColor="background1"/>
+        </w:rPr>
+        <w:t>.</w:t>
+      </w:r>
+      <w:r>
+        <w:rPr>
+          <w:rStyle w:val="m"/>
+          <w:color w:val="FFFFFF" w:themeColor="background1"/>
+        </w:rPr>
+        <w:t>containsKey</w:t>
+      </w:r>
+      <w:proofErr w:type="spellEnd"/>
+      <w:r>
+        <w:rPr>
+          <w:rStyle w:val="HTMLCode"/>
+          <w:color w:val="FFFFFF" w:themeColor="background1"/>
+        </w:rPr>
+        <w:t>(</w:t>
+      </w:r>
+      <w:proofErr w:type="spellStart"/>
+      <w:r>
+        <w:rPr>
+          <w:rStyle w:val="m"/>
+          <w:color w:val="FFFFFF" w:themeColor="background1"/>
+        </w:rPr>
+        <w:t>dept</w:t>
+      </w:r>
+      <w:proofErr w:type="spellEnd"/>
+      <w:r>
+        <w:rPr>
+          <w:rStyle w:val="HTMLCode"/>
+          <w:color w:val="FFFFFF" w:themeColor="background1"/>
+        </w:rPr>
+        <w:t xml:space="preserve">) </w:t>
+      </w:r>
+      <w:r>
+        <w:rPr>
+          <w:rStyle w:val="g"/>
+          <w:color w:val="FFFFFF" w:themeColor="background1"/>
+        </w:rPr>
+        <w:t>||</w:t>
+      </w:r>
+      <w:r>
+        <w:rPr>
+          <w:color w:val="FFFFFF" w:themeColor="background1"/>
+        </w:rPr>
+        <w:br/>
+      </w:r>
+      <w:r>
+        <w:rPr>
+          <w:rStyle w:val="HTMLCode"/>
+          <w:color w:val="FFFFFF" w:themeColor="background1"/>
+        </w:rPr>
+        <w:t xml:space="preserve">       </w:t>
+      </w:r>
+      <w:proofErr w:type="spellStart"/>
+      <w:r>
+        <w:rPr>
+          <w:rStyle w:val="m"/>
+          <w:color w:val="FFFFFF" w:themeColor="background1"/>
+        </w:rPr>
+        <w:t>emp</w:t>
+      </w:r>
+      <w:r>
+        <w:rPr>
+          <w:rStyle w:val="g"/>
+          <w:color w:val="FFFFFF" w:themeColor="background1"/>
+        </w:rPr>
+        <w:t>.</w:t>
+      </w:r>
+      <w:r>
+        <w:rPr>
+          <w:rStyle w:val="m"/>
+          <w:color w:val="FFFFFF" w:themeColor="background1"/>
+        </w:rPr>
+        <w:t>getSalary</w:t>
+      </w:r>
+      <w:proofErr w:type="spellEnd"/>
+      <w:r>
+        <w:rPr>
+          <w:rStyle w:val="HTMLCode"/>
+          <w:color w:val="FFFFFF" w:themeColor="background1"/>
+        </w:rPr>
+        <w:t xml:space="preserve">() </w:t>
+      </w:r>
+      <w:r>
+        <w:rPr>
+          <w:rStyle w:val="g"/>
+          <w:color w:val="FFFFFF" w:themeColor="background1"/>
+        </w:rPr>
+        <w:t>&gt;</w:t>
       </w:r>
       <w:r>
         <w:rPr>
@@ -10956,6 +11239,140 @@
           <w:rStyle w:val="m"/>
           <w:color w:val="FFFFFF" w:themeColor="background1"/>
         </w:rPr>
+        <w:t>highestSalary</w:t>
+      </w:r>
+      <w:r>
+        <w:rPr>
+          <w:rStyle w:val="g"/>
+          <w:color w:val="FFFFFF" w:themeColor="background1"/>
+        </w:rPr>
+        <w:t>.</w:t>
+      </w:r>
+      <w:r>
+        <w:rPr>
+          <w:rStyle w:val="m"/>
+          <w:color w:val="FFFFFF" w:themeColor="background1"/>
+        </w:rPr>
+        <w:t>get</w:t>
+      </w:r>
+      <w:proofErr w:type="spellEnd"/>
+      <w:r>
+        <w:rPr>
+          <w:rStyle w:val="HTMLCode"/>
+          <w:color w:val="FFFFFF" w:themeColor="background1"/>
+        </w:rPr>
+        <w:t>(</w:t>
+      </w:r>
+      <w:proofErr w:type="spellStart"/>
+      <w:r>
+        <w:rPr>
+          <w:rStyle w:val="m"/>
+          <w:color w:val="FFFFFF" w:themeColor="background1"/>
+        </w:rPr>
+        <w:t>dept</w:t>
+      </w:r>
+      <w:proofErr w:type="spellEnd"/>
+      <w:r>
+        <w:rPr>
+          <w:rStyle w:val="HTMLCode"/>
+          <w:color w:val="FFFFFF" w:themeColor="background1"/>
+        </w:rPr>
+        <w:t>)</w:t>
+      </w:r>
+      <w:r>
+        <w:rPr>
+          <w:rStyle w:val="g"/>
+          <w:color w:val="FFFFFF" w:themeColor="background1"/>
+        </w:rPr>
+        <w:t>.</w:t>
+      </w:r>
+      <w:proofErr w:type="spellStart"/>
+      <w:r>
+        <w:rPr>
+          <w:rStyle w:val="m"/>
+          <w:color w:val="FFFFFF" w:themeColor="background1"/>
+        </w:rPr>
+        <w:t>getSalary</w:t>
+      </w:r>
+      <w:proofErr w:type="spellEnd"/>
+      <w:r>
+        <w:rPr>
+          <w:rStyle w:val="HTMLCode"/>
+          <w:color w:val="FFFFFF" w:themeColor="background1"/>
+        </w:rPr>
+        <w:t>()) {</w:t>
+      </w:r>
+      <w:r>
+        <w:rPr>
+          <w:color w:val="FFFFFF" w:themeColor="background1"/>
+        </w:rPr>
+        <w:br/>
+      </w:r>
+      <w:r>
+        <w:rPr>
+          <w:color w:val="FFFFFF" w:themeColor="background1"/>
+        </w:rPr>
+        <w:br/>
+      </w:r>
+      <w:r>
+        <w:rPr>
+          <w:rStyle w:val="HTMLCode"/>
+          <w:color w:val="FFFFFF" w:themeColor="background1"/>
+        </w:rPr>
+        <w:t xml:space="preserve">        </w:t>
+      </w:r>
+      <w:proofErr w:type="spellStart"/>
+      <w:r>
+        <w:rPr>
+          <w:rStyle w:val="m"/>
+          <w:color w:val="FFFFFF" w:themeColor="background1"/>
+        </w:rPr>
+        <w:t>highestSalary</w:t>
+      </w:r>
+      <w:r>
+        <w:rPr>
+          <w:rStyle w:val="g"/>
+          <w:color w:val="FFFFFF" w:themeColor="background1"/>
+        </w:rPr>
+        <w:t>.</w:t>
+      </w:r>
+      <w:r>
+        <w:rPr>
+          <w:rStyle w:val="m"/>
+          <w:color w:val="FFFFFF" w:themeColor="background1"/>
+        </w:rPr>
+        <w:t>put</w:t>
+      </w:r>
+      <w:proofErr w:type="spellEnd"/>
+      <w:r>
+        <w:rPr>
+          <w:rStyle w:val="HTMLCode"/>
+          <w:color w:val="FFFFFF" w:themeColor="background1"/>
+        </w:rPr>
+        <w:t>(</w:t>
+      </w:r>
+      <w:proofErr w:type="spellStart"/>
+      <w:r>
+        <w:rPr>
+          <w:rStyle w:val="m"/>
+          <w:color w:val="FFFFFF" w:themeColor="background1"/>
+        </w:rPr>
+        <w:t>dept</w:t>
+      </w:r>
+      <w:proofErr w:type="spellEnd"/>
+      <w:r>
+        <w:rPr>
+          <w:rStyle w:val="HTMLCode"/>
+          <w:color w:val="FFFFFF" w:themeColor="background1"/>
+        </w:rPr>
+        <w:t xml:space="preserve">, </w:t>
+      </w:r>
+      <w:proofErr w:type="spellStart"/>
+      <w:r>
+        <w:rPr>
+          <w:rStyle w:val="m"/>
+          <w:color w:val="FFFFFF" w:themeColor="background1"/>
+        </w:rPr>
         <w:t>emp</w:t>
       </w:r>
       <w:proofErr w:type="spellEnd"/>
@@ -10964,21 +11381,7 @@
           <w:rStyle w:val="HTMLCode"/>
           <w:color w:val="FFFFFF" w:themeColor="background1"/>
         </w:rPr>
-        <w:t xml:space="preserve"> : </w:t>
-      </w:r>
-      <w:r>
-        <w:rPr>
-          <w:rStyle w:val="m"/>
-          <w:color w:val="FFFFFF" w:themeColor="background1"/>
-        </w:rPr>
-        <w:t>employees</w:t>
-      </w:r>
-      <w:r>
-        <w:rPr>
-          <w:rStyle w:val="HTMLCode"/>
-          <w:color w:val="FFFFFF" w:themeColor="background1"/>
-        </w:rPr>
-        <w:t>) {</w:t>
+        <w:t>);</w:t>
       </w:r>
       <w:r>
         <w:rPr>
@@ -10988,6 +11391,13 @@
       </w:r>
       <w:r>
         <w:rPr>
+          <w:rStyle w:val="HTMLCode"/>
+          <w:color w:val="FFFFFF" w:themeColor="background1"/>
+        </w:rPr>
+        <w:t xml:space="preserve">    }</w:t>
+      </w:r>
+      <w:r>
+        <w:rPr>
           <w:color w:val="FFFFFF" w:themeColor="background1"/>
         </w:rPr>
         <w:br/>
@@ -10997,81 +11407,53 @@
           <w:rStyle w:val="HTMLCode"/>
           <w:color w:val="FFFFFF" w:themeColor="background1"/>
         </w:rPr>
-        <w:t xml:space="preserve">    </w:t>
-      </w:r>
-      <w:r>
-        <w:rPr>
-          <w:rStyle w:val="m"/>
-          <w:color w:val="FFFFFF" w:themeColor="background1"/>
-        </w:rPr>
-        <w:t>String</w:t>
-      </w:r>
-      <w:r>
-        <w:rPr>
-          <w:rStyle w:val="HTMLCode"/>
-          <w:color w:val="FFFFFF" w:themeColor="background1"/>
-        </w:rPr>
-        <w:t xml:space="preserve"> </w:t>
-      </w:r>
-      <w:proofErr w:type="spellStart"/>
-      <w:r>
-        <w:rPr>
-          <w:rStyle w:val="m"/>
-          <w:color w:val="FFFFFF" w:themeColor="background1"/>
-        </w:rPr>
-        <w:t>dept</w:t>
-      </w:r>
-      <w:proofErr w:type="spellEnd"/>
-      <w:r>
-        <w:rPr>
-          <w:rStyle w:val="HTMLCode"/>
-          <w:color w:val="FFFFFF" w:themeColor="background1"/>
-        </w:rPr>
-        <w:t xml:space="preserve"> </w:t>
-      </w:r>
-      <w:r>
-        <w:rPr>
-          <w:rStyle w:val="g"/>
-          <w:color w:val="FFFFFF" w:themeColor="background1"/>
-        </w:rPr>
-        <w:t>=</w:t>
-      </w:r>
-      <w:r>
-        <w:rPr>
-          <w:rStyle w:val="HTMLCode"/>
-          <w:color w:val="FFFFFF" w:themeColor="background1"/>
-        </w:rPr>
-        <w:t xml:space="preserve"> </w:t>
-      </w:r>
-      <w:proofErr w:type="spellStart"/>
-      <w:r>
-        <w:rPr>
-          <w:rStyle w:val="m"/>
-          <w:color w:val="FFFFFF" w:themeColor="background1"/>
-        </w:rPr>
-        <w:t>emp</w:t>
-      </w:r>
-      <w:r>
-        <w:rPr>
-          <w:rStyle w:val="g"/>
-          <w:color w:val="FFFFFF" w:themeColor="background1"/>
-        </w:rPr>
-        <w:t>.</w:t>
-      </w:r>
-      <w:r>
-        <w:rPr>
-          <w:rStyle w:val="m"/>
-          <w:color w:val="FFFFFF" w:themeColor="background1"/>
-        </w:rPr>
-        <w:t>getDepartment</w:t>
-      </w:r>
-      <w:proofErr w:type="spellEnd"/>
-      <w:r>
-        <w:rPr>
-          <w:rStyle w:val="HTMLCode"/>
-          <w:color w:val="FFFFFF" w:themeColor="background1"/>
-        </w:rPr>
-        <w:t>();</w:t>
+        <w:t>}</w:t>
+      </w:r>
+    </w:p>
+    <w:p>
+      <w:pPr>
+        <w:pStyle w:val="Heading3"/>
+        <w:shd w:val="clear" w:color="auto" w:fill="948A54" w:themeFill="background2" w:themeFillShade="80"/>
+        <w:rPr>
+          <w:color w:val="FFFFFF" w:themeColor="background1"/>
+        </w:rPr>
+      </w:pPr>
+      <w:r>
+        <w:rPr>
+          <w:color w:val="FFFFFF" w:themeColor="background1"/>
+        </w:rPr>
+        <w:t>Logic:</w:t>
+      </w:r>
+    </w:p>
+    <w:p>
+      <w:pPr>
+        <w:pStyle w:val="NormalWeb"/>
+        <w:shd w:val="clear" w:color="auto" w:fill="948A54" w:themeFill="background2" w:themeFillShade="80"/>
+        <w:rPr>
+          <w:color w:val="FFFFFF" w:themeColor="background1"/>
+        </w:rPr>
+      </w:pPr>
+      <w:r>
+        <w:rPr>
+          <w:color w:val="FFFFFF" w:themeColor="background1"/>
+        </w:rPr>
+        <w:t>Initially:</w:t>
+      </w:r>
+    </w:p>
+    <w:p>
+      <w:pPr>
+        <w:pStyle w:val="HTMLPreformatted"/>
+        <w:shd w:val="clear" w:color="auto" w:fill="948A54" w:themeFill="background2" w:themeFillShade="80"/>
+        <w:rPr>
+          <w:color w:val="FFFFFF" w:themeColor="background1"/>
+        </w:rPr>
+      </w:pPr>
+      <w:r>
+        <w:rPr>
+          <w:rStyle w:val="HTMLCode"/>
+          <w:color w:val="FFFFFF" w:themeColor="background1"/>
+        </w:rPr>
+        <w:t>IT -&gt; null</w:t>
       </w:r>
       <w:r>
         <w:rPr>
@@ -11081,6 +11463,13 @@
       </w:r>
       <w:r>
         <w:rPr>
+          <w:rStyle w:val="HTMLCode"/>
+          <w:color w:val="FFFFFF" w:themeColor="background1"/>
+        </w:rPr>
+        <w:t>HR -&gt; null</w:t>
+      </w:r>
+      <w:r>
+        <w:rPr>
           <w:color w:val="FFFFFF" w:themeColor="background1"/>
         </w:rPr>
         <w:br/>
@@ -11090,81 +11479,38 @@
           <w:rStyle w:val="HTMLCode"/>
           <w:color w:val="FFFFFF" w:themeColor="background1"/>
         </w:rPr>
-        <w:t xml:space="preserve">    </w:t>
-      </w:r>
-      <w:r>
-        <w:rPr>
-          <w:rStyle w:val="g"/>
-          <w:color w:val="FFFFFF" w:themeColor="background1"/>
-        </w:rPr>
-        <w:t>if</w:t>
-      </w:r>
-      <w:r>
-        <w:rPr>
-          <w:rStyle w:val="HTMLCode"/>
-          <w:color w:val="FFFFFF" w:themeColor="background1"/>
-        </w:rPr>
-        <w:t>(</w:t>
-      </w:r>
-      <w:r>
-        <w:rPr>
-          <w:rStyle w:val="g"/>
-          <w:color w:val="FFFFFF" w:themeColor="background1"/>
-        </w:rPr>
-        <w:t>!</w:t>
-      </w:r>
-      <w:proofErr w:type="spellStart"/>
-      <w:r>
-        <w:rPr>
-          <w:rStyle w:val="m"/>
-          <w:color w:val="FFFFFF" w:themeColor="background1"/>
-        </w:rPr>
-        <w:t>highestSalary</w:t>
-      </w:r>
-      <w:r>
-        <w:rPr>
-          <w:rStyle w:val="g"/>
-          <w:color w:val="FFFFFF" w:themeColor="background1"/>
-        </w:rPr>
-        <w:t>.</w:t>
-      </w:r>
-      <w:r>
-        <w:rPr>
-          <w:rStyle w:val="m"/>
-          <w:color w:val="FFFFFF" w:themeColor="background1"/>
-        </w:rPr>
-        <w:t>containsKey</w:t>
-      </w:r>
-      <w:proofErr w:type="spellEnd"/>
-      <w:r>
-        <w:rPr>
-          <w:rStyle w:val="HTMLCode"/>
-          <w:color w:val="FFFFFF" w:themeColor="background1"/>
-        </w:rPr>
-        <w:t>(</w:t>
-      </w:r>
-      <w:proofErr w:type="spellStart"/>
-      <w:r>
-        <w:rPr>
-          <w:rStyle w:val="m"/>
-          <w:color w:val="FFFFFF" w:themeColor="background1"/>
-        </w:rPr>
-        <w:t>dept</w:t>
-      </w:r>
-      <w:proofErr w:type="spellEnd"/>
-      <w:r>
-        <w:rPr>
-          <w:rStyle w:val="HTMLCode"/>
-          <w:color w:val="FFFFFF" w:themeColor="background1"/>
-        </w:rPr>
-        <w:t xml:space="preserve">) </w:t>
-      </w:r>
-      <w:r>
-        <w:rPr>
-          <w:rStyle w:val="g"/>
-          <w:color w:val="FFFFFF" w:themeColor="background1"/>
-        </w:rPr>
-        <w:t>||</w:t>
+        <w:t>Finance -&gt; null</w:t>
+      </w:r>
+    </w:p>
+    <w:p>
+      <w:pPr>
+        <w:pStyle w:val="NormalWeb"/>
+        <w:shd w:val="clear" w:color="auto" w:fill="948A54" w:themeFill="background2" w:themeFillShade="80"/>
+        <w:rPr>
+          <w:color w:val="FFFFFF" w:themeColor="background1"/>
+        </w:rPr>
+      </w:pPr>
+      <w:r>
+        <w:rPr>
+          <w:color w:val="FFFFFF" w:themeColor="background1"/>
+        </w:rPr>
+        <w:t>Process employees:</w:t>
+      </w:r>
+    </w:p>
+    <w:p>
+      <w:pPr>
+        <w:pStyle w:val="HTMLPreformatted"/>
+        <w:shd w:val="clear" w:color="auto" w:fill="948A54" w:themeFill="background2" w:themeFillShade="80"/>
+        <w:rPr>
+          <w:color w:val="FFFFFF" w:themeColor="background1"/>
+        </w:rPr>
+      </w:pPr>
+      <w:r>
+        <w:rPr>
+          <w:rStyle w:val="HTMLCode"/>
+          <w:color w:val="FFFFFF" w:themeColor="background1"/>
+        </w:rPr>
+        <w:t>John IT 80000</w:t>
       </w:r>
       <w:r>
         <w:rPr>
@@ -11177,120 +11523,7 @@
           <w:rStyle w:val="HTMLCode"/>
           <w:color w:val="FFFFFF" w:themeColor="background1"/>
         </w:rPr>
-        <w:t xml:space="preserve">       </w:t>
-      </w:r>
-      <w:proofErr w:type="spellStart"/>
-      <w:r>
-        <w:rPr>
-          <w:rStyle w:val="m"/>
-          <w:color w:val="FFFFFF" w:themeColor="background1"/>
-        </w:rPr>
-        <w:t>emp</w:t>
-      </w:r>
-      <w:r>
-        <w:rPr>
-          <w:rStyle w:val="g"/>
-          <w:color w:val="FFFFFF" w:themeColor="background1"/>
-        </w:rPr>
-        <w:t>.</w:t>
-      </w:r>
-      <w:r>
-        <w:rPr>
-          <w:rStyle w:val="m"/>
-          <w:color w:val="FFFFFF" w:themeColor="background1"/>
-        </w:rPr>
-        <w:t>getSalary</w:t>
-      </w:r>
-      <w:proofErr w:type="spellEnd"/>
-      <w:r>
-        <w:rPr>
-          <w:rStyle w:val="HTMLCode"/>
-          <w:color w:val="FFFFFF" w:themeColor="background1"/>
-        </w:rPr>
-        <w:t xml:space="preserve">() </w:t>
-      </w:r>
-      <w:r>
-        <w:rPr>
-          <w:rStyle w:val="g"/>
-          <w:color w:val="FFFFFF" w:themeColor="background1"/>
-        </w:rPr>
-        <w:t>&gt;</w:t>
-      </w:r>
-      <w:r>
-        <w:rPr>
-          <w:rStyle w:val="HTMLCode"/>
-          <w:color w:val="FFFFFF" w:themeColor="background1"/>
-        </w:rPr>
-        <w:t xml:space="preserve"> </w:t>
-      </w:r>
-      <w:proofErr w:type="spellStart"/>
-      <w:r>
-        <w:rPr>
-          <w:rStyle w:val="m"/>
-          <w:color w:val="FFFFFF" w:themeColor="background1"/>
-        </w:rPr>
-        <w:t>highestSalary</w:t>
-      </w:r>
-      <w:r>
-        <w:rPr>
-          <w:rStyle w:val="g"/>
-          <w:color w:val="FFFFFF" w:themeColor="background1"/>
-        </w:rPr>
-        <w:t>.</w:t>
-      </w:r>
-      <w:r>
-        <w:rPr>
-          <w:rStyle w:val="m"/>
-          <w:color w:val="FFFFFF" w:themeColor="background1"/>
-        </w:rPr>
-        <w:t>get</w:t>
-      </w:r>
-      <w:proofErr w:type="spellEnd"/>
-      <w:r>
-        <w:rPr>
-          <w:rStyle w:val="HTMLCode"/>
-          <w:color w:val="FFFFFF" w:themeColor="background1"/>
-        </w:rPr>
-        <w:t>(</w:t>
-      </w:r>
-      <w:proofErr w:type="spellStart"/>
-      <w:r>
-        <w:rPr>
-          <w:rStyle w:val="m"/>
-          <w:color w:val="FFFFFF" w:themeColor="background1"/>
-        </w:rPr>
-        <w:t>dept</w:t>
-      </w:r>
-      <w:proofErr w:type="spellEnd"/>
-      <w:r>
-        <w:rPr>
-          <w:rStyle w:val="HTMLCode"/>
-          <w:color w:val="FFFFFF" w:themeColor="background1"/>
-        </w:rPr>
-        <w:t>)</w:t>
-      </w:r>
-      <w:r>
-        <w:rPr>
-          <w:rStyle w:val="g"/>
-          <w:color w:val="FFFFFF" w:themeColor="background1"/>
-        </w:rPr>
-        <w:t>.</w:t>
-      </w:r>
-      <w:proofErr w:type="spellStart"/>
-      <w:r>
-        <w:rPr>
-          <w:rStyle w:val="m"/>
-          <w:color w:val="FFFFFF" w:themeColor="background1"/>
-        </w:rPr>
-        <w:t>getSalary</w:t>
-      </w:r>
-      <w:proofErr w:type="spellEnd"/>
-      <w:r>
-        <w:rPr>
-          <w:rStyle w:val="HTMLCode"/>
-          <w:color w:val="FFFFFF" w:themeColor="background1"/>
-        </w:rPr>
-        <w:t>()) {</w:t>
+        <w:t>IT -&gt; John</w:t>
       </w:r>
       <w:r>
         <w:rPr>
@@ -11306,75 +11539,6 @@
       </w:r>
       <w:r>
         <w:rPr>
-          <w:rStyle w:val="HTMLCode"/>
-          <w:color w:val="FFFFFF" w:themeColor="background1"/>
-        </w:rPr>
-        <w:t xml:space="preserve">        </w:t>
-      </w:r>
-      <w:proofErr w:type="spellStart"/>
-      <w:r>
-        <w:rPr>
-          <w:rStyle w:val="m"/>
-          <w:color w:val="FFFFFF" w:themeColor="background1"/>
-        </w:rPr>
-        <w:t>highestSalary</w:t>
-      </w:r>
-      <w:r>
-        <w:rPr>
-          <w:rStyle w:val="g"/>
-          <w:color w:val="FFFFFF" w:themeColor="background1"/>
-        </w:rPr>
-        <w:t>.</w:t>
-      </w:r>
-      <w:r>
-        <w:rPr>
-          <w:rStyle w:val="m"/>
-          <w:color w:val="FFFFFF" w:themeColor="background1"/>
-        </w:rPr>
-        <w:t>put</w:t>
-      </w:r>
-      <w:proofErr w:type="spellEnd"/>
-      <w:r>
-        <w:rPr>
-          <w:rStyle w:val="HTMLCode"/>
-          <w:color w:val="FFFFFF" w:themeColor="background1"/>
-        </w:rPr>
-        <w:t>(</w:t>
-      </w:r>
-      <w:proofErr w:type="spellStart"/>
-      <w:r>
-        <w:rPr>
-          <w:rStyle w:val="m"/>
-          <w:color w:val="FFFFFF" w:themeColor="background1"/>
-        </w:rPr>
-        <w:t>dept</w:t>
-      </w:r>
-      <w:proofErr w:type="spellEnd"/>
-      <w:r>
-        <w:rPr>
-          <w:rStyle w:val="HTMLCode"/>
-          <w:color w:val="FFFFFF" w:themeColor="background1"/>
-        </w:rPr>
-        <w:t xml:space="preserve">, </w:t>
-      </w:r>
-      <w:proofErr w:type="spellStart"/>
-      <w:r>
-        <w:rPr>
-          <w:rStyle w:val="m"/>
-          <w:color w:val="FFFFFF" w:themeColor="background1"/>
-        </w:rPr>
-        <w:t>emp</w:t>
-      </w:r>
-      <w:proofErr w:type="spellEnd"/>
-      <w:r>
-        <w:rPr>
-          <w:rStyle w:val="HTMLCode"/>
-          <w:color w:val="FFFFFF" w:themeColor="background1"/>
-        </w:rPr>
-        <w:t>);</w:t>
-      </w:r>
-      <w:r>
-        <w:rPr>
           <w:color w:val="FFFFFF" w:themeColor="background1"/>
         </w:rPr>
         <w:br/>
@@ -11384,7 +11548,7 @@
           <w:rStyle w:val="HTMLCode"/>
           <w:color w:val="FFFFFF" w:themeColor="background1"/>
         </w:rPr>
-        <w:t xml:space="preserve">    }</w:t>
+        <w:t>Mike IT 95000</w:t>
       </w:r>
       <w:r>
         <w:rPr>
@@ -11397,22 +11561,20 @@
           <w:rStyle w:val="HTMLCode"/>
           <w:color w:val="FFFFFF" w:themeColor="background1"/>
         </w:rPr>
-        <w:t>}</w:t>
-      </w:r>
-    </w:p>
-    <w:p>
-      <w:pPr>
-        <w:pStyle w:val="Heading3"/>
-        <w:shd w:val="clear" w:color="auto" w:fill="948A54" w:themeFill="background2" w:themeFillShade="80"/>
-        <w:rPr>
-          <w:color w:val="FFFFFF" w:themeColor="background1"/>
-        </w:rPr>
-      </w:pPr>
-      <w:r>
-        <w:rPr>
-          <w:color w:val="FFFFFF" w:themeColor="background1"/>
-        </w:rPr>
-        <w:t>Logic:</w:t>
+        <w:t>95000 &gt; 80000</w:t>
+      </w:r>
+      <w:r>
+        <w:rPr>
+          <w:color w:val="FFFFFF" w:themeColor="background1"/>
+        </w:rPr>
+        <w:br/>
+      </w:r>
+      <w:r>
+        <w:rPr>
+          <w:rStyle w:val="HTMLCode"/>
+          <w:color w:val="FFFFFF" w:themeColor="background1"/>
+        </w:rPr>
+        <w:t>IT -&gt; Mike</w:t>
       </w:r>
     </w:p>
     <w:p>
@@ -11427,158 +11589,7 @@
         <w:rPr>
           <w:color w:val="FFFFFF" w:themeColor="background1"/>
         </w:rPr>
-        <w:t>Initially:</w:t>
-      </w:r>
-    </w:p>
-    <w:p>
-      <w:pPr>
-        <w:pStyle w:val="HTMLPreformatted"/>
-        <w:shd w:val="clear" w:color="auto" w:fill="948A54" w:themeFill="background2" w:themeFillShade="80"/>
-        <w:rPr>
-          <w:color w:val="FFFFFF" w:themeColor="background1"/>
-        </w:rPr>
-      </w:pPr>
-      <w:r>
-        <w:rPr>
-          <w:rStyle w:val="HTMLCode"/>
-          <w:color w:val="FFFFFF" w:themeColor="background1"/>
-        </w:rPr>
-        <w:t>IT -&gt; null</w:t>
-      </w:r>
-      <w:r>
-        <w:rPr>
-          <w:color w:val="FFFFFF" w:themeColor="background1"/>
-        </w:rPr>
-        <w:br/>
-      </w:r>
-      <w:r>
-        <w:rPr>
-          <w:rStyle w:val="HTMLCode"/>
-          <w:color w:val="FFFFFF" w:themeColor="background1"/>
-        </w:rPr>
-        <w:t>HR -&gt; null</w:t>
-      </w:r>
-      <w:r>
-        <w:rPr>
-          <w:color w:val="FFFFFF" w:themeColor="background1"/>
-        </w:rPr>
-        <w:br/>
-      </w:r>
-      <w:r>
-        <w:rPr>
-          <w:rStyle w:val="HTMLCode"/>
-          <w:color w:val="FFFFFF" w:themeColor="background1"/>
-        </w:rPr>
-        <w:t>Finance -&gt; null</w:t>
-      </w:r>
-    </w:p>
-    <w:p>
-      <w:pPr>
-        <w:pStyle w:val="NormalWeb"/>
-        <w:shd w:val="clear" w:color="auto" w:fill="948A54" w:themeFill="background2" w:themeFillShade="80"/>
-        <w:rPr>
-          <w:color w:val="FFFFFF" w:themeColor="background1"/>
-        </w:rPr>
-      </w:pPr>
-      <w:r>
-        <w:rPr>
-          <w:color w:val="FFFFFF" w:themeColor="background1"/>
-        </w:rPr>
-        <w:t>Process employees:</w:t>
-      </w:r>
-    </w:p>
-    <w:p>
-      <w:pPr>
-        <w:pStyle w:val="HTMLPreformatted"/>
-        <w:shd w:val="clear" w:color="auto" w:fill="948A54" w:themeFill="background2" w:themeFillShade="80"/>
-        <w:rPr>
-          <w:color w:val="FFFFFF" w:themeColor="background1"/>
-        </w:rPr>
-      </w:pPr>
-      <w:r>
-        <w:rPr>
-          <w:rStyle w:val="HTMLCode"/>
-          <w:color w:val="FFFFFF" w:themeColor="background1"/>
-        </w:rPr>
-        <w:t>John IT 80000</w:t>
-      </w:r>
-      <w:r>
-        <w:rPr>
-          <w:color w:val="FFFFFF" w:themeColor="background1"/>
-        </w:rPr>
-        <w:br/>
-      </w:r>
-      <w:r>
-        <w:rPr>
-          <w:rStyle w:val="HTMLCode"/>
-          <w:color w:val="FFFFFF" w:themeColor="background1"/>
-        </w:rPr>
-        <w:t>IT -&gt; John</w:t>
-      </w:r>
-      <w:r>
-        <w:rPr>
-          <w:color w:val="FFFFFF" w:themeColor="background1"/>
-        </w:rPr>
-        <w:br/>
-      </w:r>
-      <w:r>
-        <w:rPr>
-          <w:color w:val="FFFFFF" w:themeColor="background1"/>
-        </w:rPr>
-        <w:br/>
-      </w:r>
-      <w:r>
-        <w:rPr>
-          <w:color w:val="FFFFFF" w:themeColor="background1"/>
-        </w:rPr>
-        <w:br/>
-      </w:r>
-      <w:r>
-        <w:rPr>
-          <w:rStyle w:val="HTMLCode"/>
-          <w:color w:val="FFFFFF" w:themeColor="background1"/>
-        </w:rPr>
-        <w:t>Mike IT 95000</w:t>
-      </w:r>
-      <w:r>
-        <w:rPr>
-          <w:color w:val="FFFFFF" w:themeColor="background1"/>
-        </w:rPr>
-        <w:br/>
-      </w:r>
-      <w:r>
-        <w:rPr>
-          <w:rStyle w:val="HTMLCode"/>
-          <w:color w:val="FFFFFF" w:themeColor="background1"/>
-        </w:rPr>
-        <w:t>95000 &gt; 80000</w:t>
-      </w:r>
-      <w:r>
-        <w:rPr>
-          <w:color w:val="FFFFFF" w:themeColor="background1"/>
-        </w:rPr>
-        <w:br/>
-      </w:r>
-      <w:r>
-        <w:rPr>
-          <w:rStyle w:val="HTMLCode"/>
-          <w:color w:val="FFFFFF" w:themeColor="background1"/>
-        </w:rPr>
-        <w:t>IT -&gt; Mike</w:t>
-      </w:r>
-    </w:p>
-    <w:p>
-      <w:pPr>
-        <w:pStyle w:val="NormalWeb"/>
-        <w:shd w:val="clear" w:color="auto" w:fill="948A54" w:themeFill="background2" w:themeFillShade="80"/>
-        <w:rPr>
-          <w:color w:val="FFFFFF" w:themeColor="background1"/>
-        </w:rPr>
-      </w:pPr>
-      <w:r>
-        <w:rPr>
-          <w:color w:val="FFFFFF" w:themeColor="background1"/>
-        </w:rPr>
+        <w:lastRenderedPageBreak/>
         <w:t>Finally:</w:t>
       </w:r>
     </w:p>
@@ -11698,7 +11709,6 @@
         <w:rPr>
           <w:color w:val="FFFFFF" w:themeColor="background1"/>
         </w:rPr>
-        <w:lastRenderedPageBreak/>
         <w:t>Answer:</w:t>
       </w:r>
     </w:p>
@@ -11923,6 +11933,7 @@
           <w:rStyle w:val="Strong"/>
           <w:color w:val="FFFFFF" w:themeColor="background1"/>
         </w:rPr>
+        <w:lastRenderedPageBreak/>
         <w:t>Stream</w:t>
       </w:r>
       <w:r>
@@ -12426,7 +12437,6 @@
           <w:szCs w:val="20"/>
           <w:lang w:eastAsia="en-IN"/>
         </w:rPr>
-        <w:lastRenderedPageBreak/>
         <w:t xml:space="preserve">Map&lt;String, Employee&gt; result = </w:t>
       </w:r>
       <w:proofErr w:type="spellStart"/>
@@ -12551,6 +12561,7 @@
           <w:szCs w:val="20"/>
           <w:lang w:eastAsia="en-IN"/>
         </w:rPr>
+        <w:lastRenderedPageBreak/>
         <w:tab/>
       </w:r>
       <w:r>
@@ -13322,6 +13333,7 @@
         <w:pStyle w:val="Heading3"/>
       </w:pPr>
       <w:r>
+        <w:lastRenderedPageBreak/>
         <w:t xml:space="preserve">1. </w:t>
       </w:r>
       <w:proofErr w:type="spellStart"/>
@@ -13359,7 +13371,6 @@
         <w:rPr>
           <w:rStyle w:val="m"/>
         </w:rPr>
-        <w:lastRenderedPageBreak/>
         <w:t>List</w:t>
       </w:r>
       <w:r>
@@ -13912,6 +13923,7 @@
         <w:pStyle w:val="NormalWeb"/>
       </w:pPr>
       <w:r>
+        <w:lastRenderedPageBreak/>
         <w:t>After grouping:</w:t>
       </w:r>
     </w:p>
@@ -14200,7 +14212,6 @@
         <w:pStyle w:val="Heading3"/>
       </w:pPr>
       <w:r>
-        <w:lastRenderedPageBreak/>
         <w:t xml:space="preserve">4. </w:t>
       </w:r>
       <w:proofErr w:type="spellStart"/>
@@ -14294,6 +14305,7 @@
         <w:pStyle w:val="NormalWeb"/>
       </w:pPr>
       <w:r>
+        <w:lastRenderedPageBreak/>
         <w:t>For HR:</w:t>
       </w:r>
     </w:p>
@@ -14626,6 +14638,7 @@
         <w:rPr>
           <w:rStyle w:val="m"/>
         </w:rPr>
+        <w:lastRenderedPageBreak/>
         <w:t>result</w:t>
       </w:r>
       <w:r>
@@ -14826,7 +14839,6 @@
         <w:rPr>
           <w:rStyle w:val="m"/>
         </w:rPr>
-        <w:lastRenderedPageBreak/>
         <w:t>Map</w:t>
       </w:r>
       <w:r>
@@ -15137,222 +15149,6 @@
         <w:rPr>
           <w:rStyle w:val="HTMLCode"/>
         </w:rPr>
-        <w:t>@</w:t>
-      </w:r>
-      <w:proofErr w:type="spellStart"/>
-      <w:r>
-        <w:rPr>
-          <w:rStyle w:val="m"/>
-        </w:rPr>
-        <w:t>FunctionalInterface</w:t>
-      </w:r>
-      <w:proofErr w:type="spellEnd"/>
-      <w:r>
-        <w:br/>
-      </w:r>
-      <w:r>
-        <w:rPr>
-          <w:rStyle w:val="g"/>
-        </w:rPr>
-        <w:t>interface</w:t>
-      </w:r>
-      <w:r>
-        <w:rPr>
-          <w:rStyle w:val="HTMLCode"/>
-        </w:rPr>
-        <w:t xml:space="preserve"> </w:t>
-      </w:r>
-      <w:r>
-        <w:rPr>
-          <w:rStyle w:val="m"/>
-        </w:rPr>
-        <w:t>Test</w:t>
-      </w:r>
-      <w:r>
-        <w:rPr>
-          <w:rStyle w:val="HTMLCode"/>
-        </w:rPr>
-        <w:t xml:space="preserve"> {</w:t>
-      </w:r>
-      <w:r>
-        <w:br/>
-      </w:r>
-      <w:r>
-        <w:rPr>
-          <w:rStyle w:val="HTMLCode"/>
-        </w:rPr>
-        <w:t xml:space="preserve">    </w:t>
-      </w:r>
-      <w:r>
-        <w:rPr>
-          <w:rStyle w:val="g"/>
-        </w:rPr>
-        <w:t>void</w:t>
-      </w:r>
-      <w:r>
-        <w:rPr>
-          <w:rStyle w:val="HTMLCode"/>
-        </w:rPr>
-        <w:t xml:space="preserve"> </w:t>
-      </w:r>
-      <w:proofErr w:type="gramStart"/>
-      <w:r>
-        <w:rPr>
-          <w:rStyle w:val="m"/>
-        </w:rPr>
-        <w:t>method1</w:t>
-      </w:r>
-      <w:r>
-        <w:rPr>
-          <w:rStyle w:val="HTMLCode"/>
-        </w:rPr>
-        <w:t>(</w:t>
-      </w:r>
-      <w:proofErr w:type="gramEnd"/>
-      <w:r>
-        <w:rPr>
-          <w:rStyle w:val="HTMLCode"/>
-        </w:rPr>
-        <w:t>);</w:t>
-      </w:r>
-      <w:r>
-        <w:br/>
-      </w:r>
-      <w:r>
-        <w:br/>
-      </w:r>
-      <w:r>
-        <w:rPr>
-          <w:rStyle w:val="HTMLCode"/>
-        </w:rPr>
-        <w:t xml:space="preserve">    </w:t>
-      </w:r>
-      <w:r>
-        <w:rPr>
-          <w:rStyle w:val="g"/>
-        </w:rPr>
-        <w:t>void</w:t>
-      </w:r>
-      <w:r>
-        <w:rPr>
-          <w:rStyle w:val="HTMLCode"/>
-        </w:rPr>
-        <w:t xml:space="preserve"> </w:t>
-      </w:r>
-      <w:r>
-        <w:rPr>
-          <w:rStyle w:val="m"/>
-        </w:rPr>
-        <w:t>method2</w:t>
-      </w:r>
-      <w:r>
-        <w:rPr>
-          <w:rStyle w:val="HTMLCode"/>
-        </w:rPr>
-        <w:t xml:space="preserve">(); </w:t>
-      </w:r>
-      <w:r>
-        <w:rPr>
-          <w:rStyle w:val="e"/>
-        </w:rPr>
-        <w:t>// Compile-time error</w:t>
-      </w:r>
-      <w:r>
-        <w:br/>
-      </w:r>
-      <w:r>
-        <w:rPr>
-          <w:rStyle w:val="HTMLCode"/>
-        </w:rPr>
-        <w:t>}</w:t>
-      </w:r>
-    </w:p>
-    <w:p>
-      <w:pPr>
-        <w:pStyle w:val="NormalWeb"/>
-      </w:pPr>
-      <w:r>
-        <w:rPr>
-          <w:rStyle w:val="Strong"/>
-        </w:rPr>
-        <w:t>Compiler Error:</w:t>
-      </w:r>
-    </w:p>
-    <w:p>
-      <w:pPr>
-        <w:pStyle w:val="HTMLPreformatted"/>
-      </w:pPr>
-      <w:r>
-        <w:rPr>
-          <w:rStyle w:val="HTMLCode"/>
-        </w:rPr>
-        <w:t>Unexpected @</w:t>
-      </w:r>
-      <w:proofErr w:type="spellStart"/>
-      <w:r>
-        <w:rPr>
-          <w:rStyle w:val="HTMLCode"/>
-        </w:rPr>
-        <w:t>FunctionalInterface</w:t>
-      </w:r>
-      <w:proofErr w:type="spellEnd"/>
-      <w:r>
-        <w:rPr>
-          <w:rStyle w:val="HTMLCode"/>
-        </w:rPr>
-        <w:t xml:space="preserve"> annotation</w:t>
-      </w:r>
-      <w:proofErr w:type="gramStart"/>
-      <w:r>
-        <w:rPr>
-          <w:rStyle w:val="HTMLCode"/>
-        </w:rPr>
-        <w:t>;</w:t>
-      </w:r>
-      <w:proofErr w:type="gramEnd"/>
-      <w:r>
-        <w:br/>
-      </w:r>
-      <w:r>
-        <w:rPr>
-          <w:rStyle w:val="HTMLCode"/>
-        </w:rPr>
-        <w:t>Test is not a functional interface</w:t>
-      </w:r>
-      <w:r>
-        <w:br/>
-      </w:r>
-      <w:r>
-        <w:rPr>
-          <w:rStyle w:val="HTMLCode"/>
-        </w:rPr>
-        <w:t>multiple non-overriding abstract methods found</w:t>
-      </w:r>
-    </w:p>
-    <w:p>
-      <w:pPr>
-        <w:pStyle w:val="Heading3"/>
-      </w:pPr>
-      <w:r>
-        <w:t>Important Point</w:t>
-      </w:r>
-    </w:p>
-    <w:p>
-      <w:pPr>
-        <w:pStyle w:val="NormalWeb"/>
-      </w:pPr>
-      <w:r>
-        <w:t>Default methods and static methods are allowed:</w:t>
-      </w:r>
-    </w:p>
-    <w:p>
-      <w:pPr>
-        <w:pStyle w:val="HTMLPreformatted"/>
-      </w:pPr>
-      <w:r>
-        <w:rPr>
-          <w:rStyle w:val="HTMLCode"/>
-        </w:rPr>
         <w:lastRenderedPageBreak/>
         <w:t>@</w:t>
       </w:r>
@@ -15448,6 +15244,222 @@
         <w:rPr>
           <w:rStyle w:val="g"/>
         </w:rPr>
+        <w:t>void</w:t>
+      </w:r>
+      <w:r>
+        <w:rPr>
+          <w:rStyle w:val="HTMLCode"/>
+        </w:rPr>
+        <w:t xml:space="preserve"> </w:t>
+      </w:r>
+      <w:r>
+        <w:rPr>
+          <w:rStyle w:val="m"/>
+        </w:rPr>
+        <w:t>method2</w:t>
+      </w:r>
+      <w:r>
+        <w:rPr>
+          <w:rStyle w:val="HTMLCode"/>
+        </w:rPr>
+        <w:t xml:space="preserve">(); </w:t>
+      </w:r>
+      <w:r>
+        <w:rPr>
+          <w:rStyle w:val="e"/>
+        </w:rPr>
+        <w:t>// Compile-time error</w:t>
+      </w:r>
+      <w:r>
+        <w:br/>
+      </w:r>
+      <w:r>
+        <w:rPr>
+          <w:rStyle w:val="HTMLCode"/>
+        </w:rPr>
+        <w:t>}</w:t>
+      </w:r>
+    </w:p>
+    <w:p>
+      <w:pPr>
+        <w:pStyle w:val="NormalWeb"/>
+      </w:pPr>
+      <w:r>
+        <w:rPr>
+          <w:rStyle w:val="Strong"/>
+        </w:rPr>
+        <w:t>Compiler Error:</w:t>
+      </w:r>
+    </w:p>
+    <w:p>
+      <w:pPr>
+        <w:pStyle w:val="HTMLPreformatted"/>
+      </w:pPr>
+      <w:r>
+        <w:rPr>
+          <w:rStyle w:val="HTMLCode"/>
+        </w:rPr>
+        <w:t>Unexpected @</w:t>
+      </w:r>
+      <w:proofErr w:type="spellStart"/>
+      <w:r>
+        <w:rPr>
+          <w:rStyle w:val="HTMLCode"/>
+        </w:rPr>
+        <w:t>FunctionalInterface</w:t>
+      </w:r>
+      <w:proofErr w:type="spellEnd"/>
+      <w:r>
+        <w:rPr>
+          <w:rStyle w:val="HTMLCode"/>
+        </w:rPr>
+        <w:t xml:space="preserve"> annotation</w:t>
+      </w:r>
+      <w:proofErr w:type="gramStart"/>
+      <w:r>
+        <w:rPr>
+          <w:rStyle w:val="HTMLCode"/>
+        </w:rPr>
+        <w:t>;</w:t>
+      </w:r>
+      <w:proofErr w:type="gramEnd"/>
+      <w:r>
+        <w:br/>
+      </w:r>
+      <w:r>
+        <w:rPr>
+          <w:rStyle w:val="HTMLCode"/>
+        </w:rPr>
+        <w:t>Test is not a functional interface</w:t>
+      </w:r>
+      <w:r>
+        <w:br/>
+      </w:r>
+      <w:r>
+        <w:rPr>
+          <w:rStyle w:val="HTMLCode"/>
+        </w:rPr>
+        <w:t>multiple non-overriding abstract methods found</w:t>
+      </w:r>
+    </w:p>
+    <w:p>
+      <w:pPr>
+        <w:pStyle w:val="Heading3"/>
+      </w:pPr>
+      <w:r>
+        <w:t>Important Point</w:t>
+      </w:r>
+    </w:p>
+    <w:p>
+      <w:pPr>
+        <w:pStyle w:val="NormalWeb"/>
+      </w:pPr>
+      <w:r>
+        <w:t>Default methods and static methods are allowed:</w:t>
+      </w:r>
+    </w:p>
+    <w:p>
+      <w:pPr>
+        <w:pStyle w:val="HTMLPreformatted"/>
+      </w:pPr>
+      <w:r>
+        <w:rPr>
+          <w:rStyle w:val="HTMLCode"/>
+        </w:rPr>
+        <w:t>@</w:t>
+      </w:r>
+      <w:proofErr w:type="spellStart"/>
+      <w:r>
+        <w:rPr>
+          <w:rStyle w:val="m"/>
+        </w:rPr>
+        <w:t>FunctionalInterface</w:t>
+      </w:r>
+      <w:proofErr w:type="spellEnd"/>
+      <w:r>
+        <w:br/>
+      </w:r>
+      <w:r>
+        <w:rPr>
+          <w:rStyle w:val="g"/>
+        </w:rPr>
+        <w:t>interface</w:t>
+      </w:r>
+      <w:r>
+        <w:rPr>
+          <w:rStyle w:val="HTMLCode"/>
+        </w:rPr>
+        <w:t xml:space="preserve"> </w:t>
+      </w:r>
+      <w:r>
+        <w:rPr>
+          <w:rStyle w:val="m"/>
+        </w:rPr>
+        <w:t>Test</w:t>
+      </w:r>
+      <w:r>
+        <w:rPr>
+          <w:rStyle w:val="HTMLCode"/>
+        </w:rPr>
+        <w:t xml:space="preserve"> {</w:t>
+      </w:r>
+      <w:r>
+        <w:br/>
+      </w:r>
+      <w:r>
+        <w:rPr>
+          <w:rStyle w:val="HTMLCode"/>
+        </w:rPr>
+        <w:t xml:space="preserve">    </w:t>
+      </w:r>
+      <w:r>
+        <w:rPr>
+          <w:rStyle w:val="g"/>
+        </w:rPr>
+        <w:t>void</w:t>
+      </w:r>
+      <w:r>
+        <w:rPr>
+          <w:rStyle w:val="HTMLCode"/>
+        </w:rPr>
+        <w:t xml:space="preserve"> </w:t>
+      </w:r>
+      <w:proofErr w:type="gramStart"/>
+      <w:r>
+        <w:rPr>
+          <w:rStyle w:val="m"/>
+        </w:rPr>
+        <w:t>method1</w:t>
+      </w:r>
+      <w:r>
+        <w:rPr>
+          <w:rStyle w:val="HTMLCode"/>
+        </w:rPr>
+        <w:t>(</w:t>
+      </w:r>
+      <w:proofErr w:type="gramEnd"/>
+      <w:r>
+        <w:rPr>
+          <w:rStyle w:val="HTMLCode"/>
+        </w:rPr>
+        <w:t>);</w:t>
+      </w:r>
+      <w:r>
+        <w:br/>
+      </w:r>
+      <w:r>
+        <w:br/>
+      </w:r>
+      <w:r>
+        <w:rPr>
+          <w:rStyle w:val="HTMLCode"/>
+        </w:rPr>
+        <w:t xml:space="preserve">    </w:t>
+      </w:r>
+      <w:r>
+        <w:rPr>
+          <w:rStyle w:val="g"/>
+        </w:rPr>
         <w:t>default</w:t>
       </w:r>
       <w:r>
@@ -15561,6 +15573,7 @@
         <w:pStyle w:val="NormalWeb"/>
       </w:pPr>
       <w:r>
+        <w:lastRenderedPageBreak/>
         <w:t xml:space="preserve">This is valid because there is still only </w:t>
       </w:r>
       <w:r>
@@ -15796,6 +15809,7 @@
         <w:rPr>
           <w:rStyle w:val="HTMLCode"/>
         </w:rPr>
+        <w:lastRenderedPageBreak/>
         <w:t xml:space="preserve">    </w:t>
       </w:r>
       <w:r>
@@ -15844,7 +15858,6 @@
         <w:pStyle w:val="Heading3"/>
       </w:pPr>
       <w:r>
-        <w:lastRenderedPageBreak/>
         <w:t>Java 8 Features</w:t>
       </w:r>
     </w:p>
@@ -16186,6 +16199,7 @@
         <w:rPr>
           <w:rStyle w:val="HTMLCode"/>
         </w:rPr>
+        <w:lastRenderedPageBreak/>
         <w:t xml:space="preserve">    }</w:t>
       </w:r>
       <w:r>
@@ -16488,7 +16502,6 @@
         <w:rPr>
           <w:rStyle w:val="HTMLCode"/>
         </w:rPr>
-        <w:lastRenderedPageBreak/>
         <w:t xml:space="preserve">    }</w:t>
       </w:r>
       <w:r>
@@ -16523,6 +16536,7 @@
         <w:pStyle w:val="Heading3"/>
       </w:pPr>
       <w:r>
+        <w:lastRenderedPageBreak/>
         <w:t>Interview Summary</w:t>
       </w:r>
     </w:p>
@@ -16689,6 +16703,7 @@
         <w:shd w:val="clear" w:color="auto" w:fill="948A54" w:themeFill="background2" w:themeFillShade="80"/>
       </w:pPr>
       <w:r>
+        <w:lastRenderedPageBreak/>
         <w:t xml:space="preserve">A simple real-world way to think about </w:t>
       </w:r>
       <w:r>
@@ -16725,509 +16740,509 @@
         <w:shd w:val="clear" w:color="auto" w:fill="948A54" w:themeFill="background2" w:themeFillShade="80"/>
       </w:pPr>
       <w:r>
+        <w:t>1. Default Method (Real-World Example)</w:t>
+      </w:r>
+    </w:p>
+    <w:p>
+      <w:pPr>
+        <w:pStyle w:val="NormalWeb"/>
+        <w:shd w:val="clear" w:color="auto" w:fill="948A54" w:themeFill="background2" w:themeFillShade="80"/>
+      </w:pPr>
+      <w:r>
+        <w:t>Suppose an interface is used by different payment methods like Credit Card, UPI, and PayPal.</w:t>
+      </w:r>
+    </w:p>
+    <w:p>
+      <w:pPr>
+        <w:pStyle w:val="HTMLPreformatted"/>
+        <w:shd w:val="clear" w:color="auto" w:fill="948A54" w:themeFill="background2" w:themeFillShade="80"/>
+        <w:rPr>
+          <w:rStyle w:val="HTMLCode"/>
+        </w:rPr>
+      </w:pPr>
+      <w:proofErr w:type="gramStart"/>
+      <w:r>
+        <w:rPr>
+          <w:rStyle w:val="HTMLCode"/>
+        </w:rPr>
+        <w:t>interface</w:t>
+      </w:r>
+      <w:proofErr w:type="gramEnd"/>
+      <w:r>
+        <w:rPr>
+          <w:rStyle w:val="HTMLCode"/>
+        </w:rPr>
+        <w:t xml:space="preserve"> Payment {</w:t>
+      </w:r>
+    </w:p>
+    <w:p>
+      <w:pPr>
+        <w:pStyle w:val="HTMLPreformatted"/>
+        <w:shd w:val="clear" w:color="auto" w:fill="948A54" w:themeFill="background2" w:themeFillShade="80"/>
+        <w:rPr>
+          <w:rStyle w:val="HTMLCode"/>
+        </w:rPr>
+      </w:pPr>
+      <w:r>
+        <w:rPr>
+          <w:rStyle w:val="HTMLCode"/>
+        </w:rPr>
+        <w:t xml:space="preserve">    </w:t>
+      </w:r>
+      <w:proofErr w:type="gramStart"/>
+      <w:r>
+        <w:rPr>
+          <w:rStyle w:val="HTMLCode"/>
+        </w:rPr>
+        <w:t>void</w:t>
+      </w:r>
+      <w:proofErr w:type="gramEnd"/>
+      <w:r>
+        <w:rPr>
+          <w:rStyle w:val="HTMLCode"/>
+        </w:rPr>
+        <w:t xml:space="preserve"> pay(double amount);</w:t>
+      </w:r>
+    </w:p>
+    <w:p>
+      <w:pPr>
+        <w:pStyle w:val="HTMLPreformatted"/>
+        <w:shd w:val="clear" w:color="auto" w:fill="948A54" w:themeFill="background2" w:themeFillShade="80"/>
+        <w:rPr>
+          <w:rStyle w:val="HTMLCode"/>
+        </w:rPr>
+      </w:pPr>
+    </w:p>
+    <w:p>
+      <w:pPr>
+        <w:pStyle w:val="HTMLPreformatted"/>
+        <w:shd w:val="clear" w:color="auto" w:fill="948A54" w:themeFill="background2" w:themeFillShade="80"/>
+        <w:rPr>
+          <w:rStyle w:val="HTMLCode"/>
+        </w:rPr>
+      </w:pPr>
+      <w:r>
+        <w:rPr>
+          <w:rStyle w:val="HTMLCode"/>
+        </w:rPr>
+        <w:t xml:space="preserve">    // Default method</w:t>
+      </w:r>
+    </w:p>
+    <w:p>
+      <w:pPr>
+        <w:pStyle w:val="HTMLPreformatted"/>
+        <w:shd w:val="clear" w:color="auto" w:fill="948A54" w:themeFill="background2" w:themeFillShade="80"/>
+        <w:rPr>
+          <w:rStyle w:val="HTMLCode"/>
+        </w:rPr>
+      </w:pPr>
+      <w:r>
+        <w:rPr>
+          <w:rStyle w:val="HTMLCode"/>
+        </w:rPr>
+        <w:t xml:space="preserve">    </w:t>
+      </w:r>
+      <w:proofErr w:type="gramStart"/>
+      <w:r>
+        <w:rPr>
+          <w:rStyle w:val="HTMLCode"/>
+        </w:rPr>
+        <w:t>default</w:t>
+      </w:r>
+      <w:proofErr w:type="gramEnd"/>
+      <w:r>
+        <w:rPr>
+          <w:rStyle w:val="HTMLCode"/>
+        </w:rPr>
+        <w:t xml:space="preserve"> void </w:t>
+      </w:r>
+      <w:proofErr w:type="spellStart"/>
+      <w:r>
+        <w:rPr>
+          <w:rStyle w:val="HTMLCode"/>
+        </w:rPr>
+        <w:t>printReceipt</w:t>
+      </w:r>
+      <w:proofErr w:type="spellEnd"/>
+      <w:r>
+        <w:rPr>
+          <w:rStyle w:val="HTMLCode"/>
+        </w:rPr>
+        <w:t>() {</w:t>
+      </w:r>
+    </w:p>
+    <w:p>
+      <w:pPr>
+        <w:pStyle w:val="HTMLPreformatted"/>
+        <w:shd w:val="clear" w:color="auto" w:fill="948A54" w:themeFill="background2" w:themeFillShade="80"/>
+        <w:rPr>
+          <w:rStyle w:val="HTMLCode"/>
+        </w:rPr>
+      </w:pPr>
+      <w:r>
+        <w:rPr>
+          <w:rStyle w:val="HTMLCode"/>
+        </w:rPr>
+        <w:t xml:space="preserve">        </w:t>
+      </w:r>
+      <w:proofErr w:type="gramStart"/>
+      <w:r>
+        <w:rPr>
+          <w:rStyle w:val="HTMLCode"/>
+        </w:rPr>
+        <w:t>System.out.println(</w:t>
+      </w:r>
+      <w:proofErr w:type="gramEnd"/>
+      <w:r>
+        <w:rPr>
+          <w:rStyle w:val="HTMLCode"/>
+        </w:rPr>
+        <w:t>"Receipt generated successfully.");</w:t>
+      </w:r>
+    </w:p>
+    <w:p>
+      <w:pPr>
+        <w:pStyle w:val="HTMLPreformatted"/>
+        <w:shd w:val="clear" w:color="auto" w:fill="948A54" w:themeFill="background2" w:themeFillShade="80"/>
+        <w:rPr>
+          <w:rStyle w:val="HTMLCode"/>
+        </w:rPr>
+      </w:pPr>
+      <w:r>
+        <w:rPr>
+          <w:rStyle w:val="HTMLCode"/>
+        </w:rPr>
+        <w:t xml:space="preserve">    }</w:t>
+      </w:r>
+    </w:p>
+    <w:p>
+      <w:pPr>
+        <w:pStyle w:val="HTMLPreformatted"/>
+        <w:shd w:val="clear" w:color="auto" w:fill="948A54" w:themeFill="background2" w:themeFillShade="80"/>
+        <w:rPr>
+          <w:rStyle w:val="HTMLCode"/>
+        </w:rPr>
+      </w:pPr>
+      <w:r>
+        <w:rPr>
+          <w:rStyle w:val="HTMLCode"/>
+        </w:rPr>
+        <w:t>}</w:t>
+      </w:r>
+    </w:p>
+    <w:p>
+      <w:pPr>
+        <w:pStyle w:val="HTMLPreformatted"/>
+        <w:shd w:val="clear" w:color="auto" w:fill="948A54" w:themeFill="background2" w:themeFillShade="80"/>
+        <w:rPr>
+          <w:rStyle w:val="HTMLCode"/>
+        </w:rPr>
+      </w:pPr>
+    </w:p>
+    <w:p>
+      <w:pPr>
+        <w:pStyle w:val="HTMLPreformatted"/>
+        <w:shd w:val="clear" w:color="auto" w:fill="948A54" w:themeFill="background2" w:themeFillShade="80"/>
+        <w:rPr>
+          <w:rStyle w:val="HTMLCode"/>
+        </w:rPr>
+      </w:pPr>
+      <w:proofErr w:type="gramStart"/>
+      <w:r>
+        <w:rPr>
+          <w:rStyle w:val="HTMLCode"/>
+        </w:rPr>
+        <w:t>class</w:t>
+      </w:r>
+      <w:proofErr w:type="gramEnd"/>
+      <w:r>
+        <w:rPr>
+          <w:rStyle w:val="HTMLCode"/>
+        </w:rPr>
+        <w:t xml:space="preserve"> </w:t>
+      </w:r>
+      <w:proofErr w:type="spellStart"/>
+      <w:r>
+        <w:rPr>
+          <w:rStyle w:val="HTMLCode"/>
+        </w:rPr>
+        <w:t>CreditCardPayment</w:t>
+      </w:r>
+      <w:proofErr w:type="spellEnd"/>
+      <w:r>
+        <w:rPr>
+          <w:rStyle w:val="HTMLCode"/>
+        </w:rPr>
+        <w:t xml:space="preserve"> implements Payment {</w:t>
+      </w:r>
+    </w:p>
+    <w:p>
+      <w:pPr>
+        <w:pStyle w:val="HTMLPreformatted"/>
+        <w:shd w:val="clear" w:color="auto" w:fill="948A54" w:themeFill="background2" w:themeFillShade="80"/>
+        <w:rPr>
+          <w:rStyle w:val="HTMLCode"/>
+        </w:rPr>
+      </w:pPr>
+      <w:r>
+        <w:rPr>
+          <w:rStyle w:val="HTMLCode"/>
+        </w:rPr>
+        <w:t xml:space="preserve">    </w:t>
+      </w:r>
+      <w:proofErr w:type="gramStart"/>
+      <w:r>
+        <w:rPr>
+          <w:rStyle w:val="HTMLCode"/>
+        </w:rPr>
+        <w:t>public</w:t>
+      </w:r>
+      <w:proofErr w:type="gramEnd"/>
+      <w:r>
+        <w:rPr>
+          <w:rStyle w:val="HTMLCode"/>
+        </w:rPr>
+        <w:t xml:space="preserve"> void pay(double amount) {</w:t>
+      </w:r>
+    </w:p>
+    <w:p>
+      <w:pPr>
+        <w:pStyle w:val="HTMLPreformatted"/>
+        <w:shd w:val="clear" w:color="auto" w:fill="948A54" w:themeFill="background2" w:themeFillShade="80"/>
+        <w:rPr>
+          <w:rStyle w:val="HTMLCode"/>
+        </w:rPr>
+      </w:pPr>
+      <w:r>
+        <w:rPr>
+          <w:rStyle w:val="HTMLCode"/>
+        </w:rPr>
+        <w:t xml:space="preserve">        </w:t>
+      </w:r>
+      <w:proofErr w:type="gramStart"/>
+      <w:r>
+        <w:rPr>
+          <w:rStyle w:val="HTMLCode"/>
+        </w:rPr>
+        <w:t>System.out.println(</w:t>
+      </w:r>
+      <w:proofErr w:type="gramEnd"/>
+      <w:r>
+        <w:rPr>
+          <w:rStyle w:val="HTMLCode"/>
+        </w:rPr>
+        <w:t>"Paid ₹" + amount + " using Credit Card.");</w:t>
+      </w:r>
+    </w:p>
+    <w:p>
+      <w:pPr>
+        <w:pStyle w:val="HTMLPreformatted"/>
+        <w:shd w:val="clear" w:color="auto" w:fill="948A54" w:themeFill="background2" w:themeFillShade="80"/>
+        <w:rPr>
+          <w:rStyle w:val="HTMLCode"/>
+        </w:rPr>
+      </w:pPr>
+      <w:r>
+        <w:rPr>
+          <w:rStyle w:val="HTMLCode"/>
+        </w:rPr>
+        <w:t xml:space="preserve">    }</w:t>
+      </w:r>
+    </w:p>
+    <w:p>
+      <w:pPr>
+        <w:pStyle w:val="HTMLPreformatted"/>
+        <w:shd w:val="clear" w:color="auto" w:fill="948A54" w:themeFill="background2" w:themeFillShade="80"/>
+        <w:rPr>
+          <w:rStyle w:val="HTMLCode"/>
+        </w:rPr>
+      </w:pPr>
+      <w:r>
+        <w:rPr>
+          <w:rStyle w:val="HTMLCode"/>
+        </w:rPr>
+        <w:t>}</w:t>
+      </w:r>
+    </w:p>
+    <w:p>
+      <w:pPr>
+        <w:pStyle w:val="HTMLPreformatted"/>
+        <w:shd w:val="clear" w:color="auto" w:fill="948A54" w:themeFill="background2" w:themeFillShade="80"/>
+        <w:rPr>
+          <w:rStyle w:val="HTMLCode"/>
+        </w:rPr>
+      </w:pPr>
+    </w:p>
+    <w:p>
+      <w:pPr>
+        <w:pStyle w:val="HTMLPreformatted"/>
+        <w:shd w:val="clear" w:color="auto" w:fill="948A54" w:themeFill="background2" w:themeFillShade="80"/>
+        <w:rPr>
+          <w:rStyle w:val="HTMLCode"/>
+        </w:rPr>
+      </w:pPr>
+      <w:proofErr w:type="gramStart"/>
+      <w:r>
+        <w:rPr>
+          <w:rStyle w:val="HTMLCode"/>
+        </w:rPr>
+        <w:t>class</w:t>
+      </w:r>
+      <w:proofErr w:type="gramEnd"/>
+      <w:r>
+        <w:rPr>
+          <w:rStyle w:val="HTMLCode"/>
+        </w:rPr>
+        <w:t xml:space="preserve"> </w:t>
+      </w:r>
+      <w:proofErr w:type="spellStart"/>
+      <w:r>
+        <w:rPr>
+          <w:rStyle w:val="HTMLCode"/>
+        </w:rPr>
+        <w:t>UpiPayment</w:t>
+      </w:r>
+      <w:proofErr w:type="spellEnd"/>
+      <w:r>
+        <w:rPr>
+          <w:rStyle w:val="HTMLCode"/>
+        </w:rPr>
+        <w:t xml:space="preserve"> implements Payment {</w:t>
+      </w:r>
+    </w:p>
+    <w:p>
+      <w:pPr>
+        <w:pStyle w:val="HTMLPreformatted"/>
+        <w:shd w:val="clear" w:color="auto" w:fill="948A54" w:themeFill="background2" w:themeFillShade="80"/>
+        <w:rPr>
+          <w:rStyle w:val="HTMLCode"/>
+        </w:rPr>
+      </w:pPr>
+      <w:r>
+        <w:rPr>
+          <w:rStyle w:val="HTMLCode"/>
+        </w:rPr>
+        <w:t xml:space="preserve">    </w:t>
+      </w:r>
+      <w:proofErr w:type="gramStart"/>
+      <w:r>
+        <w:rPr>
+          <w:rStyle w:val="HTMLCode"/>
+        </w:rPr>
+        <w:t>public</w:t>
+      </w:r>
+      <w:proofErr w:type="gramEnd"/>
+      <w:r>
+        <w:rPr>
+          <w:rStyle w:val="HTMLCode"/>
+        </w:rPr>
+        <w:t xml:space="preserve"> void pay(double amount) {</w:t>
+      </w:r>
+    </w:p>
+    <w:p>
+      <w:pPr>
+        <w:pStyle w:val="HTMLPreformatted"/>
+        <w:shd w:val="clear" w:color="auto" w:fill="948A54" w:themeFill="background2" w:themeFillShade="80"/>
+        <w:rPr>
+          <w:rStyle w:val="HTMLCode"/>
+        </w:rPr>
+      </w:pPr>
+      <w:r>
+        <w:rPr>
+          <w:rStyle w:val="HTMLCode"/>
+        </w:rPr>
+        <w:t xml:space="preserve">        </w:t>
+      </w:r>
+      <w:proofErr w:type="gramStart"/>
+      <w:r>
+        <w:rPr>
+          <w:rStyle w:val="HTMLCode"/>
+        </w:rPr>
+        <w:t>System.out.println(</w:t>
+      </w:r>
+      <w:proofErr w:type="gramEnd"/>
+      <w:r>
+        <w:rPr>
+          <w:rStyle w:val="HTMLCode"/>
+        </w:rPr>
+        <w:t>"Paid ₹" + amount + " using UPI.");</w:t>
+      </w:r>
+    </w:p>
+    <w:p>
+      <w:pPr>
+        <w:pStyle w:val="HTMLPreformatted"/>
+        <w:shd w:val="clear" w:color="auto" w:fill="948A54" w:themeFill="background2" w:themeFillShade="80"/>
+        <w:rPr>
+          <w:rStyle w:val="HTMLCode"/>
+        </w:rPr>
+      </w:pPr>
+      <w:r>
+        <w:rPr>
+          <w:rStyle w:val="HTMLCode"/>
+        </w:rPr>
+        <w:t xml:space="preserve">    }</w:t>
+      </w:r>
+    </w:p>
+    <w:p>
+      <w:pPr>
+        <w:pStyle w:val="HTMLPreformatted"/>
+        <w:shd w:val="clear" w:color="auto" w:fill="948A54" w:themeFill="background2" w:themeFillShade="80"/>
+        <w:rPr>
+          <w:rStyle w:val="HTMLCode"/>
+        </w:rPr>
+      </w:pPr>
+      <w:r>
+        <w:rPr>
+          <w:rStyle w:val="HTMLCode"/>
+        </w:rPr>
+        <w:t>}</w:t>
+      </w:r>
+    </w:p>
+    <w:p>
+      <w:pPr>
+        <w:pStyle w:val="HTMLPreformatted"/>
+        <w:shd w:val="clear" w:color="auto" w:fill="948A54" w:themeFill="background2" w:themeFillShade="80"/>
+        <w:rPr>
+          <w:rStyle w:val="HTMLCode"/>
+        </w:rPr>
+      </w:pPr>
+    </w:p>
+    <w:p>
+      <w:pPr>
+        <w:pStyle w:val="HTMLPreformatted"/>
+        <w:shd w:val="clear" w:color="auto" w:fill="948A54" w:themeFill="background2" w:themeFillShade="80"/>
+        <w:rPr>
+          <w:rStyle w:val="HTMLCode"/>
+        </w:rPr>
+      </w:pPr>
+      <w:proofErr w:type="gramStart"/>
+      <w:r>
+        <w:rPr>
+          <w:rStyle w:val="HTMLCode"/>
+        </w:rPr>
+        <w:t>public</w:t>
+      </w:r>
+      <w:proofErr w:type="gramEnd"/>
+      <w:r>
+        <w:rPr>
+          <w:rStyle w:val="HTMLCode"/>
+        </w:rPr>
+        <w:t xml:space="preserve"> class Main {</w:t>
+      </w:r>
+    </w:p>
+    <w:p>
+      <w:pPr>
+        <w:pStyle w:val="HTMLPreformatted"/>
+        <w:shd w:val="clear" w:color="auto" w:fill="948A54" w:themeFill="background2" w:themeFillShade="80"/>
+        <w:rPr>
+          <w:rStyle w:val="HTMLCode"/>
+        </w:rPr>
+      </w:pPr>
+      <w:r>
+        <w:rPr>
+          <w:rStyle w:val="HTMLCode"/>
+        </w:rPr>
         <w:lastRenderedPageBreak/>
-        <w:t>1. Default Method (Real-World Example)</w:t>
-      </w:r>
-    </w:p>
-    <w:p>
-      <w:pPr>
-        <w:pStyle w:val="NormalWeb"/>
-        <w:shd w:val="clear" w:color="auto" w:fill="948A54" w:themeFill="background2" w:themeFillShade="80"/>
-      </w:pPr>
-      <w:r>
-        <w:t>Suppose an interface is used by different payment methods like Credit Card, UPI, and PayPal.</w:t>
-      </w:r>
-    </w:p>
-    <w:p>
-      <w:pPr>
-        <w:pStyle w:val="HTMLPreformatted"/>
-        <w:shd w:val="clear" w:color="auto" w:fill="948A54" w:themeFill="background2" w:themeFillShade="80"/>
-        <w:rPr>
-          <w:rStyle w:val="HTMLCode"/>
-        </w:rPr>
-      </w:pPr>
-      <w:proofErr w:type="gramStart"/>
-      <w:r>
-        <w:rPr>
-          <w:rStyle w:val="HTMLCode"/>
-        </w:rPr>
-        <w:t>interface</w:t>
-      </w:r>
-      <w:proofErr w:type="gramEnd"/>
-      <w:r>
-        <w:rPr>
-          <w:rStyle w:val="HTMLCode"/>
-        </w:rPr>
-        <w:t xml:space="preserve"> Payment {</w:t>
-      </w:r>
-    </w:p>
-    <w:p>
-      <w:pPr>
-        <w:pStyle w:val="HTMLPreformatted"/>
-        <w:shd w:val="clear" w:color="auto" w:fill="948A54" w:themeFill="background2" w:themeFillShade="80"/>
-        <w:rPr>
-          <w:rStyle w:val="HTMLCode"/>
-        </w:rPr>
-      </w:pPr>
-      <w:r>
-        <w:rPr>
-          <w:rStyle w:val="HTMLCode"/>
-        </w:rPr>
-        <w:t xml:space="preserve">    </w:t>
-      </w:r>
-      <w:proofErr w:type="gramStart"/>
-      <w:r>
-        <w:rPr>
-          <w:rStyle w:val="HTMLCode"/>
-        </w:rPr>
-        <w:t>void</w:t>
-      </w:r>
-      <w:proofErr w:type="gramEnd"/>
-      <w:r>
-        <w:rPr>
-          <w:rStyle w:val="HTMLCode"/>
-        </w:rPr>
-        <w:t xml:space="preserve"> pay(double amount);</w:t>
-      </w:r>
-    </w:p>
-    <w:p>
-      <w:pPr>
-        <w:pStyle w:val="HTMLPreformatted"/>
-        <w:shd w:val="clear" w:color="auto" w:fill="948A54" w:themeFill="background2" w:themeFillShade="80"/>
-        <w:rPr>
-          <w:rStyle w:val="HTMLCode"/>
-        </w:rPr>
-      </w:pPr>
-    </w:p>
-    <w:p>
-      <w:pPr>
-        <w:pStyle w:val="HTMLPreformatted"/>
-        <w:shd w:val="clear" w:color="auto" w:fill="948A54" w:themeFill="background2" w:themeFillShade="80"/>
-        <w:rPr>
-          <w:rStyle w:val="HTMLCode"/>
-        </w:rPr>
-      </w:pPr>
-      <w:r>
-        <w:rPr>
-          <w:rStyle w:val="HTMLCode"/>
-        </w:rPr>
-        <w:t xml:space="preserve">    // Default method</w:t>
-      </w:r>
-    </w:p>
-    <w:p>
-      <w:pPr>
-        <w:pStyle w:val="HTMLPreformatted"/>
-        <w:shd w:val="clear" w:color="auto" w:fill="948A54" w:themeFill="background2" w:themeFillShade="80"/>
-        <w:rPr>
-          <w:rStyle w:val="HTMLCode"/>
-        </w:rPr>
-      </w:pPr>
-      <w:r>
-        <w:rPr>
-          <w:rStyle w:val="HTMLCode"/>
-        </w:rPr>
-        <w:t xml:space="preserve">    </w:t>
-      </w:r>
-      <w:proofErr w:type="gramStart"/>
-      <w:r>
-        <w:rPr>
-          <w:rStyle w:val="HTMLCode"/>
-        </w:rPr>
-        <w:t>default</w:t>
-      </w:r>
-      <w:proofErr w:type="gramEnd"/>
-      <w:r>
-        <w:rPr>
-          <w:rStyle w:val="HTMLCode"/>
-        </w:rPr>
-        <w:t xml:space="preserve"> void </w:t>
-      </w:r>
-      <w:proofErr w:type="spellStart"/>
-      <w:r>
-        <w:rPr>
-          <w:rStyle w:val="HTMLCode"/>
-        </w:rPr>
-        <w:t>printReceipt</w:t>
-      </w:r>
-      <w:proofErr w:type="spellEnd"/>
-      <w:r>
-        <w:rPr>
-          <w:rStyle w:val="HTMLCode"/>
-        </w:rPr>
-        <w:t>() {</w:t>
-      </w:r>
-    </w:p>
-    <w:p>
-      <w:pPr>
-        <w:pStyle w:val="HTMLPreformatted"/>
-        <w:shd w:val="clear" w:color="auto" w:fill="948A54" w:themeFill="background2" w:themeFillShade="80"/>
-        <w:rPr>
-          <w:rStyle w:val="HTMLCode"/>
-        </w:rPr>
-      </w:pPr>
-      <w:r>
-        <w:rPr>
-          <w:rStyle w:val="HTMLCode"/>
-        </w:rPr>
-        <w:t xml:space="preserve">        </w:t>
-      </w:r>
-      <w:proofErr w:type="gramStart"/>
-      <w:r>
-        <w:rPr>
-          <w:rStyle w:val="HTMLCode"/>
-        </w:rPr>
-        <w:t>System.out.println(</w:t>
-      </w:r>
-      <w:proofErr w:type="gramEnd"/>
-      <w:r>
-        <w:rPr>
-          <w:rStyle w:val="HTMLCode"/>
-        </w:rPr>
-        <w:t>"Receipt generated successfully.");</w:t>
-      </w:r>
-    </w:p>
-    <w:p>
-      <w:pPr>
-        <w:pStyle w:val="HTMLPreformatted"/>
-        <w:shd w:val="clear" w:color="auto" w:fill="948A54" w:themeFill="background2" w:themeFillShade="80"/>
-        <w:rPr>
-          <w:rStyle w:val="HTMLCode"/>
-        </w:rPr>
-      </w:pPr>
-      <w:r>
-        <w:rPr>
-          <w:rStyle w:val="HTMLCode"/>
-        </w:rPr>
-        <w:t xml:space="preserve">    }</w:t>
-      </w:r>
-    </w:p>
-    <w:p>
-      <w:pPr>
-        <w:pStyle w:val="HTMLPreformatted"/>
-        <w:shd w:val="clear" w:color="auto" w:fill="948A54" w:themeFill="background2" w:themeFillShade="80"/>
-        <w:rPr>
-          <w:rStyle w:val="HTMLCode"/>
-        </w:rPr>
-      </w:pPr>
-      <w:r>
-        <w:rPr>
-          <w:rStyle w:val="HTMLCode"/>
-        </w:rPr>
-        <w:t>}</w:t>
-      </w:r>
-    </w:p>
-    <w:p>
-      <w:pPr>
-        <w:pStyle w:val="HTMLPreformatted"/>
-        <w:shd w:val="clear" w:color="auto" w:fill="948A54" w:themeFill="background2" w:themeFillShade="80"/>
-        <w:rPr>
-          <w:rStyle w:val="HTMLCode"/>
-        </w:rPr>
-      </w:pPr>
-    </w:p>
-    <w:p>
-      <w:pPr>
-        <w:pStyle w:val="HTMLPreformatted"/>
-        <w:shd w:val="clear" w:color="auto" w:fill="948A54" w:themeFill="background2" w:themeFillShade="80"/>
-        <w:rPr>
-          <w:rStyle w:val="HTMLCode"/>
-        </w:rPr>
-      </w:pPr>
-      <w:proofErr w:type="gramStart"/>
-      <w:r>
-        <w:rPr>
-          <w:rStyle w:val="HTMLCode"/>
-        </w:rPr>
-        <w:t>class</w:t>
-      </w:r>
-      <w:proofErr w:type="gramEnd"/>
-      <w:r>
-        <w:rPr>
-          <w:rStyle w:val="HTMLCode"/>
-        </w:rPr>
-        <w:t xml:space="preserve"> </w:t>
-      </w:r>
-      <w:proofErr w:type="spellStart"/>
-      <w:r>
-        <w:rPr>
-          <w:rStyle w:val="HTMLCode"/>
-        </w:rPr>
-        <w:t>CreditCardPayment</w:t>
-      </w:r>
-      <w:proofErr w:type="spellEnd"/>
-      <w:r>
-        <w:rPr>
-          <w:rStyle w:val="HTMLCode"/>
-        </w:rPr>
-        <w:t xml:space="preserve"> implements Payment {</w:t>
-      </w:r>
-    </w:p>
-    <w:p>
-      <w:pPr>
-        <w:pStyle w:val="HTMLPreformatted"/>
-        <w:shd w:val="clear" w:color="auto" w:fill="948A54" w:themeFill="background2" w:themeFillShade="80"/>
-        <w:rPr>
-          <w:rStyle w:val="HTMLCode"/>
-        </w:rPr>
-      </w:pPr>
-      <w:r>
-        <w:rPr>
-          <w:rStyle w:val="HTMLCode"/>
-        </w:rPr>
-        <w:t xml:space="preserve">    </w:t>
-      </w:r>
-      <w:proofErr w:type="gramStart"/>
-      <w:r>
-        <w:rPr>
-          <w:rStyle w:val="HTMLCode"/>
-        </w:rPr>
-        <w:t>public</w:t>
-      </w:r>
-      <w:proofErr w:type="gramEnd"/>
-      <w:r>
-        <w:rPr>
-          <w:rStyle w:val="HTMLCode"/>
-        </w:rPr>
-        <w:t xml:space="preserve"> void pay(double amount) {</w:t>
-      </w:r>
-    </w:p>
-    <w:p>
-      <w:pPr>
-        <w:pStyle w:val="HTMLPreformatted"/>
-        <w:shd w:val="clear" w:color="auto" w:fill="948A54" w:themeFill="background2" w:themeFillShade="80"/>
-        <w:rPr>
-          <w:rStyle w:val="HTMLCode"/>
-        </w:rPr>
-      </w:pPr>
-      <w:r>
-        <w:rPr>
-          <w:rStyle w:val="HTMLCode"/>
-        </w:rPr>
-        <w:t xml:space="preserve">        </w:t>
-      </w:r>
-      <w:proofErr w:type="gramStart"/>
-      <w:r>
-        <w:rPr>
-          <w:rStyle w:val="HTMLCode"/>
-        </w:rPr>
-        <w:t>System.out.println(</w:t>
-      </w:r>
-      <w:proofErr w:type="gramEnd"/>
-      <w:r>
-        <w:rPr>
-          <w:rStyle w:val="HTMLCode"/>
-        </w:rPr>
-        <w:t>"Paid ₹" + amount + " using Credit Card.");</w:t>
-      </w:r>
-    </w:p>
-    <w:p>
-      <w:pPr>
-        <w:pStyle w:val="HTMLPreformatted"/>
-        <w:shd w:val="clear" w:color="auto" w:fill="948A54" w:themeFill="background2" w:themeFillShade="80"/>
-        <w:rPr>
-          <w:rStyle w:val="HTMLCode"/>
-        </w:rPr>
-      </w:pPr>
-      <w:r>
-        <w:rPr>
-          <w:rStyle w:val="HTMLCode"/>
-        </w:rPr>
-        <w:t xml:space="preserve">    }</w:t>
-      </w:r>
-    </w:p>
-    <w:p>
-      <w:pPr>
-        <w:pStyle w:val="HTMLPreformatted"/>
-        <w:shd w:val="clear" w:color="auto" w:fill="948A54" w:themeFill="background2" w:themeFillShade="80"/>
-        <w:rPr>
-          <w:rStyle w:val="HTMLCode"/>
-        </w:rPr>
-      </w:pPr>
-      <w:r>
-        <w:rPr>
-          <w:rStyle w:val="HTMLCode"/>
-        </w:rPr>
-        <w:t>}</w:t>
-      </w:r>
-    </w:p>
-    <w:p>
-      <w:pPr>
-        <w:pStyle w:val="HTMLPreformatted"/>
-        <w:shd w:val="clear" w:color="auto" w:fill="948A54" w:themeFill="background2" w:themeFillShade="80"/>
-        <w:rPr>
-          <w:rStyle w:val="HTMLCode"/>
-        </w:rPr>
-      </w:pPr>
-    </w:p>
-    <w:p>
-      <w:pPr>
-        <w:pStyle w:val="HTMLPreformatted"/>
-        <w:shd w:val="clear" w:color="auto" w:fill="948A54" w:themeFill="background2" w:themeFillShade="80"/>
-        <w:rPr>
-          <w:rStyle w:val="HTMLCode"/>
-        </w:rPr>
-      </w:pPr>
-      <w:proofErr w:type="gramStart"/>
-      <w:r>
-        <w:rPr>
-          <w:rStyle w:val="HTMLCode"/>
-        </w:rPr>
-        <w:t>class</w:t>
-      </w:r>
-      <w:proofErr w:type="gramEnd"/>
-      <w:r>
-        <w:rPr>
-          <w:rStyle w:val="HTMLCode"/>
-        </w:rPr>
-        <w:t xml:space="preserve"> </w:t>
-      </w:r>
-      <w:proofErr w:type="spellStart"/>
-      <w:r>
-        <w:rPr>
-          <w:rStyle w:val="HTMLCode"/>
-        </w:rPr>
-        <w:t>UpiPayment</w:t>
-      </w:r>
-      <w:proofErr w:type="spellEnd"/>
-      <w:r>
-        <w:rPr>
-          <w:rStyle w:val="HTMLCode"/>
-        </w:rPr>
-        <w:t xml:space="preserve"> implements Payment {</w:t>
-      </w:r>
-    </w:p>
-    <w:p>
-      <w:pPr>
-        <w:pStyle w:val="HTMLPreformatted"/>
-        <w:shd w:val="clear" w:color="auto" w:fill="948A54" w:themeFill="background2" w:themeFillShade="80"/>
-        <w:rPr>
-          <w:rStyle w:val="HTMLCode"/>
-        </w:rPr>
-      </w:pPr>
-      <w:r>
-        <w:rPr>
-          <w:rStyle w:val="HTMLCode"/>
-        </w:rPr>
-        <w:t xml:space="preserve">    </w:t>
-      </w:r>
-      <w:proofErr w:type="gramStart"/>
-      <w:r>
-        <w:rPr>
-          <w:rStyle w:val="HTMLCode"/>
-        </w:rPr>
-        <w:t>public</w:t>
-      </w:r>
-      <w:proofErr w:type="gramEnd"/>
-      <w:r>
-        <w:rPr>
-          <w:rStyle w:val="HTMLCode"/>
-        </w:rPr>
-        <w:t xml:space="preserve"> void pay(double amount) {</w:t>
-      </w:r>
-    </w:p>
-    <w:p>
-      <w:pPr>
-        <w:pStyle w:val="HTMLPreformatted"/>
-        <w:shd w:val="clear" w:color="auto" w:fill="948A54" w:themeFill="background2" w:themeFillShade="80"/>
-        <w:rPr>
-          <w:rStyle w:val="HTMLCode"/>
-        </w:rPr>
-      </w:pPr>
-      <w:r>
-        <w:rPr>
-          <w:rStyle w:val="HTMLCode"/>
-        </w:rPr>
-        <w:t xml:space="preserve">        </w:t>
-      </w:r>
-      <w:proofErr w:type="gramStart"/>
-      <w:r>
-        <w:rPr>
-          <w:rStyle w:val="HTMLCode"/>
-        </w:rPr>
-        <w:t>System.out.println(</w:t>
-      </w:r>
-      <w:proofErr w:type="gramEnd"/>
-      <w:r>
-        <w:rPr>
-          <w:rStyle w:val="HTMLCode"/>
-        </w:rPr>
-        <w:t>"Paid ₹" + amount + " using UPI.");</w:t>
-      </w:r>
-    </w:p>
-    <w:p>
-      <w:pPr>
-        <w:pStyle w:val="HTMLPreformatted"/>
-        <w:shd w:val="clear" w:color="auto" w:fill="948A54" w:themeFill="background2" w:themeFillShade="80"/>
-        <w:rPr>
-          <w:rStyle w:val="HTMLCode"/>
-        </w:rPr>
-      </w:pPr>
-      <w:r>
-        <w:rPr>
-          <w:rStyle w:val="HTMLCode"/>
-        </w:rPr>
-        <w:t xml:space="preserve">    }</w:t>
-      </w:r>
-    </w:p>
-    <w:p>
-      <w:pPr>
-        <w:pStyle w:val="HTMLPreformatted"/>
-        <w:shd w:val="clear" w:color="auto" w:fill="948A54" w:themeFill="background2" w:themeFillShade="80"/>
-        <w:rPr>
-          <w:rStyle w:val="HTMLCode"/>
-        </w:rPr>
-      </w:pPr>
-      <w:r>
-        <w:rPr>
-          <w:rStyle w:val="HTMLCode"/>
-        </w:rPr>
-        <w:t>}</w:t>
-      </w:r>
-    </w:p>
-    <w:p>
-      <w:pPr>
-        <w:pStyle w:val="HTMLPreformatted"/>
-        <w:shd w:val="clear" w:color="auto" w:fill="948A54" w:themeFill="background2" w:themeFillShade="80"/>
-        <w:rPr>
-          <w:rStyle w:val="HTMLCode"/>
-        </w:rPr>
-      </w:pPr>
-    </w:p>
-    <w:p>
-      <w:pPr>
-        <w:pStyle w:val="HTMLPreformatted"/>
-        <w:shd w:val="clear" w:color="auto" w:fill="948A54" w:themeFill="background2" w:themeFillShade="80"/>
-        <w:rPr>
-          <w:rStyle w:val="HTMLCode"/>
-        </w:rPr>
-      </w:pPr>
-      <w:proofErr w:type="gramStart"/>
-      <w:r>
-        <w:rPr>
-          <w:rStyle w:val="HTMLCode"/>
-        </w:rPr>
-        <w:t>public</w:t>
-      </w:r>
-      <w:proofErr w:type="gramEnd"/>
-      <w:r>
-        <w:rPr>
-          <w:rStyle w:val="HTMLCode"/>
-        </w:rPr>
-        <w:t xml:space="preserve"> class Main {</w:t>
-      </w:r>
-    </w:p>
-    <w:p>
-      <w:pPr>
-        <w:pStyle w:val="HTMLPreformatted"/>
-        <w:shd w:val="clear" w:color="auto" w:fill="948A54" w:themeFill="background2" w:themeFillShade="80"/>
-        <w:rPr>
-          <w:rStyle w:val="HTMLCode"/>
-        </w:rPr>
-      </w:pPr>
-      <w:r>
-        <w:rPr>
-          <w:rStyle w:val="HTMLCode"/>
-        </w:rPr>
         <w:t xml:space="preserve">    </w:t>
       </w:r>
       <w:proofErr w:type="gramStart"/>
@@ -17524,107 +17539,107 @@
         <w:rPr>
           <w:rStyle w:val="HTMLCode"/>
         </w:rPr>
+        <w:t>Receipt generated successfully.</w:t>
+      </w:r>
+    </w:p>
+    <w:p>
+      <w:pPr>
+        <w:pStyle w:val="HTMLPreformatted"/>
+        <w:shd w:val="clear" w:color="auto" w:fill="948A54" w:themeFill="background2" w:themeFillShade="80"/>
+        <w:rPr>
+          <w:rStyle w:val="HTMLCode"/>
+        </w:rPr>
+      </w:pPr>
+      <w:proofErr w:type="gramStart"/>
+      <w:r>
+        <w:rPr>
+          <w:rStyle w:val="HTMLCode"/>
+        </w:rPr>
+        <w:t>Paid ₹500.0 using UPI.</w:t>
+      </w:r>
+      <w:proofErr w:type="gramEnd"/>
+    </w:p>
+    <w:p>
+      <w:pPr>
+        <w:pStyle w:val="HTMLPreformatted"/>
+        <w:shd w:val="clear" w:color="auto" w:fill="948A54" w:themeFill="background2" w:themeFillShade="80"/>
+        <w:rPr>
+          <w:rStyle w:val="HTMLCode"/>
+        </w:rPr>
+      </w:pPr>
+      <w:r>
+        <w:rPr>
+          <w:rStyle w:val="HTMLCode"/>
+        </w:rPr>
+        <w:t>Receipt generated successfully.</w:t>
+      </w:r>
+    </w:p>
+    <w:p>
+      <w:pPr>
+        <w:pStyle w:val="Heading3"/>
+        <w:shd w:val="clear" w:color="auto" w:fill="948A54" w:themeFill="background2" w:themeFillShade="80"/>
+      </w:pPr>
+      <w:r>
+        <w:t>Why use a default method?</w:t>
+      </w:r>
+    </w:p>
+    <w:p>
+      <w:pPr>
+        <w:pStyle w:val="NormalWeb"/>
+        <w:shd w:val="clear" w:color="auto" w:fill="948A54" w:themeFill="background2" w:themeFillShade="80"/>
+      </w:pPr>
+      <w:r>
+        <w:t xml:space="preserve">Imagine your </w:t>
+      </w:r>
+      <w:r>
+        <w:rPr>
+          <w:rStyle w:val="HTMLCode"/>
+        </w:rPr>
+        <w:t>Payment</w:t>
+      </w:r>
+      <w:r>
+        <w:t xml:space="preserve"> interface originally had only:</w:t>
+      </w:r>
+    </w:p>
+    <w:p>
+      <w:pPr>
+        <w:pStyle w:val="HTMLPreformatted"/>
+        <w:shd w:val="clear" w:color="auto" w:fill="948A54" w:themeFill="background2" w:themeFillShade="80"/>
+        <w:rPr>
+          <w:rStyle w:val="HTMLCode"/>
+        </w:rPr>
+      </w:pPr>
+      <w:proofErr w:type="gramStart"/>
+      <w:r>
+        <w:rPr>
+          <w:rStyle w:val="HTMLCode"/>
+        </w:rPr>
+        <w:t>void</w:t>
+      </w:r>
+      <w:proofErr w:type="gramEnd"/>
+      <w:r>
+        <w:rPr>
+          <w:rStyle w:val="HTMLCode"/>
+        </w:rPr>
+        <w:t xml:space="preserve"> pay(double amount);</w:t>
+      </w:r>
+    </w:p>
+    <w:p>
+      <w:pPr>
+        <w:pStyle w:val="NormalWeb"/>
+        <w:shd w:val="clear" w:color="auto" w:fill="948A54" w:themeFill="background2" w:themeFillShade="80"/>
+      </w:pPr>
+      <w:r>
+        <w:t>Hundreds of classes already implement it.</w:t>
+      </w:r>
+    </w:p>
+    <w:p>
+      <w:pPr>
+        <w:pStyle w:val="NormalWeb"/>
+        <w:shd w:val="clear" w:color="auto" w:fill="948A54" w:themeFill="background2" w:themeFillShade="80"/>
+      </w:pPr>
+      <w:r>
         <w:lastRenderedPageBreak/>
-        <w:t>Receipt generated successfully.</w:t>
-      </w:r>
-    </w:p>
-    <w:p>
-      <w:pPr>
-        <w:pStyle w:val="HTMLPreformatted"/>
-        <w:shd w:val="clear" w:color="auto" w:fill="948A54" w:themeFill="background2" w:themeFillShade="80"/>
-        <w:rPr>
-          <w:rStyle w:val="HTMLCode"/>
-        </w:rPr>
-      </w:pPr>
-      <w:proofErr w:type="gramStart"/>
-      <w:r>
-        <w:rPr>
-          <w:rStyle w:val="HTMLCode"/>
-        </w:rPr>
-        <w:t>Paid ₹500.0 using UPI.</w:t>
-      </w:r>
-      <w:proofErr w:type="gramEnd"/>
-    </w:p>
-    <w:p>
-      <w:pPr>
-        <w:pStyle w:val="HTMLPreformatted"/>
-        <w:shd w:val="clear" w:color="auto" w:fill="948A54" w:themeFill="background2" w:themeFillShade="80"/>
-        <w:rPr>
-          <w:rStyle w:val="HTMLCode"/>
-        </w:rPr>
-      </w:pPr>
-      <w:r>
-        <w:rPr>
-          <w:rStyle w:val="HTMLCode"/>
-        </w:rPr>
-        <w:t>Receipt generated successfully.</w:t>
-      </w:r>
-    </w:p>
-    <w:p>
-      <w:pPr>
-        <w:pStyle w:val="Heading3"/>
-        <w:shd w:val="clear" w:color="auto" w:fill="948A54" w:themeFill="background2" w:themeFillShade="80"/>
-      </w:pPr>
-      <w:r>
-        <w:t>Why use a default method?</w:t>
-      </w:r>
-    </w:p>
-    <w:p>
-      <w:pPr>
-        <w:pStyle w:val="NormalWeb"/>
-        <w:shd w:val="clear" w:color="auto" w:fill="948A54" w:themeFill="background2" w:themeFillShade="80"/>
-      </w:pPr>
-      <w:r>
-        <w:t xml:space="preserve">Imagine your </w:t>
-      </w:r>
-      <w:r>
-        <w:rPr>
-          <w:rStyle w:val="HTMLCode"/>
-        </w:rPr>
-        <w:t>Payment</w:t>
-      </w:r>
-      <w:r>
-        <w:t xml:space="preserve"> interface originally had only:</w:t>
-      </w:r>
-    </w:p>
-    <w:p>
-      <w:pPr>
-        <w:pStyle w:val="HTMLPreformatted"/>
-        <w:shd w:val="clear" w:color="auto" w:fill="948A54" w:themeFill="background2" w:themeFillShade="80"/>
-        <w:rPr>
-          <w:rStyle w:val="HTMLCode"/>
-        </w:rPr>
-      </w:pPr>
-      <w:proofErr w:type="gramStart"/>
-      <w:r>
-        <w:rPr>
-          <w:rStyle w:val="HTMLCode"/>
-        </w:rPr>
-        <w:t>void</w:t>
-      </w:r>
-      <w:proofErr w:type="gramEnd"/>
-      <w:r>
-        <w:rPr>
-          <w:rStyle w:val="HTMLCode"/>
-        </w:rPr>
-        <w:t xml:space="preserve"> pay(double amount);</w:t>
-      </w:r>
-    </w:p>
-    <w:p>
-      <w:pPr>
-        <w:pStyle w:val="NormalWeb"/>
-        <w:shd w:val="clear" w:color="auto" w:fill="948A54" w:themeFill="background2" w:themeFillShade="80"/>
-      </w:pPr>
-      <w:r>
-        <w:t>Hundreds of classes already implement it.</w:t>
-      </w:r>
-    </w:p>
-    <w:p>
-      <w:pPr>
-        <w:pStyle w:val="NormalWeb"/>
-        <w:shd w:val="clear" w:color="auto" w:fill="948A54" w:themeFill="background2" w:themeFillShade="80"/>
-      </w:pPr>
-      <w:r>
         <w:t xml:space="preserve">Later, you decide every payment should have a </w:t>
       </w:r>
       <w:proofErr w:type="spellStart"/>
@@ -17762,7 +17777,7 @@
       </w:pPr>
       <w:r>
         <w:pict>
-          <v:rect id="_x0000_i1055" style="width:0;height:1.5pt" o:hralign="center" o:hrstd="t" o:hr="t" fillcolor="#a0a0a0" stroked="f"/>
+          <v:rect id="_x0000_i1051" style="width:0;height:1.5pt" o:hralign="center" o:hrstd="t" o:hr="t" fillcolor="#a0a0a0" stroked="f"/>
         </w:pict>
       </w:r>
     </w:p>
@@ -18213,7 +18228,7 @@
       </w:pPr>
       <w:r>
         <w:pict>
-          <v:rect id="_x0000_i1056" style="width:0;height:1.5pt" o:hralign="center" o:hrstd="t" o:hr="t" fillcolor="#a0a0a0" stroked="f"/>
+          <v:rect id="_x0000_i1052" style="width:0;height:1.5pt" o:hralign="center" o:hrstd="t" o:hr="t" fillcolor="#a0a0a0" stroked="f"/>
         </w:pict>
       </w:r>
     </w:p>
@@ -18239,8 +18254,8 @@
         <w:tblLook w:val="04A0" w:firstRow="1" w:lastRow="0" w:firstColumn="1" w:lastColumn="0" w:noHBand="0" w:noVBand="1"/>
       </w:tblPr>
       <w:tblGrid>
-        <w:gridCol w:w="3615"/>
-        <w:gridCol w:w="3388"/>
+        <w:gridCol w:w="5382"/>
+        <w:gridCol w:w="5034"/>
       </w:tblGrid>
       <w:tr>
         <w:trPr>
@@ -18405,6 +18420,7 @@
               </w:rPr>
             </w:pPr>
             <w:r>
+              <w:lastRenderedPageBreak/>
               <w:t>Can be overridden</w:t>
             </w:r>
           </w:p>
@@ -18570,7 +18586,6 @@
         <w:shd w:val="clear" w:color="auto" w:fill="948A54" w:themeFill="background2" w:themeFillShade="80"/>
       </w:pPr>
       <w:r>
-        <w:lastRenderedPageBreak/>
         <w:t xml:space="preserve">Example: </w:t>
       </w:r>
       <w:proofErr w:type="spellStart"/>
@@ -19072,497 +19087,6 @@
     <w:p>
       <w:r>
         <w:pict>
-          <v:rect id="_x0000_i1051" style="width:0;height:1.5pt" o:hralign="center" o:hrstd="t" o:hr="t" fillcolor="#a0a0a0" stroked="f"/>
-        </w:pict>
-      </w:r>
-    </w:p>
-    <w:p>
-      <w:pPr>
-        <w:pStyle w:val="Heading3"/>
-      </w:pPr>
-      <w:r>
-        <w:t>2. Function&lt;T, R&gt;</w:t>
-      </w:r>
-    </w:p>
-    <w:p>
-      <w:pPr>
-        <w:pStyle w:val="NormalWeb"/>
-      </w:pPr>
-      <w:r>
-        <w:t>Takes input and returns output.</w:t>
-      </w:r>
-    </w:p>
-    <w:p>
-      <w:pPr>
-        <w:pStyle w:val="HTMLPreformatted"/>
-      </w:pPr>
-      <w:r>
-        <w:rPr>
-          <w:rStyle w:val="m"/>
-        </w:rPr>
-        <w:lastRenderedPageBreak/>
-        <w:t>Function</w:t>
-      </w:r>
-      <w:r>
-        <w:rPr>
-          <w:rStyle w:val="HTMLCode"/>
-        </w:rPr>
-        <w:t>&lt;</w:t>
-      </w:r>
-      <w:r>
-        <w:rPr>
-          <w:rStyle w:val="m"/>
-        </w:rPr>
-        <w:t>Integer</w:t>
-      </w:r>
-      <w:r>
-        <w:rPr>
-          <w:rStyle w:val="HTMLCode"/>
-        </w:rPr>
-        <w:t xml:space="preserve">, </w:t>
-      </w:r>
-      <w:r>
-        <w:rPr>
-          <w:rStyle w:val="m"/>
-        </w:rPr>
-        <w:t>Integer</w:t>
-      </w:r>
-      <w:r>
-        <w:rPr>
-          <w:rStyle w:val="HTMLCode"/>
-        </w:rPr>
-        <w:t xml:space="preserve">&gt; </w:t>
-      </w:r>
-      <w:r>
-        <w:rPr>
-          <w:rStyle w:val="m"/>
-        </w:rPr>
-        <w:t>f</w:t>
-      </w:r>
-      <w:r>
-        <w:rPr>
-          <w:rStyle w:val="HTMLCode"/>
-        </w:rPr>
-        <w:t xml:space="preserve"> </w:t>
-      </w:r>
-      <w:r>
-        <w:rPr>
-          <w:rStyle w:val="g"/>
-        </w:rPr>
-        <w:t>=</w:t>
-      </w:r>
-      <w:r>
-        <w:rPr>
-          <w:rStyle w:val="HTMLCode"/>
-        </w:rPr>
-        <w:t xml:space="preserve"> </w:t>
-      </w:r>
-      <w:r>
-        <w:rPr>
-          <w:rStyle w:val="m"/>
-        </w:rPr>
-        <w:t>n</w:t>
-      </w:r>
-      <w:r>
-        <w:rPr>
-          <w:rStyle w:val="HTMLCode"/>
-        </w:rPr>
-        <w:t xml:space="preserve"> -&gt; </w:t>
-      </w:r>
-      <w:r>
-        <w:rPr>
-          <w:rStyle w:val="m"/>
-        </w:rPr>
-        <w:t>n</w:t>
-      </w:r>
-      <w:r>
-        <w:rPr>
-          <w:rStyle w:val="HTMLCode"/>
-        </w:rPr>
-        <w:t xml:space="preserve"> </w:t>
-      </w:r>
-      <w:r>
-        <w:rPr>
-          <w:rStyle w:val="g"/>
-        </w:rPr>
-        <w:t>*</w:t>
-      </w:r>
-      <w:r>
-        <w:rPr>
-          <w:rStyle w:val="HTMLCode"/>
-        </w:rPr>
-        <w:t xml:space="preserve"> </w:t>
-      </w:r>
-      <w:r>
-        <w:rPr>
-          <w:rStyle w:val="m"/>
-        </w:rPr>
-        <w:t>n</w:t>
-      </w:r>
-      <w:proofErr w:type="gramStart"/>
-      <w:r>
-        <w:rPr>
-          <w:rStyle w:val="HTMLCode"/>
-        </w:rPr>
-        <w:t>;</w:t>
-      </w:r>
-      <w:proofErr w:type="gramEnd"/>
-      <w:r>
-        <w:br/>
-      </w:r>
-      <w:r>
-        <w:rPr>
-          <w:rStyle w:val="m"/>
-        </w:rPr>
-        <w:t>System</w:t>
-      </w:r>
-      <w:r>
-        <w:rPr>
-          <w:rStyle w:val="g"/>
-        </w:rPr>
-        <w:t>.</w:t>
-      </w:r>
-      <w:r>
-        <w:rPr>
-          <w:rStyle w:val="m"/>
-        </w:rPr>
-        <w:t>out</w:t>
-      </w:r>
-      <w:r>
-        <w:rPr>
-          <w:rStyle w:val="g"/>
-        </w:rPr>
-        <w:t>.</w:t>
-      </w:r>
-      <w:r>
-        <w:rPr>
-          <w:rStyle w:val="m"/>
-        </w:rPr>
-        <w:t>println</w:t>
-      </w:r>
-      <w:r>
-        <w:rPr>
-          <w:rStyle w:val="HTMLCode"/>
-        </w:rPr>
-        <w:t>(</w:t>
-      </w:r>
-      <w:proofErr w:type="spellStart"/>
-      <w:r>
-        <w:rPr>
-          <w:rStyle w:val="m"/>
-        </w:rPr>
-        <w:t>f</w:t>
-      </w:r>
-      <w:r>
-        <w:rPr>
-          <w:rStyle w:val="g"/>
-        </w:rPr>
-        <w:t>.</w:t>
-      </w:r>
-      <w:r>
-        <w:rPr>
-          <w:rStyle w:val="m"/>
-        </w:rPr>
-        <w:t>apply</w:t>
-      </w:r>
-      <w:proofErr w:type="spellEnd"/>
-      <w:r>
-        <w:rPr>
-          <w:rStyle w:val="HTMLCode"/>
-        </w:rPr>
-        <w:t>(</w:t>
-      </w:r>
-      <w:r>
-        <w:rPr>
-          <w:rStyle w:val="j"/>
-        </w:rPr>
-        <w:t>5</w:t>
-      </w:r>
-      <w:r>
-        <w:rPr>
-          <w:rStyle w:val="HTMLCode"/>
-        </w:rPr>
-        <w:t xml:space="preserve">)); </w:t>
-      </w:r>
-      <w:r>
-        <w:rPr>
-          <w:rStyle w:val="e"/>
-        </w:rPr>
-        <w:t>// 25</w:t>
-      </w:r>
-    </w:p>
-    <w:p>
-      <w:pPr>
-        <w:pStyle w:val="NormalWeb"/>
-      </w:pPr>
-      <w:r>
-        <w:rPr>
-          <w:rStyle w:val="Strong"/>
-        </w:rPr>
-        <w:t>Method:</w:t>
-      </w:r>
-      <w:r>
-        <w:t xml:space="preserve"> </w:t>
-      </w:r>
-      <w:proofErr w:type="gramStart"/>
-      <w:r>
-        <w:rPr>
-          <w:rStyle w:val="HTMLCode"/>
-        </w:rPr>
-        <w:t>apply(</w:t>
-      </w:r>
-      <w:proofErr w:type="gramEnd"/>
-      <w:r>
-        <w:rPr>
-          <w:rStyle w:val="HTMLCode"/>
-        </w:rPr>
-        <w:t>T t)</w:t>
-      </w:r>
-    </w:p>
-    <w:p>
-      <w:pPr>
-        <w:pStyle w:val="NormalWeb"/>
-      </w:pPr>
-      <w:r>
-        <w:rPr>
-          <w:rStyle w:val="Strong"/>
-        </w:rPr>
-        <w:t>Use:</w:t>
-      </w:r>
-      <w:r>
-        <w:t xml:space="preserve"> Transformation.</w:t>
-      </w:r>
-    </w:p>
-    <w:p>
-      <w:r>
-        <w:pict>
-          <v:rect id="_x0000_i1052" style="width:0;height:1.5pt" o:hralign="center" o:hrstd="t" o:hr="t" fillcolor="#a0a0a0" stroked="f"/>
-        </w:pict>
-      </w:r>
-    </w:p>
-    <w:p>
-      <w:pPr>
-        <w:pStyle w:val="Heading3"/>
-      </w:pPr>
-      <w:r>
-        <w:t>3. Consumer&lt;T&gt;</w:t>
-      </w:r>
-    </w:p>
-    <w:p>
-      <w:pPr>
-        <w:pStyle w:val="NormalWeb"/>
-      </w:pPr>
-      <w:r>
-        <w:t>Takes input, returns nothing.</w:t>
-      </w:r>
-    </w:p>
-    <w:p>
-      <w:pPr>
-        <w:pStyle w:val="HTMLPreformatted"/>
-      </w:pPr>
-      <w:r>
-        <w:rPr>
-          <w:rStyle w:val="m"/>
-        </w:rPr>
-        <w:t>Consumer</w:t>
-      </w:r>
-      <w:r>
-        <w:rPr>
-          <w:rStyle w:val="HTMLCode"/>
-        </w:rPr>
-        <w:t>&lt;</w:t>
-      </w:r>
-      <w:r>
-        <w:rPr>
-          <w:rStyle w:val="m"/>
-        </w:rPr>
-        <w:t>String</w:t>
-      </w:r>
-      <w:r>
-        <w:rPr>
-          <w:rStyle w:val="HTMLCode"/>
-        </w:rPr>
-        <w:t xml:space="preserve">&gt; </w:t>
-      </w:r>
-      <w:r>
-        <w:rPr>
-          <w:rStyle w:val="m"/>
-        </w:rPr>
-        <w:t>c</w:t>
-      </w:r>
-      <w:r>
-        <w:rPr>
-          <w:rStyle w:val="HTMLCode"/>
-        </w:rPr>
-        <w:t xml:space="preserve"> </w:t>
-      </w:r>
-      <w:r>
-        <w:rPr>
-          <w:rStyle w:val="g"/>
-        </w:rPr>
-        <w:t>=</w:t>
-      </w:r>
-      <w:r>
-        <w:rPr>
-          <w:rStyle w:val="HTMLCode"/>
-        </w:rPr>
-        <w:t xml:space="preserve"> </w:t>
-      </w:r>
-      <w:r>
-        <w:rPr>
-          <w:rStyle w:val="m"/>
-        </w:rPr>
-        <w:t>s</w:t>
-      </w:r>
-      <w:r>
-        <w:rPr>
-          <w:rStyle w:val="HTMLCode"/>
-        </w:rPr>
-        <w:t xml:space="preserve"> -&gt; </w:t>
-      </w:r>
-      <w:r>
-        <w:rPr>
-          <w:rStyle w:val="m"/>
-        </w:rPr>
-        <w:t>System</w:t>
-      </w:r>
-      <w:r>
-        <w:rPr>
-          <w:rStyle w:val="g"/>
-        </w:rPr>
-        <w:t>.</w:t>
-      </w:r>
-      <w:r>
-        <w:rPr>
-          <w:rStyle w:val="m"/>
-        </w:rPr>
-        <w:t>out</w:t>
-      </w:r>
-      <w:r>
-        <w:rPr>
-          <w:rStyle w:val="g"/>
-        </w:rPr>
-        <w:t>.</w:t>
-      </w:r>
-      <w:r>
-        <w:rPr>
-          <w:rStyle w:val="m"/>
-        </w:rPr>
-        <w:t>println</w:t>
-      </w:r>
-      <w:r>
-        <w:rPr>
-          <w:rStyle w:val="HTMLCode"/>
-        </w:rPr>
-        <w:t>(</w:t>
-      </w:r>
-      <w:r>
-        <w:rPr>
-          <w:rStyle w:val="m"/>
-        </w:rPr>
-        <w:t>s</w:t>
-      </w:r>
-      <w:r>
-        <w:rPr>
-          <w:rStyle w:val="HTMLCode"/>
-        </w:rPr>
-        <w:t>)</w:t>
-      </w:r>
-      <w:proofErr w:type="gramStart"/>
-      <w:r>
-        <w:rPr>
-          <w:rStyle w:val="HTMLCode"/>
-        </w:rPr>
-        <w:t>;</w:t>
-      </w:r>
-      <w:proofErr w:type="gramEnd"/>
-      <w:r>
-        <w:br/>
-      </w:r>
-      <w:proofErr w:type="spellStart"/>
-      <w:r>
-        <w:rPr>
-          <w:rStyle w:val="m"/>
-        </w:rPr>
-        <w:t>c</w:t>
-      </w:r>
-      <w:r>
-        <w:rPr>
-          <w:rStyle w:val="g"/>
-        </w:rPr>
-        <w:t>.</w:t>
-      </w:r>
-      <w:r>
-        <w:rPr>
-          <w:rStyle w:val="m"/>
-        </w:rPr>
-        <w:t>accept</w:t>
-      </w:r>
-      <w:proofErr w:type="spellEnd"/>
-      <w:r>
-        <w:rPr>
-          <w:rStyle w:val="HTMLCode"/>
-        </w:rPr>
-        <w:t>(</w:t>
-      </w:r>
-      <w:r>
-        <w:rPr>
-          <w:rStyle w:val="k"/>
-        </w:rPr>
-        <w:t>"Hello"</w:t>
-      </w:r>
-      <w:r>
-        <w:rPr>
-          <w:rStyle w:val="HTMLCode"/>
-        </w:rPr>
-        <w:t>);</w:t>
-      </w:r>
-    </w:p>
-    <w:p>
-      <w:pPr>
-        <w:pStyle w:val="NormalWeb"/>
-      </w:pPr>
-      <w:r>
-        <w:rPr>
-          <w:rStyle w:val="Strong"/>
-        </w:rPr>
-        <w:t>Method:</w:t>
-      </w:r>
-      <w:r>
-        <w:t xml:space="preserve"> </w:t>
-      </w:r>
-      <w:proofErr w:type="gramStart"/>
-      <w:r>
-        <w:rPr>
-          <w:rStyle w:val="HTMLCode"/>
-        </w:rPr>
-        <w:t>accept(</w:t>
-      </w:r>
-      <w:proofErr w:type="gramEnd"/>
-      <w:r>
-        <w:rPr>
-          <w:rStyle w:val="HTMLCode"/>
-        </w:rPr>
-        <w:t>T t)</w:t>
-      </w:r>
-    </w:p>
-    <w:p>
-      <w:pPr>
-        <w:pStyle w:val="NormalWeb"/>
-      </w:pPr>
-      <w:r>
-        <w:rPr>
-          <w:rStyle w:val="Strong"/>
-        </w:rPr>
-        <w:t>Use:</w:t>
-      </w:r>
-      <w:r>
-        <w:t xml:space="preserve"> Printing, logging.</w:t>
-      </w:r>
-    </w:p>
-    <w:p>
-      <w:r>
-        <w:pict>
           <v:rect id="_x0000_i1053" style="width:0;height:1.5pt" o:hralign="center" o:hrstd="t" o:hr="t" fillcolor="#a0a0a0" stroked="f"/>
         </w:pict>
       </w:r>
@@ -19572,7 +19096,7 @@
         <w:pStyle w:val="Heading3"/>
       </w:pPr>
       <w:r>
-        <w:t>4. Supplier&lt;T&gt;</w:t>
+        <w:t>2. Function&lt;T, R&gt;</w:t>
       </w:r>
     </w:p>
     <w:p>
@@ -19580,7 +19104,7 @@
         <w:pStyle w:val="NormalWeb"/>
       </w:pPr>
       <w:r>
-        <w:t>Takes no input, returns output.</w:t>
+        <w:t>Takes input and returns output.</w:t>
       </w:r>
     </w:p>
     <w:p>
@@ -19591,7 +19115,7 @@
         <w:rPr>
           <w:rStyle w:val="m"/>
         </w:rPr>
-        <w:t>Supplier</w:t>
+        <w:t>Function</w:t>
       </w:r>
       <w:r>
         <w:rPr>
@@ -19603,7 +19127,19 @@
         <w:rPr>
           <w:rStyle w:val="m"/>
         </w:rPr>
-        <w:t>String</w:t>
+        <w:t>Integer</w:t>
+      </w:r>
+      <w:r>
+        <w:rPr>
+          <w:rStyle w:val="HTMLCode"/>
+        </w:rPr>
+        <w:t xml:space="preserve">, </w:t>
+      </w:r>
+      <w:r>
+        <w:rPr>
+          <w:rStyle w:val="m"/>
+        </w:rPr>
+        <w:t>Integer</w:t>
       </w:r>
       <w:r>
         <w:rPr>
@@ -19615,7 +19151,7 @@
         <w:rPr>
           <w:rStyle w:val="m"/>
         </w:rPr>
-        <w:t>s</w:t>
+        <w:t>f</w:t>
       </w:r>
       <w:r>
         <w:rPr>
@@ -19633,13 +19169,49 @@
         <w:rPr>
           <w:rStyle w:val="HTMLCode"/>
         </w:rPr>
-        <w:t xml:space="preserve"> () -&gt; </w:t>
-      </w:r>
-      <w:r>
-        <w:rPr>
-          <w:rStyle w:val="k"/>
-        </w:rPr>
-        <w:t>"Java"</w:t>
+        <w:t xml:space="preserve"> </w:t>
+      </w:r>
+      <w:r>
+        <w:rPr>
+          <w:rStyle w:val="m"/>
+        </w:rPr>
+        <w:t>n</w:t>
+      </w:r>
+      <w:r>
+        <w:rPr>
+          <w:rStyle w:val="HTMLCode"/>
+        </w:rPr>
+        <w:t xml:space="preserve"> -&gt; </w:t>
+      </w:r>
+      <w:r>
+        <w:rPr>
+          <w:rStyle w:val="m"/>
+        </w:rPr>
+        <w:t>n</w:t>
+      </w:r>
+      <w:r>
+        <w:rPr>
+          <w:rStyle w:val="HTMLCode"/>
+        </w:rPr>
+        <w:t xml:space="preserve"> </w:t>
+      </w:r>
+      <w:r>
+        <w:rPr>
+          <w:rStyle w:val="g"/>
+        </w:rPr>
+        <w:t>*</w:t>
+      </w:r>
+      <w:r>
+        <w:rPr>
+          <w:rStyle w:val="HTMLCode"/>
+        </w:rPr>
+        <w:t xml:space="preserve"> </w:t>
+      </w:r>
+      <w:r>
+        <w:rPr>
+          <w:rStyle w:val="m"/>
+        </w:rPr>
+        <w:t>n</w:t>
       </w:r>
       <w:proofErr w:type="gramStart"/>
       <w:r>
@@ -19693,7 +19265,7 @@
         <w:rPr>
           <w:rStyle w:val="m"/>
         </w:rPr>
-        <w:t>s</w:t>
+        <w:t>f</w:t>
       </w:r>
       <w:r>
         <w:rPr>
@@ -19705,14 +19277,32 @@
         <w:rPr>
           <w:rStyle w:val="m"/>
         </w:rPr>
-        <w:t>get</w:t>
+        <w:t>apply</w:t>
       </w:r>
       <w:proofErr w:type="spellEnd"/>
       <w:r>
         <w:rPr>
           <w:rStyle w:val="HTMLCode"/>
         </w:rPr>
-        <w:t>());</w:t>
+        <w:t>(</w:t>
+      </w:r>
+      <w:r>
+        <w:rPr>
+          <w:rStyle w:val="j"/>
+        </w:rPr>
+        <w:t>5</w:t>
+      </w:r>
+      <w:r>
+        <w:rPr>
+          <w:rStyle w:val="HTMLCode"/>
+        </w:rPr>
+        <w:t xml:space="preserve">)); </w:t>
+      </w:r>
+      <w:r>
+        <w:rPr>
+          <w:rStyle w:val="e"/>
+        </w:rPr>
+        <w:t>// 25</w:t>
       </w:r>
     </w:p>
     <w:p>
@@ -19723,6 +19313,7 @@
         <w:rPr>
           <w:rStyle w:val="Strong"/>
         </w:rPr>
+        <w:lastRenderedPageBreak/>
         <w:t>Method:</w:t>
       </w:r>
       <w:r>
@@ -19733,9 +19324,15 @@
         <w:rPr>
           <w:rStyle w:val="HTMLCode"/>
         </w:rPr>
-        <w:t>get()</w:t>
+        <w:t>apply(</w:t>
       </w:r>
       <w:proofErr w:type="gramEnd"/>
+      <w:r>
+        <w:rPr>
+          <w:rStyle w:val="HTMLCode"/>
+        </w:rPr>
+        <w:t>T t)</w:t>
+      </w:r>
     </w:p>
     <w:p>
       <w:pPr>
@@ -19748,13 +19345,432 @@
         <w:t>Use:</w:t>
       </w:r>
       <w:r>
-        <w:t xml:space="preserve"> Generating values.</w:t>
+        <w:t xml:space="preserve"> Transformation.</w:t>
       </w:r>
     </w:p>
     <w:p>
       <w:r>
         <w:pict>
           <v:rect id="_x0000_i1054" style="width:0;height:1.5pt" o:hralign="center" o:hrstd="t" o:hr="t" fillcolor="#a0a0a0" stroked="f"/>
+        </w:pict>
+      </w:r>
+    </w:p>
+    <w:p>
+      <w:pPr>
+        <w:pStyle w:val="Heading3"/>
+      </w:pPr>
+      <w:r>
+        <w:t>3. Consumer&lt;T&gt;</w:t>
+      </w:r>
+    </w:p>
+    <w:p>
+      <w:pPr>
+        <w:pStyle w:val="NormalWeb"/>
+      </w:pPr>
+      <w:r>
+        <w:t>Takes input, returns nothing.</w:t>
+      </w:r>
+    </w:p>
+    <w:p>
+      <w:pPr>
+        <w:pStyle w:val="HTMLPreformatted"/>
+      </w:pPr>
+      <w:r>
+        <w:rPr>
+          <w:rStyle w:val="m"/>
+        </w:rPr>
+        <w:t>Consumer</w:t>
+      </w:r>
+      <w:r>
+        <w:rPr>
+          <w:rStyle w:val="HTMLCode"/>
+        </w:rPr>
+        <w:t>&lt;</w:t>
+      </w:r>
+      <w:r>
+        <w:rPr>
+          <w:rStyle w:val="m"/>
+        </w:rPr>
+        <w:t>String</w:t>
+      </w:r>
+      <w:r>
+        <w:rPr>
+          <w:rStyle w:val="HTMLCode"/>
+        </w:rPr>
+        <w:t xml:space="preserve">&gt; </w:t>
+      </w:r>
+      <w:r>
+        <w:rPr>
+          <w:rStyle w:val="m"/>
+        </w:rPr>
+        <w:t>c</w:t>
+      </w:r>
+      <w:r>
+        <w:rPr>
+          <w:rStyle w:val="HTMLCode"/>
+        </w:rPr>
+        <w:t xml:space="preserve"> </w:t>
+      </w:r>
+      <w:r>
+        <w:rPr>
+          <w:rStyle w:val="g"/>
+        </w:rPr>
+        <w:t>=</w:t>
+      </w:r>
+      <w:r>
+        <w:rPr>
+          <w:rStyle w:val="HTMLCode"/>
+        </w:rPr>
+        <w:t xml:space="preserve"> </w:t>
+      </w:r>
+      <w:r>
+        <w:rPr>
+          <w:rStyle w:val="m"/>
+        </w:rPr>
+        <w:t>s</w:t>
+      </w:r>
+      <w:r>
+        <w:rPr>
+          <w:rStyle w:val="HTMLCode"/>
+        </w:rPr>
+        <w:t xml:space="preserve"> -&gt; </w:t>
+      </w:r>
+      <w:r>
+        <w:rPr>
+          <w:rStyle w:val="m"/>
+        </w:rPr>
+        <w:t>System</w:t>
+      </w:r>
+      <w:r>
+        <w:rPr>
+          <w:rStyle w:val="g"/>
+        </w:rPr>
+        <w:t>.</w:t>
+      </w:r>
+      <w:r>
+        <w:rPr>
+          <w:rStyle w:val="m"/>
+        </w:rPr>
+        <w:t>out</w:t>
+      </w:r>
+      <w:r>
+        <w:rPr>
+          <w:rStyle w:val="g"/>
+        </w:rPr>
+        <w:t>.</w:t>
+      </w:r>
+      <w:r>
+        <w:rPr>
+          <w:rStyle w:val="m"/>
+        </w:rPr>
+        <w:t>println</w:t>
+      </w:r>
+      <w:r>
+        <w:rPr>
+          <w:rStyle w:val="HTMLCode"/>
+        </w:rPr>
+        <w:t>(</w:t>
+      </w:r>
+      <w:r>
+        <w:rPr>
+          <w:rStyle w:val="m"/>
+        </w:rPr>
+        <w:t>s</w:t>
+      </w:r>
+      <w:r>
+        <w:rPr>
+          <w:rStyle w:val="HTMLCode"/>
+        </w:rPr>
+        <w:t>)</w:t>
+      </w:r>
+      <w:proofErr w:type="gramStart"/>
+      <w:r>
+        <w:rPr>
+          <w:rStyle w:val="HTMLCode"/>
+        </w:rPr>
+        <w:t>;</w:t>
+      </w:r>
+      <w:proofErr w:type="gramEnd"/>
+      <w:r>
+        <w:br/>
+      </w:r>
+      <w:proofErr w:type="spellStart"/>
+      <w:r>
+        <w:rPr>
+          <w:rStyle w:val="m"/>
+        </w:rPr>
+        <w:t>c</w:t>
+      </w:r>
+      <w:r>
+        <w:rPr>
+          <w:rStyle w:val="g"/>
+        </w:rPr>
+        <w:t>.</w:t>
+      </w:r>
+      <w:r>
+        <w:rPr>
+          <w:rStyle w:val="m"/>
+        </w:rPr>
+        <w:t>accept</w:t>
+      </w:r>
+      <w:proofErr w:type="spellEnd"/>
+      <w:r>
+        <w:rPr>
+          <w:rStyle w:val="HTMLCode"/>
+        </w:rPr>
+        <w:t>(</w:t>
+      </w:r>
+      <w:r>
+        <w:rPr>
+          <w:rStyle w:val="k"/>
+        </w:rPr>
+        <w:t>"Hello"</w:t>
+      </w:r>
+      <w:r>
+        <w:rPr>
+          <w:rStyle w:val="HTMLCode"/>
+        </w:rPr>
+        <w:t>);</w:t>
+      </w:r>
+    </w:p>
+    <w:p>
+      <w:pPr>
+        <w:pStyle w:val="NormalWeb"/>
+      </w:pPr>
+      <w:r>
+        <w:rPr>
+          <w:rStyle w:val="Strong"/>
+        </w:rPr>
+        <w:t>Method:</w:t>
+      </w:r>
+      <w:r>
+        <w:t xml:space="preserve"> </w:t>
+      </w:r>
+      <w:proofErr w:type="gramStart"/>
+      <w:r>
+        <w:rPr>
+          <w:rStyle w:val="HTMLCode"/>
+        </w:rPr>
+        <w:t>accept(</w:t>
+      </w:r>
+      <w:proofErr w:type="gramEnd"/>
+      <w:r>
+        <w:rPr>
+          <w:rStyle w:val="HTMLCode"/>
+        </w:rPr>
+        <w:t>T t)</w:t>
+      </w:r>
+    </w:p>
+    <w:p>
+      <w:pPr>
+        <w:pStyle w:val="NormalWeb"/>
+      </w:pPr>
+      <w:r>
+        <w:rPr>
+          <w:rStyle w:val="Strong"/>
+        </w:rPr>
+        <w:t>Use:</w:t>
+      </w:r>
+      <w:r>
+        <w:t xml:space="preserve"> Printing, logging.</w:t>
+      </w:r>
+    </w:p>
+    <w:p>
+      <w:r>
+        <w:pict>
+          <v:rect id="_x0000_i1055" style="width:0;height:1.5pt" o:hralign="center" o:hrstd="t" o:hr="t" fillcolor="#a0a0a0" stroked="f"/>
+        </w:pict>
+      </w:r>
+    </w:p>
+    <w:p>
+      <w:pPr>
+        <w:pStyle w:val="Heading3"/>
+      </w:pPr>
+      <w:r>
+        <w:t>4. Supplier&lt;T&gt;</w:t>
+      </w:r>
+    </w:p>
+    <w:p>
+      <w:pPr>
+        <w:pStyle w:val="NormalWeb"/>
+      </w:pPr>
+      <w:r>
+        <w:t>Takes no input, returns output.</w:t>
+      </w:r>
+    </w:p>
+    <w:p>
+      <w:pPr>
+        <w:pStyle w:val="HTMLPreformatted"/>
+      </w:pPr>
+      <w:r>
+        <w:rPr>
+          <w:rStyle w:val="m"/>
+        </w:rPr>
+        <w:t>Supplier</w:t>
+      </w:r>
+      <w:r>
+        <w:rPr>
+          <w:rStyle w:val="HTMLCode"/>
+        </w:rPr>
+        <w:t>&lt;</w:t>
+      </w:r>
+      <w:r>
+        <w:rPr>
+          <w:rStyle w:val="m"/>
+        </w:rPr>
+        <w:t>String</w:t>
+      </w:r>
+      <w:r>
+        <w:rPr>
+          <w:rStyle w:val="HTMLCode"/>
+        </w:rPr>
+        <w:t xml:space="preserve">&gt; </w:t>
+      </w:r>
+      <w:r>
+        <w:rPr>
+          <w:rStyle w:val="m"/>
+        </w:rPr>
+        <w:t>s</w:t>
+      </w:r>
+      <w:r>
+        <w:rPr>
+          <w:rStyle w:val="HTMLCode"/>
+        </w:rPr>
+        <w:t xml:space="preserve"> </w:t>
+      </w:r>
+      <w:r>
+        <w:rPr>
+          <w:rStyle w:val="g"/>
+        </w:rPr>
+        <w:t>=</w:t>
+      </w:r>
+      <w:r>
+        <w:rPr>
+          <w:rStyle w:val="HTMLCode"/>
+        </w:rPr>
+        <w:t xml:space="preserve"> () -&gt; </w:t>
+      </w:r>
+      <w:r>
+        <w:rPr>
+          <w:rStyle w:val="k"/>
+        </w:rPr>
+        <w:t>"Java"</w:t>
+      </w:r>
+      <w:proofErr w:type="gramStart"/>
+      <w:r>
+        <w:rPr>
+          <w:rStyle w:val="HTMLCode"/>
+        </w:rPr>
+        <w:t>;</w:t>
+      </w:r>
+      <w:proofErr w:type="gramEnd"/>
+      <w:r>
+        <w:br/>
+      </w:r>
+      <w:r>
+        <w:rPr>
+          <w:rStyle w:val="m"/>
+        </w:rPr>
+        <w:t>System</w:t>
+      </w:r>
+      <w:r>
+        <w:rPr>
+          <w:rStyle w:val="g"/>
+        </w:rPr>
+        <w:t>.</w:t>
+      </w:r>
+      <w:r>
+        <w:rPr>
+          <w:rStyle w:val="m"/>
+        </w:rPr>
+        <w:t>out</w:t>
+      </w:r>
+      <w:r>
+        <w:rPr>
+          <w:rStyle w:val="g"/>
+        </w:rPr>
+        <w:t>.</w:t>
+      </w:r>
+      <w:r>
+        <w:rPr>
+          <w:rStyle w:val="m"/>
+        </w:rPr>
+        <w:t>println</w:t>
+      </w:r>
+      <w:r>
+        <w:rPr>
+          <w:rStyle w:val="HTMLCode"/>
+        </w:rPr>
+        <w:t>(</w:t>
+      </w:r>
+      <w:proofErr w:type="spellStart"/>
+      <w:r>
+        <w:rPr>
+          <w:rStyle w:val="m"/>
+        </w:rPr>
+        <w:t>s</w:t>
+      </w:r>
+      <w:r>
+        <w:rPr>
+          <w:rStyle w:val="g"/>
+        </w:rPr>
+        <w:t>.</w:t>
+      </w:r>
+      <w:r>
+        <w:rPr>
+          <w:rStyle w:val="m"/>
+        </w:rPr>
+        <w:t>get</w:t>
+      </w:r>
+      <w:proofErr w:type="spellEnd"/>
+      <w:r>
+        <w:rPr>
+          <w:rStyle w:val="HTMLCode"/>
+        </w:rPr>
+        <w:t>());</w:t>
+      </w:r>
+    </w:p>
+    <w:p>
+      <w:pPr>
+        <w:pStyle w:val="NormalWeb"/>
+      </w:pPr>
+      <w:r>
+        <w:rPr>
+          <w:rStyle w:val="Strong"/>
+        </w:rPr>
+        <w:lastRenderedPageBreak/>
+        <w:t>Method:</w:t>
+      </w:r>
+      <w:r>
+        <w:t xml:space="preserve"> </w:t>
+      </w:r>
+      <w:proofErr w:type="gramStart"/>
+      <w:r>
+        <w:rPr>
+          <w:rStyle w:val="HTMLCode"/>
+        </w:rPr>
+        <w:t>get()</w:t>
+      </w:r>
+      <w:proofErr w:type="gramEnd"/>
+    </w:p>
+    <w:p>
+      <w:pPr>
+        <w:pStyle w:val="NormalWeb"/>
+      </w:pPr>
+      <w:r>
+        <w:rPr>
+          <w:rStyle w:val="Strong"/>
+        </w:rPr>
+        <w:t>Use:</w:t>
+      </w:r>
+      <w:r>
+        <w:t xml:space="preserve"> Generating values.</w:t>
+      </w:r>
+    </w:p>
+    <w:p>
+      <w:r>
+        <w:pict>
+          <v:rect id="_x0000_i1056" style="width:0;height:1.5pt" o:hralign="center" o:hrstd="t" o:hr="t" fillcolor="#a0a0a0" stroked="f"/>
         </w:pict>
       </w:r>
     </w:p>
@@ -19908,7 +19924,6 @@
               </w:rPr>
             </w:pPr>
             <w:r>
-              <w:lastRenderedPageBreak/>
               <w:t>Predicate&lt;T&gt;</w:t>
             </w:r>
           </w:p>
@@ -20376,7 +20391,6 @@
         <w:rPr>
           <w:rStyle w:val="HTMLCode"/>
         </w:rPr>
-        <w:lastRenderedPageBreak/>
         <w:t>@</w:t>
       </w:r>
       <w:r>
@@ -20538,6 +20552,7 @@
         <w:pStyle w:val="NormalWeb"/>
       </w:pPr>
       <w:r>
+        <w:lastRenderedPageBreak/>
         <w:t>Here, the transaction is ignored.</w:t>
       </w:r>
     </w:p>
@@ -20869,6 +20884,7 @@
         <w:rPr>
           <w:rStyle w:val="HTMLCode"/>
         </w:rPr>
+        <w:lastRenderedPageBreak/>
         <w:t>@Transactional</w:t>
       </w:r>
       <w:r>
@@ -20975,7 +20991,6 @@
           <w:szCs w:val="24"/>
           <w:lang w:eastAsia="en-IN"/>
         </w:rPr>
-        <w:lastRenderedPageBreak/>
         <w:t xml:space="preserve">Instead of calling your object directly, you call the </w:t>
       </w:r>
       <w:r>
@@ -21425,6 +21440,7 @@
           <w:szCs w:val="20"/>
           <w:lang w:eastAsia="en-IN"/>
         </w:rPr>
+        <w:lastRenderedPageBreak/>
         <w:t xml:space="preserve">   </w:t>
       </w:r>
       <w:proofErr w:type="gramStart"/>
@@ -22154,7 +22170,6 @@
           <w:szCs w:val="20"/>
           <w:lang w:eastAsia="en-IN"/>
         </w:rPr>
-        <w:lastRenderedPageBreak/>
         <w:t xml:space="preserve">    }</w:t>
       </w:r>
     </w:p>
@@ -22262,6 +22277,7 @@
           <w:szCs w:val="20"/>
           <w:lang w:eastAsia="en-IN"/>
         </w:rPr>
+        <w:lastRenderedPageBreak/>
         <w:t>userService.save</w:t>
       </w:r>
       <w:proofErr w:type="spellEnd"/>
@@ -23053,6 +23069,7 @@
           <w:szCs w:val="24"/>
           <w:lang w:eastAsia="en-IN"/>
         </w:rPr>
+        <w:lastRenderedPageBreak/>
         <w:t>The receptionist:</w:t>
       </w:r>
     </w:p>
@@ -23180,7 +23197,6 @@
           <w:szCs w:val="24"/>
           <w:lang w:eastAsia="en-IN"/>
         </w:rPr>
-        <w:lastRenderedPageBreak/>
         <w:t>Similarly:</w:t>
       </w:r>
     </w:p>
@@ -23402,6 +23418,7 @@
           <w:szCs w:val="27"/>
           <w:lang w:eastAsia="en-IN"/>
         </w:rPr>
+        <w:lastRenderedPageBreak/>
         <w:t>Proxy Design Pattern (Interview Answer)</w:t>
       </w:r>
     </w:p>
@@ -23656,7 +23673,6 @@
           <w:szCs w:val="20"/>
           <w:lang w:eastAsia="en-IN"/>
         </w:rPr>
-        <w:lastRenderedPageBreak/>
         <w:br/>
         <w:t xml:space="preserve">class </w:t>
       </w:r>
@@ -23767,6 +23783,15 @@
           <w:lang w:eastAsia="en-IN"/>
         </w:rPr>
         <w:br/>
+      </w:r>
+      <w:r>
+        <w:rPr>
+          <w:rFonts w:ascii="Courier New" w:eastAsia="Times New Roman" w:hAnsi="Courier New" w:cs="Courier New"/>
+          <w:sz w:val="20"/>
+          <w:szCs w:val="20"/>
+          <w:lang w:eastAsia="en-IN"/>
+        </w:rPr>
+        <w:lastRenderedPageBreak/>
         <w:t xml:space="preserve">    private </w:t>
       </w:r>
       <w:proofErr w:type="spellStart"/>
@@ -24324,6 +24349,7 @@
           <w:szCs w:val="24"/>
           <w:lang w:eastAsia="en-IN"/>
         </w:rPr>
+        <w:lastRenderedPageBreak/>
         <w:t xml:space="preserve">When you call a method annotated with </w:t>
       </w:r>
       <w:r>
@@ -24387,7 +24413,6 @@
           <w:szCs w:val="24"/>
           <w:lang w:eastAsia="en-IN"/>
         </w:rPr>
-        <w:lastRenderedPageBreak/>
         <w:t xml:space="preserve">Proxy Design Pattern provides a surrogate object that controls access to the real object and is widely used in Spring for features like </w:t>
       </w:r>
       <w:r>
@@ -24663,6 +24688,7 @@
         <w:rPr>
           <w:color w:val="FFFFFF" w:themeColor="background1"/>
         </w:rPr>
+        <w:lastRenderedPageBreak/>
         <w:t xml:space="preserve">What </w:t>
       </w:r>
       <w:proofErr w:type="gramStart"/>
@@ -25361,6 +25387,7 @@
           <w:rStyle w:val="HTMLCode"/>
           <w:color w:val="FFFFFF" w:themeColor="background1"/>
         </w:rPr>
+        <w:lastRenderedPageBreak/>
         <w:t xml:space="preserve">    }</w:t>
       </w:r>
     </w:p>
@@ -25804,6 +25831,7 @@
           <w:rStyle w:val="HTMLCode"/>
           <w:color w:val="FFFFFF" w:themeColor="background1"/>
         </w:rPr>
+        <w:lastRenderedPageBreak/>
         <w:t>public</w:t>
       </w:r>
       <w:proofErr w:type="gramEnd"/>
@@ -25935,7 +25963,6 @@
           <w:rStyle w:val="HTMLCode"/>
           <w:color w:val="FFFFFF" w:themeColor="background1"/>
         </w:rPr>
-        <w:lastRenderedPageBreak/>
         <w:t>Commit / Rollback</w:t>
       </w:r>
     </w:p>
@@ -26279,6 +26306,7 @@
           <w:rStyle w:val="HTMLCode"/>
           <w:color w:val="FFFFFF" w:themeColor="background1"/>
         </w:rPr>
+        <w:lastRenderedPageBreak/>
         <w:t>Check Cache</w:t>
       </w:r>
     </w:p>
@@ -26666,14 +26694,7 @@
         <w:rPr>
           <w:color w:val="FFFFFF" w:themeColor="background1"/>
         </w:rPr>
-        <w:t xml:space="preserve"> method still contains only the database logic; the proxy injects transactions, security </w:t>
-      </w:r>
-      <w:r>
-        <w:rPr>
-          <w:color w:val="FFFFFF" w:themeColor="background1"/>
-        </w:rPr>
-        <w:lastRenderedPageBreak/>
-        <w:t xml:space="preserve">checks, caching, logging, or other cross-cutting </w:t>
+        <w:t xml:space="preserve"> method still contains only the database logic; the proxy injects transactions, security checks, caching, logging, or other cross-cutting </w:t>
       </w:r>
       <w:proofErr w:type="spellStart"/>
       <w:r>
@@ -26734,6 +26755,7 @@
           <w:szCs w:val="24"/>
           <w:lang w:eastAsia="en-IN"/>
         </w:rPr>
+        <w:lastRenderedPageBreak/>
         <w:t xml:space="preserve">If the interviewer asks </w:t>
       </w:r>
       <w:r>
@@ -27038,6 +27060,7 @@
         <w:pStyle w:val="Heading3"/>
       </w:pPr>
       <w:r>
+        <w:lastRenderedPageBreak/>
         <w:t>Interview Follow-up: Why @Transactional?</w:t>
       </w:r>
     </w:p>
@@ -27046,7 +27069,6 @@
         <w:pStyle w:val="NormalWeb"/>
       </w:pPr>
       <w:r>
-        <w:lastRenderedPageBreak/>
         <w:t xml:space="preserve">We use </w:t>
       </w:r>
       <w:r>
@@ -27159,6 +27181,7 @@
           <w:szCs w:val="27"/>
           <w:lang w:eastAsia="en-IN"/>
         </w:rPr>
+        <w:lastRenderedPageBreak/>
         <w:t xml:space="preserve">Transaction Propagation in </w:t>
       </w:r>
       <w:proofErr w:type="gramStart"/>
@@ -27421,7 +27444,6 @@
           <w:szCs w:val="24"/>
           <w:lang w:eastAsia="en-IN"/>
         </w:rPr>
-        <w:lastRenderedPageBreak/>
         <w:pict>
           <v:rect id="_x0000_i1063" style="width:0;height:1.5pt" o:hralign="center" o:hrstd="t" o:hr="t" fillcolor="#a0a0a0" stroked="f"/>
         </w:pict>
@@ -27637,6 +27659,7 @@
           <w:szCs w:val="27"/>
           <w:lang w:eastAsia="en-IN"/>
         </w:rPr>
+        <w:lastRenderedPageBreak/>
         <w:t>2. REQUIRES_NEW</w:t>
       </w:r>
     </w:p>
@@ -28804,7 +28827,6 @@
                 <w:szCs w:val="24"/>
                 <w:lang w:eastAsia="en-IN"/>
               </w:rPr>
-              <w:lastRenderedPageBreak/>
               <w:t>Propagation</w:t>
             </w:r>
           </w:p>
@@ -29724,7 +29746,6 @@
           <w:szCs w:val="27"/>
           <w:lang w:eastAsia="en-IN"/>
         </w:rPr>
-        <w:lastRenderedPageBreak/>
         <w:t>With Dependency Injection</w:t>
       </w:r>
     </w:p>
@@ -30338,7 +30359,6 @@
           <w:szCs w:val="24"/>
           <w:lang w:eastAsia="en-IN"/>
         </w:rPr>
-        <w:lastRenderedPageBreak/>
         <w:t xml:space="preserve">A transitive dependency is a dependency that is </w:t>
       </w:r>
       <w:r>
@@ -31188,15 +31208,6 @@
           <w:lang w:eastAsia="en-IN"/>
         </w:rPr>
         <w:br/>
-      </w:r>
-      <w:r>
-        <w:rPr>
-          <w:rFonts w:ascii="Courier New" w:eastAsia="Times New Roman" w:hAnsi="Courier New" w:cs="Courier New"/>
-          <w:sz w:val="20"/>
-          <w:szCs w:val="20"/>
-          <w:lang w:eastAsia="en-IN"/>
-        </w:rPr>
-        <w:lastRenderedPageBreak/>
         <w:t xml:space="preserve">            &lt;</w:t>
       </w:r>
       <w:proofErr w:type="spellStart"/>
@@ -31951,7 +31962,6 @@
           <w:szCs w:val="24"/>
           <w:lang w:eastAsia="en-IN"/>
         </w:rPr>
-        <w:lastRenderedPageBreak/>
         <w:t>Application</w:t>
       </w:r>
       <w:r>
@@ -32657,7 +32667,6 @@
           <w:szCs w:val="24"/>
           <w:lang w:eastAsia="en-IN"/>
         </w:rPr>
-        <w:lastRenderedPageBreak/>
         <w:t xml:space="preserve">Required only at runtime. </w:t>
       </w:r>
     </w:p>
@@ -33020,12 +33029,10 @@
           <w:lang w:val="en-US"/>
         </w:rPr>
       </w:pPr>
-      <w:bookmarkStart w:id="0" w:name="_GoBack"/>
-      <w:bookmarkEnd w:id="0"/>
     </w:p>
     <w:sectPr>
-      <w:pgSz w:w="8641" w:h="12962" w:code="1"/>
-      <w:pgMar w:top="1077" w:right="864" w:bottom="1077" w:left="864" w:header="709" w:footer="709" w:gutter="0"/>
+      <w:pgSz w:w="12962" w:h="8641" w:orient="landscape" w:code="1"/>
+      <w:pgMar w:top="864" w:right="1077" w:bottom="864" w:left="1077" w:header="709" w:footer="709" w:gutter="0"/>
       <w:cols w:space="708"/>
       <w:docGrid w:linePitch="360"/>
     </w:sectPr>

--- a/TheorynCoding/Study Material/Java Overall/Java Overall/Quick Java/oza sir/Study This/study material/Interview Question/My Interview Questions.docx
+++ b/TheorynCoding/Study Material/Java Overall/Java Overall/Quick Java/oza sir/Study This/study material/Interview Question/My Interview Questions.docx
@@ -4832,8 +4832,6 @@
         <w:lastRenderedPageBreak/>
         <w:t xml:space="preserve">    String name;</w:t>
       </w:r>
-      <w:bookmarkStart w:id="0" w:name="_GoBack"/>
-      <w:bookmarkEnd w:id="0"/>
     </w:p>
     <w:p>
       <w:pPr>
@@ -28564,6 +28562,7 @@
           <w:szCs w:val="24"/>
           <w:lang w:eastAsia="en-IN"/>
         </w:rPr>
+        <w:lastRenderedPageBreak/>
         <w:pict>
           <v:rect id="_x0000_i1069" style="width:0;height:1.5pt" o:hralign="center" o:hrstd="t" o:hr="t" fillcolor="#a0a0a0" stroked="f"/>
         </w:pict>
@@ -29313,6 +29312,7 @@
           <w:szCs w:val="27"/>
           <w:lang w:eastAsia="en-IN"/>
         </w:rPr>
+        <w:lastRenderedPageBreak/>
         <w:t>One-Line Interview Answer</w:t>
       </w:r>
     </w:p>
@@ -29375,6 +29375,666 @@
         </w:rPr>
         <w:t>, which joins the existing transaction or creates a new one if none exists.</w:t>
       </w:r>
+    </w:p>
+    <w:p>
+      <w:pPr>
+        <w:spacing w:beforeAutospacing="1" w:after="100" w:afterAutospacing="1" w:line="240" w:lineRule="auto"/>
+        <w:rPr>
+          <w:rFonts w:ascii="Times New Roman" w:eastAsia="Times New Roman" w:hAnsi="Times New Roman" w:cs="Times New Roman"/>
+          <w:sz w:val="24"/>
+          <w:szCs w:val="24"/>
+          <w:lang w:eastAsia="en-IN"/>
+        </w:rPr>
+      </w:pPr>
+    </w:p>
+    <w:tbl>
+      <w:tblPr>
+        <w:tblW w:w="0" w:type="auto"/>
+        <w:tblCellSpacing w:w="15" w:type="dxa"/>
+        <w:tblBorders>
+          <w:top w:val="single" w:sz="4" w:space="0" w:color="auto"/>
+          <w:left w:val="single" w:sz="4" w:space="0" w:color="auto"/>
+          <w:bottom w:val="single" w:sz="4" w:space="0" w:color="auto"/>
+          <w:right w:val="single" w:sz="4" w:space="0" w:color="auto"/>
+          <w:insideH w:val="single" w:sz="4" w:space="0" w:color="auto"/>
+          <w:insideV w:val="single" w:sz="4" w:space="0" w:color="auto"/>
+        </w:tblBorders>
+        <w:tblCellMar>
+          <w:top w:w="15" w:type="dxa"/>
+          <w:left w:w="15" w:type="dxa"/>
+          <w:bottom w:w="15" w:type="dxa"/>
+          <w:right w:w="15" w:type="dxa"/>
+        </w:tblCellMar>
+        <w:tblLook w:val="04A0" w:firstRow="1" w:lastRow="0" w:firstColumn="1" w:lastColumn="0" w:noHBand="0" w:noVBand="1"/>
+      </w:tblPr>
+      <w:tblGrid>
+        <w:gridCol w:w="2043"/>
+        <w:gridCol w:w="3005"/>
+        <w:gridCol w:w="5870"/>
+      </w:tblGrid>
+      <w:tr>
+        <w:trPr>
+          <w:tblHeader/>
+          <w:tblCellSpacing w:w="15" w:type="dxa"/>
+        </w:trPr>
+        <w:tc>
+          <w:tcPr>
+            <w:tcW w:w="0" w:type="auto"/>
+            <w:vAlign w:val="center"/>
+            <w:hideMark/>
+          </w:tcPr>
+          <w:p>
+            <w:pPr>
+              <w:spacing w:after="0" w:line="240" w:lineRule="auto"/>
+              <w:jc w:val="center"/>
+              <w:rPr>
+                <w:rFonts w:ascii="Times New Roman" w:eastAsia="Times New Roman" w:hAnsi="Times New Roman" w:cs="Times New Roman"/>
+                <w:b/>
+                <w:bCs/>
+                <w:sz w:val="24"/>
+                <w:szCs w:val="24"/>
+                <w:lang w:eastAsia="en-IN"/>
+              </w:rPr>
+            </w:pPr>
+            <w:r>
+              <w:rPr>
+                <w:rFonts w:ascii="Times New Roman" w:eastAsia="Times New Roman" w:hAnsi="Times New Roman" w:cs="Times New Roman"/>
+                <w:b/>
+                <w:bCs/>
+                <w:sz w:val="24"/>
+                <w:szCs w:val="24"/>
+                <w:lang w:eastAsia="en-IN"/>
+              </w:rPr>
+              <w:t>Propagation</w:t>
+            </w:r>
+          </w:p>
+        </w:tc>
+        <w:tc>
+          <w:tcPr>
+            <w:tcW w:w="0" w:type="auto"/>
+            <w:vAlign w:val="center"/>
+            <w:hideMark/>
+          </w:tcPr>
+          <w:p>
+            <w:pPr>
+              <w:spacing w:after="0" w:line="240" w:lineRule="auto"/>
+              <w:jc w:val="center"/>
+              <w:rPr>
+                <w:rFonts w:ascii="Times New Roman" w:eastAsia="Times New Roman" w:hAnsi="Times New Roman" w:cs="Times New Roman"/>
+                <w:b/>
+                <w:bCs/>
+                <w:sz w:val="24"/>
+                <w:szCs w:val="24"/>
+                <w:lang w:eastAsia="en-IN"/>
+              </w:rPr>
+            </w:pPr>
+            <w:proofErr w:type="spellStart"/>
+            <w:r>
+              <w:rPr>
+                <w:rFonts w:ascii="Times New Roman" w:eastAsia="Times New Roman" w:hAnsi="Times New Roman" w:cs="Times New Roman"/>
+                <w:b/>
+                <w:bCs/>
+                <w:sz w:val="24"/>
+                <w:szCs w:val="24"/>
+                <w:lang w:eastAsia="en-IN"/>
+              </w:rPr>
+              <w:t>Behavior</w:t>
+            </w:r>
+            <w:proofErr w:type="spellEnd"/>
+          </w:p>
+        </w:tc>
+        <w:tc>
+          <w:tcPr>
+            <w:tcW w:w="0" w:type="auto"/>
+            <w:vAlign w:val="center"/>
+            <w:hideMark/>
+          </w:tcPr>
+          <w:p>
+            <w:pPr>
+              <w:spacing w:after="0" w:line="240" w:lineRule="auto"/>
+              <w:jc w:val="center"/>
+              <w:rPr>
+                <w:rFonts w:ascii="Times New Roman" w:eastAsia="Times New Roman" w:hAnsi="Times New Roman" w:cs="Times New Roman"/>
+                <w:b/>
+                <w:bCs/>
+                <w:sz w:val="24"/>
+                <w:szCs w:val="24"/>
+                <w:lang w:eastAsia="en-IN"/>
+              </w:rPr>
+            </w:pPr>
+            <w:r>
+              <w:rPr>
+                <w:rFonts w:ascii="Times New Roman" w:eastAsia="Times New Roman" w:hAnsi="Times New Roman" w:cs="Times New Roman"/>
+                <w:b/>
+                <w:bCs/>
+                <w:sz w:val="24"/>
+                <w:szCs w:val="24"/>
+                <w:lang w:eastAsia="en-IN"/>
+              </w:rPr>
+              <w:t>Short Example</w:t>
+            </w:r>
+          </w:p>
+        </w:tc>
+      </w:tr>
+      <w:tr>
+        <w:trPr>
+          <w:tblCellSpacing w:w="15" w:type="dxa"/>
+        </w:trPr>
+        <w:tc>
+          <w:tcPr>
+            <w:tcW w:w="0" w:type="auto"/>
+            <w:vAlign w:val="center"/>
+            <w:hideMark/>
+          </w:tcPr>
+          <w:p>
+            <w:pPr>
+              <w:spacing w:after="0" w:line="240" w:lineRule="auto"/>
+              <w:rPr>
+                <w:rFonts w:ascii="Times New Roman" w:eastAsia="Times New Roman" w:hAnsi="Times New Roman" w:cs="Times New Roman"/>
+                <w:sz w:val="24"/>
+                <w:szCs w:val="24"/>
+                <w:lang w:eastAsia="en-IN"/>
+              </w:rPr>
+            </w:pPr>
+            <w:bookmarkStart w:id="0" w:name="_GoBack" w:colFirst="1" w:colLast="1"/>
+            <w:r>
+              <w:rPr>
+                <w:rFonts w:ascii="Times New Roman" w:eastAsia="Times New Roman" w:hAnsi="Times New Roman" w:cs="Times New Roman"/>
+                <w:b/>
+                <w:bCs/>
+                <w:sz w:val="24"/>
+                <w:szCs w:val="24"/>
+                <w:lang w:eastAsia="en-IN"/>
+              </w:rPr>
+              <w:t>REQUIRED</w:t>
+            </w:r>
+          </w:p>
+        </w:tc>
+        <w:tc>
+          <w:tcPr>
+            <w:tcW w:w="0" w:type="auto"/>
+            <w:vAlign w:val="center"/>
+            <w:hideMark/>
+          </w:tcPr>
+          <w:p>
+            <w:pPr>
+              <w:spacing w:after="0" w:line="240" w:lineRule="auto"/>
+              <w:rPr>
+                <w:rFonts w:ascii="Times New Roman" w:eastAsia="Times New Roman" w:hAnsi="Times New Roman" w:cs="Times New Roman"/>
+                <w:sz w:val="24"/>
+                <w:szCs w:val="24"/>
+                <w:lang w:eastAsia="en-IN"/>
+              </w:rPr>
+            </w:pPr>
+            <w:r>
+              <w:rPr>
+                <w:rFonts w:ascii="Times New Roman" w:eastAsia="Times New Roman" w:hAnsi="Times New Roman" w:cs="Times New Roman"/>
+                <w:sz w:val="24"/>
+                <w:szCs w:val="24"/>
+                <w:lang w:eastAsia="en-IN"/>
+              </w:rPr>
+              <w:t>Join existing transaction, or create a new one if none exists.</w:t>
+            </w:r>
+          </w:p>
+        </w:tc>
+        <w:tc>
+          <w:tcPr>
+            <w:tcW w:w="0" w:type="auto"/>
+            <w:vAlign w:val="center"/>
+            <w:hideMark/>
+          </w:tcPr>
+          <w:p>
+            <w:pPr>
+              <w:spacing w:after="0" w:line="240" w:lineRule="auto"/>
+              <w:rPr>
+                <w:rFonts w:ascii="Times New Roman" w:eastAsia="Times New Roman" w:hAnsi="Times New Roman" w:cs="Times New Roman"/>
+                <w:sz w:val="24"/>
+                <w:szCs w:val="24"/>
+                <w:lang w:eastAsia="en-IN"/>
+              </w:rPr>
+            </w:pPr>
+            <w:proofErr w:type="spellStart"/>
+            <w:proofErr w:type="gramStart"/>
+            <w:r>
+              <w:rPr>
+                <w:rFonts w:ascii="Courier New" w:eastAsia="Times New Roman" w:hAnsi="Courier New" w:cs="Courier New"/>
+                <w:sz w:val="20"/>
+                <w:szCs w:val="20"/>
+                <w:lang w:eastAsia="en-IN"/>
+              </w:rPr>
+              <w:t>placeOrder</w:t>
+            </w:r>
+            <w:proofErr w:type="spellEnd"/>
+            <w:r>
+              <w:rPr>
+                <w:rFonts w:ascii="Courier New" w:eastAsia="Times New Roman" w:hAnsi="Courier New" w:cs="Courier New"/>
+                <w:sz w:val="20"/>
+                <w:szCs w:val="20"/>
+                <w:lang w:eastAsia="en-IN"/>
+              </w:rPr>
+              <w:t>(</w:t>
+            </w:r>
+            <w:proofErr w:type="gramEnd"/>
+            <w:r>
+              <w:rPr>
+                <w:rFonts w:ascii="Courier New" w:eastAsia="Times New Roman" w:hAnsi="Courier New" w:cs="Courier New"/>
+                <w:sz w:val="20"/>
+                <w:szCs w:val="20"/>
+                <w:lang w:eastAsia="en-IN"/>
+              </w:rPr>
+              <w:t>)</w:t>
+            </w:r>
+            <w:r>
+              <w:rPr>
+                <w:rFonts w:ascii="Times New Roman" w:eastAsia="Times New Roman" w:hAnsi="Times New Roman" w:cs="Times New Roman"/>
+                <w:sz w:val="24"/>
+                <w:szCs w:val="24"/>
+                <w:lang w:eastAsia="en-IN"/>
+              </w:rPr>
+              <w:t xml:space="preserve"> starts a transaction. </w:t>
+            </w:r>
+            <w:proofErr w:type="spellStart"/>
+            <w:proofErr w:type="gramStart"/>
+            <w:r>
+              <w:rPr>
+                <w:rFonts w:ascii="Courier New" w:eastAsia="Times New Roman" w:hAnsi="Courier New" w:cs="Courier New"/>
+                <w:sz w:val="20"/>
+                <w:szCs w:val="20"/>
+                <w:lang w:eastAsia="en-IN"/>
+              </w:rPr>
+              <w:t>saveOrder</w:t>
+            </w:r>
+            <w:proofErr w:type="spellEnd"/>
+            <w:r>
+              <w:rPr>
+                <w:rFonts w:ascii="Courier New" w:eastAsia="Times New Roman" w:hAnsi="Courier New" w:cs="Courier New"/>
+                <w:sz w:val="20"/>
+                <w:szCs w:val="20"/>
+                <w:lang w:eastAsia="en-IN"/>
+              </w:rPr>
+              <w:t>(</w:t>
+            </w:r>
+            <w:proofErr w:type="gramEnd"/>
+            <w:r>
+              <w:rPr>
+                <w:rFonts w:ascii="Courier New" w:eastAsia="Times New Roman" w:hAnsi="Courier New" w:cs="Courier New"/>
+                <w:sz w:val="20"/>
+                <w:szCs w:val="20"/>
+                <w:lang w:eastAsia="en-IN"/>
+              </w:rPr>
+              <w:t>)</w:t>
+            </w:r>
+            <w:r>
+              <w:rPr>
+                <w:rFonts w:ascii="Times New Roman" w:eastAsia="Times New Roman" w:hAnsi="Times New Roman" w:cs="Times New Roman"/>
+                <w:sz w:val="24"/>
+                <w:szCs w:val="24"/>
+                <w:lang w:eastAsia="en-IN"/>
+              </w:rPr>
+              <w:t xml:space="preserve"> (REQUIRED) joins the same transaction.</w:t>
+            </w:r>
+          </w:p>
+        </w:tc>
+      </w:tr>
+      <w:bookmarkEnd w:id="0"/>
+      <w:tr>
+        <w:trPr>
+          <w:tblCellSpacing w:w="15" w:type="dxa"/>
+        </w:trPr>
+        <w:tc>
+          <w:tcPr>
+            <w:tcW w:w="0" w:type="auto"/>
+            <w:vAlign w:val="center"/>
+            <w:hideMark/>
+          </w:tcPr>
+          <w:p>
+            <w:pPr>
+              <w:spacing w:after="0" w:line="240" w:lineRule="auto"/>
+              <w:rPr>
+                <w:rFonts w:ascii="Times New Roman" w:eastAsia="Times New Roman" w:hAnsi="Times New Roman" w:cs="Times New Roman"/>
+                <w:sz w:val="24"/>
+                <w:szCs w:val="24"/>
+                <w:lang w:eastAsia="en-IN"/>
+              </w:rPr>
+            </w:pPr>
+            <w:r>
+              <w:rPr>
+                <w:rFonts w:ascii="Times New Roman" w:eastAsia="Times New Roman" w:hAnsi="Times New Roman" w:cs="Times New Roman"/>
+                <w:b/>
+                <w:bCs/>
+                <w:sz w:val="24"/>
+                <w:szCs w:val="24"/>
+                <w:lang w:eastAsia="en-IN"/>
+              </w:rPr>
+              <w:t>REQUIRES_NEW</w:t>
+            </w:r>
+          </w:p>
+        </w:tc>
+        <w:tc>
+          <w:tcPr>
+            <w:tcW w:w="0" w:type="auto"/>
+            <w:vAlign w:val="center"/>
+            <w:hideMark/>
+          </w:tcPr>
+          <w:p>
+            <w:pPr>
+              <w:spacing w:after="0" w:line="240" w:lineRule="auto"/>
+              <w:rPr>
+                <w:rFonts w:ascii="Times New Roman" w:eastAsia="Times New Roman" w:hAnsi="Times New Roman" w:cs="Times New Roman"/>
+                <w:sz w:val="24"/>
+                <w:szCs w:val="24"/>
+                <w:lang w:eastAsia="en-IN"/>
+              </w:rPr>
+            </w:pPr>
+            <w:r>
+              <w:rPr>
+                <w:rFonts w:ascii="Times New Roman" w:eastAsia="Times New Roman" w:hAnsi="Times New Roman" w:cs="Times New Roman"/>
+                <w:sz w:val="24"/>
+                <w:szCs w:val="24"/>
+                <w:lang w:eastAsia="en-IN"/>
+              </w:rPr>
+              <w:t>Always starts a new transaction, suspending any existing one.</w:t>
+            </w:r>
+          </w:p>
+        </w:tc>
+        <w:tc>
+          <w:tcPr>
+            <w:tcW w:w="0" w:type="auto"/>
+            <w:vAlign w:val="center"/>
+            <w:hideMark/>
+          </w:tcPr>
+          <w:p>
+            <w:pPr>
+              <w:spacing w:after="0" w:line="240" w:lineRule="auto"/>
+              <w:rPr>
+                <w:rFonts w:ascii="Times New Roman" w:eastAsia="Times New Roman" w:hAnsi="Times New Roman" w:cs="Times New Roman"/>
+                <w:sz w:val="24"/>
+                <w:szCs w:val="24"/>
+                <w:lang w:eastAsia="en-IN"/>
+              </w:rPr>
+            </w:pPr>
+            <w:proofErr w:type="spellStart"/>
+            <w:proofErr w:type="gramStart"/>
+            <w:r>
+              <w:rPr>
+                <w:rFonts w:ascii="Courier New" w:eastAsia="Times New Roman" w:hAnsi="Courier New" w:cs="Courier New"/>
+                <w:sz w:val="20"/>
+                <w:szCs w:val="20"/>
+                <w:lang w:eastAsia="en-IN"/>
+              </w:rPr>
+              <w:t>placeOrder</w:t>
+            </w:r>
+            <w:proofErr w:type="spellEnd"/>
+            <w:r>
+              <w:rPr>
+                <w:rFonts w:ascii="Courier New" w:eastAsia="Times New Roman" w:hAnsi="Courier New" w:cs="Courier New"/>
+                <w:sz w:val="20"/>
+                <w:szCs w:val="20"/>
+                <w:lang w:eastAsia="en-IN"/>
+              </w:rPr>
+              <w:t>(</w:t>
+            </w:r>
+            <w:proofErr w:type="gramEnd"/>
+            <w:r>
+              <w:rPr>
+                <w:rFonts w:ascii="Courier New" w:eastAsia="Times New Roman" w:hAnsi="Courier New" w:cs="Courier New"/>
+                <w:sz w:val="20"/>
+                <w:szCs w:val="20"/>
+                <w:lang w:eastAsia="en-IN"/>
+              </w:rPr>
+              <w:t>)</w:t>
+            </w:r>
+            <w:r>
+              <w:rPr>
+                <w:rFonts w:ascii="Times New Roman" w:eastAsia="Times New Roman" w:hAnsi="Times New Roman" w:cs="Times New Roman"/>
+                <w:sz w:val="24"/>
+                <w:szCs w:val="24"/>
+                <w:lang w:eastAsia="en-IN"/>
+              </w:rPr>
+              <w:t xml:space="preserve"> is running. </w:t>
+            </w:r>
+            <w:proofErr w:type="spellStart"/>
+            <w:proofErr w:type="gramStart"/>
+            <w:r>
+              <w:rPr>
+                <w:rFonts w:ascii="Courier New" w:eastAsia="Times New Roman" w:hAnsi="Courier New" w:cs="Courier New"/>
+                <w:sz w:val="20"/>
+                <w:szCs w:val="20"/>
+                <w:lang w:eastAsia="en-IN"/>
+              </w:rPr>
+              <w:t>logAudit</w:t>
+            </w:r>
+            <w:proofErr w:type="spellEnd"/>
+            <w:r>
+              <w:rPr>
+                <w:rFonts w:ascii="Courier New" w:eastAsia="Times New Roman" w:hAnsi="Courier New" w:cs="Courier New"/>
+                <w:sz w:val="20"/>
+                <w:szCs w:val="20"/>
+                <w:lang w:eastAsia="en-IN"/>
+              </w:rPr>
+              <w:t>(</w:t>
+            </w:r>
+            <w:proofErr w:type="gramEnd"/>
+            <w:r>
+              <w:rPr>
+                <w:rFonts w:ascii="Courier New" w:eastAsia="Times New Roman" w:hAnsi="Courier New" w:cs="Courier New"/>
+                <w:sz w:val="20"/>
+                <w:szCs w:val="20"/>
+                <w:lang w:eastAsia="en-IN"/>
+              </w:rPr>
+              <w:t>)</w:t>
+            </w:r>
+            <w:r>
+              <w:rPr>
+                <w:rFonts w:ascii="Times New Roman" w:eastAsia="Times New Roman" w:hAnsi="Times New Roman" w:cs="Times New Roman"/>
+                <w:sz w:val="24"/>
+                <w:szCs w:val="24"/>
+                <w:lang w:eastAsia="en-IN"/>
+              </w:rPr>
+              <w:t xml:space="preserve"> (REQUIRES_NEW) starts its own transaction. Even if </w:t>
+            </w:r>
+            <w:proofErr w:type="spellStart"/>
+            <w:proofErr w:type="gramStart"/>
+            <w:r>
+              <w:rPr>
+                <w:rFonts w:ascii="Courier New" w:eastAsia="Times New Roman" w:hAnsi="Courier New" w:cs="Courier New"/>
+                <w:sz w:val="20"/>
+                <w:szCs w:val="20"/>
+                <w:lang w:eastAsia="en-IN"/>
+              </w:rPr>
+              <w:t>placeOrder</w:t>
+            </w:r>
+            <w:proofErr w:type="spellEnd"/>
+            <w:r>
+              <w:rPr>
+                <w:rFonts w:ascii="Courier New" w:eastAsia="Times New Roman" w:hAnsi="Courier New" w:cs="Courier New"/>
+                <w:sz w:val="20"/>
+                <w:szCs w:val="20"/>
+                <w:lang w:eastAsia="en-IN"/>
+              </w:rPr>
+              <w:t>(</w:t>
+            </w:r>
+            <w:proofErr w:type="gramEnd"/>
+            <w:r>
+              <w:rPr>
+                <w:rFonts w:ascii="Courier New" w:eastAsia="Times New Roman" w:hAnsi="Courier New" w:cs="Courier New"/>
+                <w:sz w:val="20"/>
+                <w:szCs w:val="20"/>
+                <w:lang w:eastAsia="en-IN"/>
+              </w:rPr>
+              <w:t>)</w:t>
+            </w:r>
+            <w:r>
+              <w:rPr>
+                <w:rFonts w:ascii="Times New Roman" w:eastAsia="Times New Roman" w:hAnsi="Times New Roman" w:cs="Times New Roman"/>
+                <w:sz w:val="24"/>
+                <w:szCs w:val="24"/>
+                <w:lang w:eastAsia="en-IN"/>
+              </w:rPr>
+              <w:t xml:space="preserve"> rolls back, the audit log is still committed.</w:t>
+            </w:r>
+          </w:p>
+        </w:tc>
+      </w:tr>
+      <w:tr>
+        <w:trPr>
+          <w:tblCellSpacing w:w="15" w:type="dxa"/>
+        </w:trPr>
+        <w:tc>
+          <w:tcPr>
+            <w:tcW w:w="0" w:type="auto"/>
+            <w:vAlign w:val="center"/>
+            <w:hideMark/>
+          </w:tcPr>
+          <w:p>
+            <w:pPr>
+              <w:spacing w:after="0" w:line="240" w:lineRule="auto"/>
+              <w:rPr>
+                <w:rFonts w:ascii="Times New Roman" w:eastAsia="Times New Roman" w:hAnsi="Times New Roman" w:cs="Times New Roman"/>
+                <w:sz w:val="24"/>
+                <w:szCs w:val="24"/>
+                <w:lang w:eastAsia="en-IN"/>
+              </w:rPr>
+            </w:pPr>
+            <w:r>
+              <w:rPr>
+                <w:rFonts w:ascii="Times New Roman" w:eastAsia="Times New Roman" w:hAnsi="Times New Roman" w:cs="Times New Roman"/>
+                <w:b/>
+                <w:bCs/>
+                <w:sz w:val="24"/>
+                <w:szCs w:val="24"/>
+                <w:lang w:eastAsia="en-IN"/>
+              </w:rPr>
+              <w:t>SUPPORTS</w:t>
+            </w:r>
+          </w:p>
+        </w:tc>
+        <w:tc>
+          <w:tcPr>
+            <w:tcW w:w="0" w:type="auto"/>
+            <w:vAlign w:val="center"/>
+            <w:hideMark/>
+          </w:tcPr>
+          <w:p>
+            <w:pPr>
+              <w:spacing w:after="0" w:line="240" w:lineRule="auto"/>
+              <w:rPr>
+                <w:rFonts w:ascii="Times New Roman" w:eastAsia="Times New Roman" w:hAnsi="Times New Roman" w:cs="Times New Roman"/>
+                <w:sz w:val="24"/>
+                <w:szCs w:val="24"/>
+                <w:lang w:eastAsia="en-IN"/>
+              </w:rPr>
+            </w:pPr>
+            <w:r>
+              <w:rPr>
+                <w:rFonts w:ascii="Times New Roman" w:eastAsia="Times New Roman" w:hAnsi="Times New Roman" w:cs="Times New Roman"/>
+                <w:sz w:val="24"/>
+                <w:szCs w:val="24"/>
+                <w:lang w:eastAsia="en-IN"/>
+              </w:rPr>
+              <w:t>Uses the current transaction if one exists; otherwise runs without a transaction.</w:t>
+            </w:r>
+          </w:p>
+        </w:tc>
+        <w:tc>
+          <w:tcPr>
+            <w:tcW w:w="0" w:type="auto"/>
+            <w:vAlign w:val="center"/>
+            <w:hideMark/>
+          </w:tcPr>
+          <w:p>
+            <w:pPr>
+              <w:spacing w:after="0" w:line="240" w:lineRule="auto"/>
+              <w:rPr>
+                <w:rFonts w:ascii="Times New Roman" w:eastAsia="Times New Roman" w:hAnsi="Times New Roman" w:cs="Times New Roman"/>
+                <w:sz w:val="24"/>
+                <w:szCs w:val="24"/>
+                <w:lang w:eastAsia="en-IN"/>
+              </w:rPr>
+            </w:pPr>
+            <w:proofErr w:type="spellStart"/>
+            <w:proofErr w:type="gramStart"/>
+            <w:r>
+              <w:rPr>
+                <w:rFonts w:ascii="Courier New" w:eastAsia="Times New Roman" w:hAnsi="Courier New" w:cs="Courier New"/>
+                <w:sz w:val="20"/>
+                <w:szCs w:val="20"/>
+                <w:lang w:eastAsia="en-IN"/>
+              </w:rPr>
+              <w:t>getProductDetails</w:t>
+            </w:r>
+            <w:proofErr w:type="spellEnd"/>
+            <w:r>
+              <w:rPr>
+                <w:rFonts w:ascii="Courier New" w:eastAsia="Times New Roman" w:hAnsi="Courier New" w:cs="Courier New"/>
+                <w:sz w:val="20"/>
+                <w:szCs w:val="20"/>
+                <w:lang w:eastAsia="en-IN"/>
+              </w:rPr>
+              <w:t>(</w:t>
+            </w:r>
+            <w:proofErr w:type="gramEnd"/>
+            <w:r>
+              <w:rPr>
+                <w:rFonts w:ascii="Courier New" w:eastAsia="Times New Roman" w:hAnsi="Courier New" w:cs="Courier New"/>
+                <w:sz w:val="20"/>
+                <w:szCs w:val="20"/>
+                <w:lang w:eastAsia="en-IN"/>
+              </w:rPr>
+              <w:t>)</w:t>
+            </w:r>
+            <w:r>
+              <w:rPr>
+                <w:rFonts w:ascii="Times New Roman" w:eastAsia="Times New Roman" w:hAnsi="Times New Roman" w:cs="Times New Roman"/>
+                <w:sz w:val="24"/>
+                <w:szCs w:val="24"/>
+                <w:lang w:eastAsia="en-IN"/>
+              </w:rPr>
+              <w:t xml:space="preserve"> (SUPPORTS) joins the transaction when called from </w:t>
+            </w:r>
+            <w:proofErr w:type="spellStart"/>
+            <w:r>
+              <w:rPr>
+                <w:rFonts w:ascii="Courier New" w:eastAsia="Times New Roman" w:hAnsi="Courier New" w:cs="Courier New"/>
+                <w:sz w:val="20"/>
+                <w:szCs w:val="20"/>
+                <w:lang w:eastAsia="en-IN"/>
+              </w:rPr>
+              <w:t>placeOrder</w:t>
+            </w:r>
+            <w:proofErr w:type="spellEnd"/>
+            <w:r>
+              <w:rPr>
+                <w:rFonts w:ascii="Courier New" w:eastAsia="Times New Roman" w:hAnsi="Courier New" w:cs="Courier New"/>
+                <w:sz w:val="20"/>
+                <w:szCs w:val="20"/>
+                <w:lang w:eastAsia="en-IN"/>
+              </w:rPr>
+              <w:t>()</w:t>
+            </w:r>
+            <w:r>
+              <w:rPr>
+                <w:rFonts w:ascii="Times New Roman" w:eastAsia="Times New Roman" w:hAnsi="Times New Roman" w:cs="Times New Roman"/>
+                <w:sz w:val="24"/>
+                <w:szCs w:val="24"/>
+                <w:lang w:eastAsia="en-IN"/>
+              </w:rPr>
+              <w:t>, but runs without a transaction when called directly.</w:t>
+            </w:r>
+          </w:p>
+        </w:tc>
+      </w:tr>
+    </w:tbl>
+    <w:p>
+      <w:pPr>
+        <w:spacing w:beforeAutospacing="1" w:after="100" w:afterAutospacing="1" w:line="240" w:lineRule="auto"/>
+        <w:rPr>
+          <w:rFonts w:ascii="Times New Roman" w:eastAsia="Times New Roman" w:hAnsi="Times New Roman" w:cs="Times New Roman"/>
+          <w:sz w:val="24"/>
+          <w:szCs w:val="24"/>
+          <w:lang w:eastAsia="en-IN"/>
+        </w:rPr>
+      </w:pPr>
     </w:p>
     <w:p>
       <w:pPr>
@@ -29843,6 +30503,15 @@
           <w:lang w:eastAsia="en-IN"/>
         </w:rPr>
         <w:br/>
+      </w:r>
+      <w:r>
+        <w:rPr>
+          <w:rFonts w:ascii="Courier New" w:eastAsia="Times New Roman" w:hAnsi="Courier New" w:cs="Courier New"/>
+          <w:sz w:val="20"/>
+          <w:szCs w:val="20"/>
+          <w:lang w:eastAsia="en-IN"/>
+        </w:rPr>
+        <w:lastRenderedPageBreak/>
         <w:t>class Car {</w:t>
       </w:r>
       <w:r>
@@ -30306,6 +30975,7 @@
         <w:rPr>
           <w:highlight w:val="yellow"/>
         </w:rPr>
+        <w:lastRenderedPageBreak/>
         <w:t>Transitive Dependency</w:t>
       </w:r>
     </w:p>
@@ -30784,6 +31454,7 @@
           <w:szCs w:val="24"/>
           <w:lang w:eastAsia="en-IN"/>
         </w:rPr>
+        <w:lastRenderedPageBreak/>
         <w:t xml:space="preserve">Jackson </w:t>
       </w:r>
     </w:p>
@@ -31353,6 +32024,7 @@
           <w:szCs w:val="27"/>
           <w:lang w:eastAsia="en-IN"/>
         </w:rPr>
+        <w:lastRenderedPageBreak/>
         <w:t>One-Line Interview Answer</w:t>
       </w:r>
     </w:p>
@@ -31777,6 +32449,7 @@
           <w:szCs w:val="24"/>
           <w:lang w:eastAsia="en-IN"/>
         </w:rPr>
+        <w:lastRenderedPageBreak/>
         <w:t xml:space="preserve">One bean instance per HTTP request. </w:t>
       </w:r>
     </w:p>
@@ -32298,6 +32971,7 @@
           <w:szCs w:val="27"/>
           <w:lang w:eastAsia="en-IN"/>
         </w:rPr>
+        <w:lastRenderedPageBreak/>
         <w:t>Follow-up: Default Scope?</w:t>
       </w:r>
     </w:p>
@@ -32750,6 +33424,7 @@
           <w:szCs w:val="24"/>
           <w:lang w:eastAsia="en-IN"/>
         </w:rPr>
+        <w:lastRenderedPageBreak/>
         <w:t xml:space="preserve">Available only during testing. </w:t>
       </w:r>
     </w:p>
